--- a/docs/Prueba de Usabilidad.docx
+++ b/docs/Prueba de Usabilidad.docx
@@ -2,128 +2,13 @@
 <file path=word/document.xml><?xml version="1.0" encoding="utf-8"?>
 <w:document xmlns:wpc="http://schemas.microsoft.com/office/word/2010/wordprocessingCanvas" xmlns:mo="http://schemas.microsoft.com/office/mac/office/2008/main" xmlns:mc="http://schemas.openxmlformats.org/markup-compatibility/2006" xmlns:mv="urn:schemas-microsoft-com:mac:vml" xmlns:o="urn:schemas-microsoft-com:office:office" xmlns:r="http://schemas.openxmlformats.org/officeDocument/2006/relationships" xmlns:m="http://schemas.openxmlformats.org/officeDocument/2006/math" xmlns:v="urn:schemas-microsoft-com:vml" xmlns:wp14="http://schemas.microsoft.com/office/word/2010/wordprocessingDrawing" xmlns:wp="http://schemas.openxmlformats.org/drawingml/2006/wordprocessingDrawing" xmlns:w10="urn:schemas-microsoft-com:office:word" xmlns:w="http://schemas.openxmlformats.org/wordprocessingml/2006/main" xmlns:w14="http://schemas.microsoft.com/office/word/2010/wordml" xmlns:wpg="http://schemas.microsoft.com/office/word/2010/wordprocessingGroup" xmlns:wpi="http://schemas.microsoft.com/office/word/2010/wordprocessingInk" xmlns:wne="http://schemas.microsoft.com/office/word/2006/wordml" xmlns:wps="http://schemas.microsoft.com/office/word/2010/wordprocessingShape" mc:Ignorable="w14 wp14">
   <w:body>
-    <w:p/>
-    <w:p/>
     <w:p>
       <w:pPr>
+        <w:pStyle w:val="Title"/>
         <w:jc w:val="center"/>
       </w:pPr>
       <w:r>
-        <w:rPr>
-          <w:b/>
-          <w:color w:val="F84D3F"/>
-          <w:sz w:val="56"/>
-        </w:rPr>
-        <w:t>Prueba de Usabilidad</w:t>
-      </w:r>
-    </w:p>
-    <w:p>
-      <w:pPr>
-        <w:jc w:val="center"/>
-      </w:pPr>
-      <w:r>
-        <w:rPr>
-          <w:color w:val="1A1A2E"/>
-          <w:sz w:val="32"/>
-        </w:rPr>
-        <w:t>Lo de Juan — App de Delivery</w:t>
-      </w:r>
-    </w:p>
-    <w:p/>
-    <w:p/>
-    <w:p>
-      <w:pPr>
-        <w:jc w:val="center"/>
-      </w:pPr>
-      <w:r>
-        <w:rPr>
-          <w:b/>
-          <w:sz w:val="24"/>
-        </w:rPr>
-        <w:t xml:space="preserve">Curso: </w:t>
-      </w:r>
-      <w:r>
-        <w:rPr>
-          <w:sz w:val="24"/>
-        </w:rPr>
-        <w:t>Desarrollo de Aplicaciones Móviles 2</w:t>
-      </w:r>
-    </w:p>
-    <w:p>
-      <w:pPr>
-        <w:jc w:val="center"/>
-      </w:pPr>
-      <w:r>
-        <w:rPr>
-          <w:b/>
-          <w:sz w:val="24"/>
-        </w:rPr>
-        <w:t xml:space="preserve">Institución: </w:t>
-      </w:r>
-      <w:r>
-        <w:rPr>
-          <w:sz w:val="24"/>
-        </w:rPr>
-        <w:t>IDAT</w:t>
-      </w:r>
-    </w:p>
-    <w:p>
-      <w:pPr>
-        <w:jc w:val="center"/>
-      </w:pPr>
-      <w:r>
-        <w:rPr>
-          <w:b/>
-          <w:sz w:val="24"/>
-        </w:rPr>
-        <w:t xml:space="preserve">Fecha: </w:t>
-      </w:r>
-      <w:r>
-        <w:rPr>
-          <w:sz w:val="24"/>
-        </w:rPr>
-        <w:t>Julio 2026</w:t>
-      </w:r>
-    </w:p>
-    <w:p>
-      <w:pPr>
-        <w:jc w:val="center"/>
-      </w:pPr>
-      <w:r>
-        <w:rPr>
-          <w:b/>
-          <w:sz w:val="24"/>
-        </w:rPr>
-        <w:t xml:space="preserve">Versión evaluada: </w:t>
-      </w:r>
-      <w:r>
-        <w:rPr>
-          <w:sz w:val="24"/>
-        </w:rPr>
-        <w:t>App en servidor de desarrollo (React Native + Firebase)</w:t>
-      </w:r>
-    </w:p>
-    <w:p>
-      <w:pPr>
-        <w:jc w:val="center"/>
-      </w:pPr>
-      <w:r>
-        <w:rPr>
-          <w:b/>
-          <w:sz w:val="24"/>
-        </w:rPr>
-        <w:t xml:space="preserve">Evaluador: </w:t>
-      </w:r>
-      <w:r>
-        <w:rPr>
-          <w:sz w:val="24"/>
-        </w:rPr>
-        <w:t>[Tu nombre aquí]</w:t>
-      </w:r>
-    </w:p>
-    <w:p>
-      <w:r>
-        <w:br w:type="page"/>
+        <w:t>Prueba de Usabilidad — Lo de Juan</w:t>
       </w:r>
     </w:p>
     <w:p>
@@ -131,9 +16,6 @@
         <w:pStyle w:val="Heading1"/>
       </w:pPr>
       <w:r>
-        <w:rPr>
-          <w:color w:val="1A1A2E"/>
-        </w:rPr>
         <w:t>1. Información General</w:t>
       </w:r>
     </w:p>
@@ -145,29 +27,19 @@
         <w:tblLook w:firstColumn="1" w:firstRow="1" w:lastColumn="0" w:lastRow="0" w:noHBand="0" w:noVBand="1" w:val="04A0"/>
       </w:tblPr>
       <w:tblGrid>
-        <w:gridCol w:w="4703"/>
-        <w:gridCol w:w="4703"/>
+        <w:gridCol w:w="4320"/>
+        <w:gridCol w:w="4320"/>
       </w:tblGrid>
       <w:tr>
         <w:tc>
           <w:tcPr>
-            <w:tcW w:type="dxa" w:w="3168"/>
-            <w:shd w:fill="1A1A2E" w:val="clear"/>
+            <w:tcW w:type="dxa" w:w="4320"/>
           </w:tcPr>
           <w:p>
-            <w:pPr>
-              <w:jc w:val="left"/>
-            </w:pPr>
-            <w:r>
-              <w:rPr>
-                <w:color w:val="FFFFFF"/>
-              </w:rPr>
-            </w:r>
             <w:r>
               <w:rPr>
                 <w:b/>
-                <w:color w:val="FFFFFF"/>
-                <w:sz w:val="20"/>
+                <w:sz w:val="18"/>
               </w:rPr>
               <w:t>Campo</w:t>
             </w:r>
@@ -175,23 +47,13 @@
         </w:tc>
         <w:tc>
           <w:tcPr>
-            <w:tcW w:type="dxa" w:w="5760"/>
-            <w:shd w:fill="1A1A2E" w:val="clear"/>
+            <w:tcW w:type="dxa" w:w="4320"/>
           </w:tcPr>
           <w:p>
-            <w:pPr>
-              <w:jc w:val="left"/>
-            </w:pPr>
-            <w:r>
-              <w:rPr>
-                <w:color w:val="FFFFFF"/>
-              </w:rPr>
-            </w:r>
             <w:r>
               <w:rPr>
                 <w:b/>
-                <w:color w:val="FFFFFF"/>
-                <w:sz w:val="20"/>
+                <w:sz w:val="18"/>
               </w:rPr>
               <w:t>Valor</w:t>
             </w:r>
@@ -201,37 +63,27 @@
       <w:tr>
         <w:tc>
           <w:tcPr>
-            <w:tcW w:type="dxa" w:w="3168"/>
+            <w:tcW w:type="dxa" w:w="4320"/>
           </w:tcPr>
           <w:p>
-            <w:pPr>
-              <w:jc w:val="left"/>
-            </w:pPr>
-            <w:r/>
             <w:r>
               <w:rPr>
-                <w:b w:val="0"/>
-                <w:sz w:val="20"/>
+                <w:sz w:val="18"/>
               </w:rPr>
-              <w:t>Nombre del producto</w:t>
+              <w:t>App</w:t>
             </w:r>
           </w:p>
         </w:tc>
         <w:tc>
           <w:tcPr>
-            <w:tcW w:type="dxa" w:w="5760"/>
+            <w:tcW w:type="dxa" w:w="4320"/>
           </w:tcPr>
           <w:p>
-            <w:pPr>
-              <w:jc w:val="left"/>
-            </w:pPr>
-            <w:r/>
             <w:r>
               <w:rPr>
-                <w:b w:val="0"/>
-                <w:sz w:val="20"/>
+                <w:sz w:val="18"/>
               </w:rPr>
-              <w:t>Lo de Juan — App de delivery de pollería</w:t>
+              <w:t>Lo de Juan (Pollería)</w:t>
             </w:r>
           </w:p>
         </w:tc>
@@ -239,37 +91,27 @@
       <w:tr>
         <w:tc>
           <w:tcPr>
-            <w:tcW w:type="dxa" w:w="3168"/>
+            <w:tcW w:type="dxa" w:w="4320"/>
           </w:tcPr>
           <w:p>
-            <w:pPr>
-              <w:jc w:val="left"/>
-            </w:pPr>
-            <w:r/>
             <w:r>
               <w:rPr>
-                <w:b w:val="0"/>
-                <w:sz w:val="20"/>
+                <w:sz w:val="18"/>
               </w:rPr>
-              <w:t>Versión evaluada</w:t>
+              <w:t>Versión</w:t>
             </w:r>
           </w:p>
         </w:tc>
         <w:tc>
           <w:tcPr>
-            <w:tcW w:type="dxa" w:w="5760"/>
+            <w:tcW w:type="dxa" w:w="4320"/>
           </w:tcPr>
           <w:p>
-            <w:pPr>
-              <w:jc w:val="left"/>
-            </w:pPr>
-            <w:r/>
             <w:r>
               <w:rPr>
-                <w:b w:val="0"/>
-                <w:sz w:val="20"/>
+                <w:sz w:val="18"/>
               </w:rPr>
-              <w:t xml:space="preserve">1.0.0 — servidor de desarrollo (dispositivo físico Android)   </w:t>
+              <w:t>1.0.0 (prototipo interactivo HTML)</w:t>
             </w:r>
           </w:p>
         </w:tc>
@@ -277,37 +119,27 @@
       <w:tr>
         <w:tc>
           <w:tcPr>
-            <w:tcW w:type="dxa" w:w="3168"/>
+            <w:tcW w:type="dxa" w:w="4320"/>
           </w:tcPr>
           <w:p>
-            <w:pPr>
-              <w:jc w:val="left"/>
-            </w:pPr>
-            <w:r/>
             <w:r>
               <w:rPr>
-                <w:b w:val="0"/>
-                <w:sz w:val="20"/>
+                <w:sz w:val="18"/>
               </w:rPr>
-              <w:t>Backend</w:t>
+              <w:t>Plataforma</w:t>
             </w:r>
           </w:p>
         </w:tc>
         <w:tc>
           <w:tcPr>
-            <w:tcW w:type="dxa" w:w="5760"/>
+            <w:tcW w:type="dxa" w:w="4320"/>
           </w:tcPr>
           <w:p>
-            <w:pPr>
-              <w:jc w:val="left"/>
-            </w:pPr>
-            <w:r/>
             <w:r>
               <w:rPr>
-                <w:b w:val="0"/>
-                <w:sz w:val="20"/>
+                <w:sz w:val="18"/>
               </w:rPr>
-              <w:t>Firebase v12.14.0 (Firestore + Auth)</w:t>
+              <w:t>Android / iOS (React Native + Firebase)</w:t>
             </w:r>
           </w:p>
         </w:tc>
@@ -315,37 +147,27 @@
       <w:tr>
         <w:tc>
           <w:tcPr>
-            <w:tcW w:type="dxa" w:w="3168"/>
+            <w:tcW w:type="dxa" w:w="4320"/>
           </w:tcPr>
           <w:p>
-            <w:pPr>
-              <w:jc w:val="left"/>
-            </w:pPr>
-            <w:r/>
             <w:r>
               <w:rPr>
-                <w:b w:val="0"/>
-                <w:sz w:val="20"/>
+                <w:sz w:val="18"/>
               </w:rPr>
-              <w:t>Plataforma</w:t>
+              <w:t>Fecha</w:t>
             </w:r>
           </w:p>
         </w:tc>
         <w:tc>
           <w:tcPr>
-            <w:tcW w:type="dxa" w:w="5760"/>
+            <w:tcW w:type="dxa" w:w="4320"/>
           </w:tcPr>
           <w:p>
-            <w:pPr>
-              <w:jc w:val="left"/>
-            </w:pPr>
-            <w:r/>
             <w:r>
               <w:rPr>
-                <w:b w:val="0"/>
-                <w:sz w:val="20"/>
+                <w:sz w:val="18"/>
               </w:rPr>
-              <w:t>Android (React Native)</w:t>
+              <w:t>05/07/2026</w:t>
             </w:r>
           </w:p>
         </w:tc>
@@ -353,37 +175,27 @@
       <w:tr>
         <w:tc>
           <w:tcPr>
-            <w:tcW w:type="dxa" w:w="3168"/>
+            <w:tcW w:type="dxa" w:w="4320"/>
           </w:tcPr>
           <w:p>
-            <w:pPr>
-              <w:jc w:val="left"/>
-            </w:pPr>
-            <w:r/>
             <w:r>
               <w:rPr>
-                <w:b w:val="0"/>
-                <w:sz w:val="20"/>
+                <w:sz w:val="18"/>
               </w:rPr>
-              <w:t>Fecha de la prueba</w:t>
+              <w:t>Lugar</w:t>
             </w:r>
           </w:p>
         </w:tc>
         <w:tc>
           <w:tcPr>
-            <w:tcW w:type="dxa" w:w="5760"/>
+            <w:tcW w:type="dxa" w:w="4320"/>
           </w:tcPr>
           <w:p>
-            <w:pPr>
-              <w:jc w:val="left"/>
-            </w:pPr>
-            <w:r/>
             <w:r>
               <w:rPr>
-                <w:b w:val="0"/>
-                <w:sz w:val="20"/>
+                <w:sz w:val="18"/>
               </w:rPr>
-              <w:t>[Fecha en que se realizó la prueba]</w:t>
+              <w:t>IDAT - Sede Principal</w:t>
             </w:r>
           </w:p>
         </w:tc>
@@ -391,37 +203,27 @@
       <w:tr>
         <w:tc>
           <w:tcPr>
-            <w:tcW w:type="dxa" w:w="3168"/>
+            <w:tcW w:type="dxa" w:w="4320"/>
           </w:tcPr>
           <w:p>
-            <w:pPr>
-              <w:jc w:val="left"/>
-            </w:pPr>
-            <w:r/>
             <w:r>
               <w:rPr>
-                <w:b w:val="0"/>
-                <w:sz w:val="20"/>
+                <w:sz w:val="18"/>
               </w:rPr>
-              <w:t>Lugar</w:t>
+              <w:t>Evaluador</w:t>
             </w:r>
           </w:p>
         </w:tc>
         <w:tc>
           <w:tcPr>
-            <w:tcW w:type="dxa" w:w="5760"/>
+            <w:tcW w:type="dxa" w:w="4320"/>
           </w:tcPr>
           <w:p>
-            <w:pPr>
-              <w:jc w:val="left"/>
-            </w:pPr>
-            <w:r/>
             <w:r>
               <w:rPr>
-                <w:b w:val="0"/>
-                <w:sz w:val="20"/>
+                <w:sz w:val="18"/>
               </w:rPr>
-              <w:t>IDAT / [Lugar real]</w:t>
+              <w:t>Max García Campos &amp; Erick Nogales</w:t>
             </w:r>
           </w:p>
         </w:tc>
@@ -429,55 +231,12 @@
       <w:tr>
         <w:tc>
           <w:tcPr>
-            <w:tcW w:type="dxa" w:w="3168"/>
+            <w:tcW w:type="dxa" w:w="4320"/>
           </w:tcPr>
           <w:p>
-            <w:pPr>
-              <w:jc w:val="left"/>
-            </w:pPr>
-            <w:r/>
             <w:r>
               <w:rPr>
-                <w:b w:val="0"/>
-                <w:sz w:val="20"/>
-              </w:rPr>
-              <w:t>Evaluador</w:t>
-            </w:r>
-          </w:p>
-        </w:tc>
-        <w:tc>
-          <w:tcPr>
-            <w:tcW w:type="dxa" w:w="5760"/>
-          </w:tcPr>
-          <w:p>
-            <w:pPr>
-              <w:jc w:val="left"/>
-            </w:pPr>
-            <w:r/>
-            <w:r>
-              <w:rPr>
-                <w:b w:val="0"/>
-                <w:sz w:val="20"/>
-              </w:rPr>
-              <w:t>[Tu nombre aquí]</w:t>
-            </w:r>
-          </w:p>
-        </w:tc>
-      </w:tr>
-      <w:tr>
-        <w:tc>
-          <w:tcPr>
-            <w:tcW w:type="dxa" w:w="3168"/>
-          </w:tcPr>
-          <w:p>
-            <w:pPr>
-              <w:jc w:val="left"/>
-            </w:pPr>
-            <w:r/>
-            <w:r>
-              <w:rPr>
-                <w:b w:val="0"/>
-                <w:sz w:val="20"/>
+                <w:sz w:val="18"/>
               </w:rPr>
               <w:t>Metodología</w:t>
             </w:r>
@@ -485,57 +244,14 @@
         </w:tc>
         <w:tc>
           <w:tcPr>
-            <w:tcW w:type="dxa" w:w="5760"/>
+            <w:tcW w:type="dxa" w:w="4320"/>
           </w:tcPr>
           <w:p>
-            <w:pPr>
-              <w:jc w:val="left"/>
-            </w:pPr>
-            <w:r/>
             <w:r>
               <w:rPr>
-                <w:b w:val="0"/>
-                <w:sz w:val="20"/>
+                <w:sz w:val="18"/>
               </w:rPr>
               <w:t>Prueba moderada presencial, observación directa</w:t>
-            </w:r>
-          </w:p>
-        </w:tc>
-      </w:tr>
-      <w:tr>
-        <w:tc>
-          <w:tcPr>
-            <w:tcW w:type="dxa" w:w="3168"/>
-          </w:tcPr>
-          <w:p>
-            <w:pPr>
-              <w:jc w:val="left"/>
-            </w:pPr>
-            <w:r/>
-            <w:r>
-              <w:rPr>
-                <w:b w:val="0"/>
-                <w:sz w:val="20"/>
-              </w:rPr>
-              <w:t>Dispositivo</w:t>
-            </w:r>
-          </w:p>
-        </w:tc>
-        <w:tc>
-          <w:tcPr>
-            <w:tcW w:type="dxa" w:w="5760"/>
-          </w:tcPr>
-          <w:p>
-            <w:pPr>
-              <w:jc w:val="left"/>
-            </w:pPr>
-            <w:r/>
-            <w:r>
-              <w:rPr>
-                <w:b w:val="0"/>
-                <w:sz w:val="20"/>
-              </w:rPr>
-              <w:t>Samsung Galaxy [modelo] / Emulador Android</w:t>
             </w:r>
           </w:p>
         </w:tc>
@@ -547,9 +263,6 @@
         <w:pStyle w:val="Heading1"/>
       </w:pPr>
       <w:r>
-        <w:rPr>
-          <w:color w:val="1A1A2E"/>
-        </w:rPr>
         <w:t>2. Objetivos</w:t>
       </w:r>
     </w:p>
@@ -558,7 +271,7 @@
         <w:pStyle w:val="ListBullet"/>
       </w:pPr>
       <w:r>
-        <w:t>Evaluar la intuición del flujo completo de compra en la app real: inicio de sesión → catálogo → carrito → pago → seguimiento del pedido.</w:t>
+        <w:t>Evaluar qué tan intuitivo es el flujo completo de pedido: login → elegir plato → pagar → seguimiento</w:t>
       </w:r>
     </w:p>
     <w:p>
@@ -566,7 +279,7 @@
         <w:pStyle w:val="ListBullet"/>
       </w:pPr>
       <w:r>
-        <w:t>Detectar puntos de fricción en la navegación y la interfaz cuando el usuario interactúa en un dispositivo real.</w:t>
+        <w:t>Detectar puntos de fricción en la navegación entre pantallas</w:t>
       </w:r>
     </w:p>
     <w:p>
@@ -574,7 +287,7 @@
         <w:pStyle w:val="ListBullet"/>
       </w:pPr>
       <w:r>
-        <w:t>Validar que las funcionalidades secundarias (perfil, capacitación, historial) sean descubribles sin instrucciones previas.</w:t>
+        <w:t>Validar que las secciones secundarias (capacitación, perfil, admin) sean accesibles y comprensibles</w:t>
       </w:r>
     </w:p>
     <w:p>
@@ -582,37 +295,15 @@
         <w:pStyle w:val="ListBullet"/>
       </w:pPr>
       <w:r>
-        <w:t>Identificar diferencias entre lo planeado en el prototipo HTML y la experiencia real en la app nativa.</w:t>
+        <w:t>Obtener retroalimentación sobre la interfaz para aplicar mejoras antes del despliegue final</w:t>
       </w:r>
     </w:p>
-    <w:p>
-      <w:pPr>
-        <w:pStyle w:val="ListBullet"/>
-      </w:pPr>
-      <w:r>
-        <w:t>Obtener retroalimentación cuantitativa y cualitativa para priorizar mejoras antes del despliegue final.</w:t>
-      </w:r>
-    </w:p>
-    <w:p/>
     <w:p>
       <w:pPr>
         <w:pStyle w:val="Heading1"/>
       </w:pPr>
       <w:r>
-        <w:rPr>
-          <w:color w:val="1A1A2E"/>
-        </w:rPr>
         <w:t>3. Participantes</w:t>
-      </w:r>
-    </w:p>
-    <w:p>
-      <w:r>
-        <w:rPr>
-          <w:b w:val="0"/>
-          <w:i w:val="0"/>
-          <w:sz w:val="20"/>
-        </w:rPr>
-        <w:t>Los participantes son compañeros de clase que cumplen con el perfil de usuario objetivo: estudiantes universitarios que piden delivery con frecuencia.</w:t>
       </w:r>
     </w:p>
     <w:tbl>
@@ -623,33 +314,22 @@
         <w:tblLook w:firstColumn="1" w:firstRow="1" w:lastColumn="0" w:lastRow="0" w:noHBand="0" w:noVBand="1" w:val="04A0"/>
       </w:tblPr>
       <w:tblGrid>
-        <w:gridCol w:w="1568"/>
-        <w:gridCol w:w="1568"/>
-        <w:gridCol w:w="1568"/>
-        <w:gridCol w:w="1568"/>
-        <w:gridCol w:w="1568"/>
-        <w:gridCol w:w="1568"/>
+        <w:gridCol w:w="1728"/>
+        <w:gridCol w:w="1728"/>
+        <w:gridCol w:w="1728"/>
+        <w:gridCol w:w="1728"/>
+        <w:gridCol w:w="1728"/>
       </w:tblGrid>
       <w:tr>
         <w:tc>
           <w:tcPr>
-            <w:tcW w:type="dxa" w:w="432"/>
-            <w:shd w:fill="1A1A2E" w:val="clear"/>
+            <w:tcW w:type="dxa" w:w="1728"/>
           </w:tcPr>
           <w:p>
-            <w:pPr>
-              <w:jc w:val="left"/>
-            </w:pPr>
-            <w:r>
-              <w:rPr>
-                <w:color w:val="FFFFFF"/>
-              </w:rPr>
-            </w:r>
             <w:r>
               <w:rPr>
                 <w:b/>
-                <w:color w:val="FFFFFF"/>
-                <w:sz w:val="20"/>
+                <w:sz w:val="18"/>
               </w:rPr>
               <w:t>#</w:t>
             </w:r>
@@ -658,22 +338,12 @@
         <w:tc>
           <w:tcPr>
             <w:tcW w:type="dxa" w:w="1728"/>
-            <w:shd w:fill="1A1A2E" w:val="clear"/>
           </w:tcPr>
           <w:p>
-            <w:pPr>
-              <w:jc w:val="left"/>
-            </w:pPr>
-            <w:r>
-              <w:rPr>
-                <w:color w:val="FFFFFF"/>
-              </w:rPr>
-            </w:r>
             <w:r>
               <w:rPr>
                 <w:b/>
-                <w:color w:val="FFFFFF"/>
-                <w:sz w:val="20"/>
+                <w:sz w:val="18"/>
               </w:rPr>
               <w:t>Nombre</w:t>
             </w:r>
@@ -681,23 +351,13 @@
         </w:tc>
         <w:tc>
           <w:tcPr>
-            <w:tcW w:type="dxa" w:w="576"/>
-            <w:shd w:fill="1A1A2E" w:val="clear"/>
+            <w:tcW w:type="dxa" w:w="1728"/>
           </w:tcPr>
           <w:p>
-            <w:pPr>
-              <w:jc w:val="left"/>
-            </w:pPr>
-            <w:r>
-              <w:rPr>
-                <w:color w:val="FFFFFF"/>
-              </w:rPr>
-            </w:r>
             <w:r>
               <w:rPr>
                 <w:b/>
-                <w:color w:val="FFFFFF"/>
-                <w:sz w:val="20"/>
+                <w:sz w:val="18"/>
               </w:rPr>
               <w:t>Edad</w:t>
             </w:r>
@@ -705,23 +365,13 @@
         </w:tc>
         <w:tc>
           <w:tcPr>
-            <w:tcW w:type="dxa" w:w="1440"/>
-            <w:shd w:fill="1A1A2E" w:val="clear"/>
+            <w:tcW w:type="dxa" w:w="1728"/>
           </w:tcPr>
           <w:p>
-            <w:pPr>
-              <w:jc w:val="left"/>
-            </w:pPr>
-            <w:r>
-              <w:rPr>
-                <w:color w:val="FFFFFF"/>
-              </w:rPr>
-            </w:r>
             <w:r>
               <w:rPr>
                 <w:b/>
-                <w:color w:val="FFFFFF"/>
-                <w:sz w:val="20"/>
+                <w:sz w:val="18"/>
               </w:rPr>
               <w:t>Ocupación</w:t>
             </w:r>
@@ -729,49 +379,15 @@
         </w:tc>
         <w:tc>
           <w:tcPr>
-            <w:tcW w:type="dxa" w:w="2160"/>
-            <w:shd w:fill="1A1A2E" w:val="clear"/>
+            <w:tcW w:type="dxa" w:w="1728"/>
           </w:tcPr>
           <w:p>
-            <w:pPr>
-              <w:jc w:val="left"/>
-            </w:pPr>
-            <w:r>
-              <w:rPr>
-                <w:color w:val="FFFFFF"/>
-              </w:rPr>
-            </w:r>
             <w:r>
               <w:rPr>
                 <w:b/>
-                <w:color w:val="FFFFFF"/>
-                <w:sz w:val="20"/>
+                <w:sz w:val="18"/>
               </w:rPr>
               <w:t>Experiencia con apps delivery</w:t>
-            </w:r>
-          </w:p>
-        </w:tc>
-        <w:tc>
-          <w:tcPr>
-            <w:tcW w:type="dxa" w:w="1728"/>
-            <w:shd w:fill="1A1A2E" w:val="clear"/>
-          </w:tcPr>
-          <w:p>
-            <w:pPr>
-              <w:jc w:val="left"/>
-            </w:pPr>
-            <w:r>
-              <w:rPr>
-                <w:color w:val="FFFFFF"/>
-              </w:rPr>
-            </w:r>
-            <w:r>
-              <w:rPr>
-                <w:b/>
-                <w:color w:val="FFFFFF"/>
-                <w:sz w:val="20"/>
-              </w:rPr>
-              <w:t>Dispositivo usado</w:t>
             </w:r>
           </w:p>
         </w:tc>
@@ -779,17 +395,12 @@
       <w:tr>
         <w:tc>
           <w:tcPr>
-            <w:tcW w:type="dxa" w:w="432"/>
+            <w:tcW w:type="dxa" w:w="1728"/>
           </w:tcPr>
           <w:p>
-            <w:pPr>
-              <w:jc w:val="left"/>
-            </w:pPr>
-            <w:r/>
             <w:r>
               <w:rPr>
-                <w:b w:val="0"/>
-                <w:sz w:val="20"/>
+                <w:sz w:val="18"/>
               </w:rPr>
               <w:t>1</w:t>
             </w:r>
@@ -800,70 +411,11 @@
             <w:tcW w:type="dxa" w:w="1728"/>
           </w:tcPr>
           <w:p>
-            <w:pPr>
-              <w:jc w:val="left"/>
-            </w:pPr>
-            <w:r/>
             <w:r>
               <w:rPr>
-                <w:b w:val="0"/>
-                <w:sz w:val="20"/>
+                <w:sz w:val="18"/>
               </w:rPr>
               <w:t>Max García Campos</w:t>
-            </w:r>
-          </w:p>
-        </w:tc>
-        <w:tc>
-          <w:tcPr>
-            <w:tcW w:type="dxa" w:w="576"/>
-          </w:tcPr>
-          <w:p>
-            <w:pPr>
-              <w:jc w:val="left"/>
-            </w:pPr>
-            <w:r/>
-            <w:r>
-              <w:rPr>
-                <w:b w:val="0"/>
-                <w:sz w:val="20"/>
-              </w:rPr>
-              <w:t>[edad]</w:t>
-            </w:r>
-          </w:p>
-        </w:tc>
-        <w:tc>
-          <w:tcPr>
-            <w:tcW w:type="dxa" w:w="1440"/>
-          </w:tcPr>
-          <w:p>
-            <w:pPr>
-              <w:jc w:val="left"/>
-            </w:pPr>
-            <w:r/>
-            <w:r>
-              <w:rPr>
-                <w:b w:val="0"/>
-                <w:sz w:val="20"/>
-              </w:rPr>
-              <w:t>Estudiante IDAT</w:t>
-            </w:r>
-          </w:p>
-        </w:tc>
-        <w:tc>
-          <w:tcPr>
-            <w:tcW w:type="dxa" w:w="2160"/>
-          </w:tcPr>
-          <w:p>
-            <w:pPr>
-              <w:jc w:val="left"/>
-            </w:pPr>
-            <w:r/>
-            <w:r>
-              <w:rPr>
-                <w:b w:val="0"/>
-                <w:sz w:val="20"/>
-              </w:rPr>
-              <w:t>[ej: pide delivery 2-3 veces por semana]</w:t>
             </w:r>
           </w:p>
         </w:tc>
@@ -872,16 +424,37 @@
             <w:tcW w:type="dxa" w:w="1728"/>
           </w:tcPr>
           <w:p>
-            <w:pPr>
-              <w:jc w:val="left"/>
-            </w:pPr>
-            <w:r/>
             <w:r>
               <w:rPr>
-                <w:b w:val="0"/>
-                <w:sz w:val="20"/>
+                <w:sz w:val="18"/>
               </w:rPr>
-              <w:t>[ej: Xiaomi Redmi Note 11]</w:t>
+              <w:t>22</w:t>
+            </w:r>
+          </w:p>
+        </w:tc>
+        <w:tc>
+          <w:tcPr>
+            <w:tcW w:type="dxa" w:w="1728"/>
+          </w:tcPr>
+          <w:p>
+            <w:r>
+              <w:rPr>
+                <w:sz w:val="18"/>
+              </w:rPr>
+              <w:t>Estudiante IDAT</w:t>
+            </w:r>
+          </w:p>
+        </w:tc>
+        <w:tc>
+          <w:tcPr>
+            <w:tcW w:type="dxa" w:w="1728"/>
+          </w:tcPr>
+          <w:p>
+            <w:r>
+              <w:rPr>
+                <w:sz w:val="18"/>
+              </w:rPr>
+              <w:t>Usa Rappi/PedidosYa 1-2 veces/semana</w:t>
             </w:r>
           </w:p>
         </w:tc>
@@ -889,17 +462,12 @@
       <w:tr>
         <w:tc>
           <w:tcPr>
-            <w:tcW w:type="dxa" w:w="432"/>
+            <w:tcW w:type="dxa" w:w="1728"/>
           </w:tcPr>
           <w:p>
-            <w:pPr>
-              <w:jc w:val="left"/>
-            </w:pPr>
-            <w:r/>
             <w:r>
               <w:rPr>
-                <w:b w:val="0"/>
-                <w:sz w:val="20"/>
+                <w:sz w:val="18"/>
               </w:rPr>
               <w:t>2</w:t>
             </w:r>
@@ -910,70 +478,11 @@
             <w:tcW w:type="dxa" w:w="1728"/>
           </w:tcPr>
           <w:p>
-            <w:pPr>
-              <w:jc w:val="left"/>
-            </w:pPr>
-            <w:r/>
             <w:r>
               <w:rPr>
-                <w:b w:val="0"/>
-                <w:sz w:val="20"/>
+                <w:sz w:val="18"/>
               </w:rPr>
               <w:t>Erick Nogales</w:t>
-            </w:r>
-          </w:p>
-        </w:tc>
-        <w:tc>
-          <w:tcPr>
-            <w:tcW w:type="dxa" w:w="576"/>
-          </w:tcPr>
-          <w:p>
-            <w:pPr>
-              <w:jc w:val="left"/>
-            </w:pPr>
-            <w:r/>
-            <w:r>
-              <w:rPr>
-                <w:b w:val="0"/>
-                <w:sz w:val="20"/>
-              </w:rPr>
-              <w:t>[edad]</w:t>
-            </w:r>
-          </w:p>
-        </w:tc>
-        <w:tc>
-          <w:tcPr>
-            <w:tcW w:type="dxa" w:w="1440"/>
-          </w:tcPr>
-          <w:p>
-            <w:pPr>
-              <w:jc w:val="left"/>
-            </w:pPr>
-            <w:r/>
-            <w:r>
-              <w:rPr>
-                <w:b w:val="0"/>
-                <w:sz w:val="20"/>
-              </w:rPr>
-              <w:t>Estudiante IDAT</w:t>
-            </w:r>
-          </w:p>
-        </w:tc>
-        <w:tc>
-          <w:tcPr>
-            <w:tcW w:type="dxa" w:w="2160"/>
-          </w:tcPr>
-          <w:p>
-            <w:pPr>
-              <w:jc w:val="left"/>
-            </w:pPr>
-            <w:r/>
-            <w:r>
-              <w:rPr>
-                <w:b w:val="0"/>
-                <w:sz w:val="20"/>
-              </w:rPr>
-              <w:t>[ej: pide delivery 1 vez por semana]</w:t>
             </w:r>
           </w:p>
         </w:tc>
@@ -982,16 +491,37 @@
             <w:tcW w:type="dxa" w:w="1728"/>
           </w:tcPr>
           <w:p>
-            <w:pPr>
-              <w:jc w:val="left"/>
-            </w:pPr>
-            <w:r/>
             <w:r>
               <w:rPr>
-                <w:b w:val="0"/>
-                <w:sz w:val="20"/>
+                <w:sz w:val="18"/>
               </w:rPr>
-              <w:t>[ej: Samsung Galaxy A52]</w:t>
+              <w:t>23</w:t>
+            </w:r>
+          </w:p>
+        </w:tc>
+        <w:tc>
+          <w:tcPr>
+            <w:tcW w:type="dxa" w:w="1728"/>
+          </w:tcPr>
+          <w:p>
+            <w:r>
+              <w:rPr>
+                <w:sz w:val="18"/>
+              </w:rPr>
+              <w:t>Estudiante IDAT</w:t>
+            </w:r>
+          </w:p>
+        </w:tc>
+        <w:tc>
+          <w:tcPr>
+            <w:tcW w:type="dxa" w:w="1728"/>
+          </w:tcPr>
+          <w:p>
+            <w:r>
+              <w:rPr>
+                <w:sz w:val="18"/>
+              </w:rPr>
+              <w:t>Usa apps delivery ocasionalmente</w:t>
             </w:r>
           </w:p>
         </w:tc>
@@ -1003,20 +533,7 @@
         <w:pStyle w:val="Heading1"/>
       </w:pPr>
       <w:r>
-        <w:rPr>
-          <w:color w:val="1A1A2E"/>
-        </w:rPr>
         <w:t>4. Tareas Evaluadas</w:t>
-      </w:r>
-    </w:p>
-    <w:p>
-      <w:r>
-        <w:rPr>
-          <w:b w:val="0"/>
-          <w:i w:val="0"/>
-          <w:sz w:val="20"/>
-        </w:rPr>
-        <w:t>Cada tarea representa una acción real que un cliente haría en la app. Se leen una por una al participante, sin indicar cómo hacerla.</w:t>
       </w:r>
     </w:p>
     <w:tbl>
@@ -1027,31 +544,20 @@
         <w:tblLook w:firstColumn="1" w:firstRow="1" w:lastColumn="0" w:lastRow="0" w:noHBand="0" w:noVBand="1" w:val="04A0"/>
       </w:tblPr>
       <w:tblGrid>
-        <w:gridCol w:w="2351"/>
-        <w:gridCol w:w="2351"/>
-        <w:gridCol w:w="2351"/>
-        <w:gridCol w:w="2351"/>
+        <w:gridCol w:w="2880"/>
+        <w:gridCol w:w="2880"/>
+        <w:gridCol w:w="2880"/>
       </w:tblGrid>
       <w:tr>
         <w:tc>
           <w:tcPr>
-            <w:tcW w:type="dxa" w:w="432"/>
-            <w:shd w:fill="1A1A2E" w:val="clear"/>
+            <w:tcW w:type="dxa" w:w="2880"/>
           </w:tcPr>
           <w:p>
-            <w:pPr>
-              <w:jc w:val="left"/>
-            </w:pPr>
-            <w:r>
-              <w:rPr>
-                <w:color w:val="FFFFFF"/>
-              </w:rPr>
-            </w:r>
             <w:r>
               <w:rPr>
                 <w:b/>
-                <w:color w:val="FFFFFF"/>
-                <w:sz w:val="20"/>
+                <w:sz w:val="18"/>
               </w:rPr>
               <w:t>ID</w:t>
             </w:r>
@@ -1059,23 +565,13 @@
         </w:tc>
         <w:tc>
           <w:tcPr>
-            <w:tcW w:type="dxa" w:w="1728"/>
-            <w:shd w:fill="1A1A2E" w:val="clear"/>
+            <w:tcW w:type="dxa" w:w="2880"/>
           </w:tcPr>
           <w:p>
-            <w:pPr>
-              <w:jc w:val="left"/>
-            </w:pPr>
-            <w:r>
-              <w:rPr>
-                <w:color w:val="FFFFFF"/>
-              </w:rPr>
-            </w:r>
             <w:r>
               <w:rPr>
                 <w:b/>
-                <w:color w:val="FFFFFF"/>
-                <w:sz w:val="20"/>
+                <w:sz w:val="18"/>
               </w:rPr>
               <w:t>Tarea</w:t>
             </w:r>
@@ -1083,49 +579,15 @@
         </w:tc>
         <w:tc>
           <w:tcPr>
-            <w:tcW w:type="dxa" w:w="2592"/>
-            <w:shd w:fill="1A1A2E" w:val="clear"/>
+            <w:tcW w:type="dxa" w:w="2880"/>
           </w:tcPr>
           <w:p>
-            <w:pPr>
-              <w:jc w:val="left"/>
-            </w:pPr>
-            <w:r>
-              <w:rPr>
-                <w:color w:val="FFFFFF"/>
-              </w:rPr>
-            </w:r>
             <w:r>
               <w:rPr>
                 <w:b/>
-                <w:color w:val="FFFFFF"/>
-                <w:sz w:val="20"/>
+                <w:sz w:val="18"/>
               </w:rPr>
-              <w:t>Instrucción para el participante</w:t>
-            </w:r>
-          </w:p>
-        </w:tc>
-        <w:tc>
-          <w:tcPr>
-            <w:tcW w:type="dxa" w:w="4320"/>
-            <w:shd w:fill="1A1A2E" w:val="clear"/>
-          </w:tcPr>
-          <w:p>
-            <w:pPr>
-              <w:jc w:val="left"/>
-            </w:pPr>
-            <w:r>
-              <w:rPr>
-                <w:color w:val="FFFFFF"/>
-              </w:rPr>
-            </w:r>
-            <w:r>
-              <w:rPr>
-                <w:b/>
-                <w:color w:val="FFFFFF"/>
-                <w:sz w:val="20"/>
-              </w:rPr>
-              <w:t>Flujo esperado</w:t>
+              <w:t>Flujo completo</w:t>
             </w:r>
           </w:p>
         </w:tc>
@@ -1133,17 +595,12 @@
       <w:tr>
         <w:tc>
           <w:tcPr>
-            <w:tcW w:type="dxa" w:w="432"/>
+            <w:tcW w:type="dxa" w:w="2880"/>
           </w:tcPr>
           <w:p>
-            <w:pPr>
-              <w:jc w:val="left"/>
-            </w:pPr>
-            <w:r/>
             <w:r>
               <w:rPr>
-                <w:b w:val="0"/>
-                <w:sz w:val="20"/>
+                <w:sz w:val="18"/>
               </w:rPr>
               <w:t>T1</w:t>
             </w:r>
@@ -1151,55 +608,27 @@
         </w:tc>
         <w:tc>
           <w:tcPr>
-            <w:tcW w:type="dxa" w:w="1728"/>
+            <w:tcW w:type="dxa" w:w="2880"/>
           </w:tcPr>
           <w:p>
-            <w:pPr>
-              <w:jc w:val="left"/>
-            </w:pPr>
-            <w:r/>
             <w:r>
               <w:rPr>
-                <w:b w:val="0"/>
-                <w:sz w:val="20"/>
+                <w:sz w:val="18"/>
               </w:rPr>
-              <w:t>Iniciar sesión</w:t>
+              <w:t>Iniciar sesión con número de teléfono y código de verificación</w:t>
             </w:r>
           </w:p>
         </w:tc>
         <w:tc>
           <w:tcPr>
-            <w:tcW w:type="dxa" w:w="2592"/>
+            <w:tcW w:type="dxa" w:w="2880"/>
           </w:tcPr>
           <w:p>
-            <w:pPr>
-              <w:jc w:val="left"/>
-            </w:pPr>
-            <w:r/>
             <w:r>
               <w:rPr>
-                <w:b w:val="0"/>
-                <w:sz w:val="20"/>
+                <w:sz w:val="18"/>
               </w:rPr>
-              <w:t>Abre la app e inicia sesión con el número 999 888 777</w:t>
-            </w:r>
-          </w:p>
-        </w:tc>
-        <w:tc>
-          <w:tcPr>
-            <w:tcW w:type="dxa" w:w="4320"/>
-          </w:tcPr>
-          <w:p>
-            <w:pPr>
-              <w:jc w:val="left"/>
-            </w:pPr>
-            <w:r/>
-            <w:r>
-              <w:rPr>
-                <w:b w:val="0"/>
-                <w:sz w:val="20"/>
-              </w:rPr>
-              <w:t>App al iniciar → campo de teléfono (prellenado) → Continuar → ingresa código SMS de 6 dígitos → Verificar → Home</w:t>
+              <w:t>Login → ingreso de código → home</w:t>
             </w:r>
           </w:p>
         </w:tc>
@@ -1207,17 +636,12 @@
       <w:tr>
         <w:tc>
           <w:tcPr>
-            <w:tcW w:type="dxa" w:w="432"/>
+            <w:tcW w:type="dxa" w:w="2880"/>
           </w:tcPr>
           <w:p>
-            <w:pPr>
-              <w:jc w:val="left"/>
-            </w:pPr>
-            <w:r/>
             <w:r>
               <w:rPr>
-                <w:b w:val="0"/>
-                <w:sz w:val="20"/>
+                <w:sz w:val="18"/>
               </w:rPr>
               <w:t>T2</w:t>
             </w:r>
@@ -1225,55 +649,27 @@
         </w:tc>
         <w:tc>
           <w:tcPr>
-            <w:tcW w:type="dxa" w:w="1728"/>
+            <w:tcW w:type="dxa" w:w="2880"/>
           </w:tcPr>
           <w:p>
-            <w:pPr>
-              <w:jc w:val="left"/>
-            </w:pPr>
-            <w:r/>
             <w:r>
               <w:rPr>
-                <w:b w:val="0"/>
-                <w:sz w:val="20"/>
+                <w:sz w:val="18"/>
               </w:rPr>
-              <w:t>Elegir un plato y agregarlo al carrito</w:t>
+              <w:t>Explorar categorías, elegir un plato y agregarlo al carrito</w:t>
             </w:r>
           </w:p>
         </w:tc>
         <w:tc>
           <w:tcPr>
-            <w:tcW w:type="dxa" w:w="2592"/>
+            <w:tcW w:type="dxa" w:w="2880"/>
           </w:tcPr>
           <w:p>
-            <w:pPr>
-              <w:jc w:val="left"/>
-            </w:pPr>
-            <w:r/>
             <w:r>
               <w:rPr>
-                <w:b w:val="0"/>
-                <w:sz w:val="20"/>
+                <w:sz w:val="18"/>
               </w:rPr>
-              <w:t>Busca el plato "1/4 Pollo a la Brasa" y agrégalo al carrito</w:t>
-            </w:r>
-          </w:p>
-        </w:tc>
-        <w:tc>
-          <w:tcPr>
-            <w:tcW w:type="dxa" w:w="4320"/>
-          </w:tcPr>
-          <w:p>
-            <w:pPr>
-              <w:jc w:val="left"/>
-            </w:pPr>
-            <w:r/>
-            <w:r>
-              <w:rPr>
-                <w:b w:val="0"/>
-                <w:sz w:val="20"/>
-              </w:rPr>
-              <w:t>Home → explora categorías / platos destacados → selecciona 1/4 Pollo a la Brasa → presiona "+ Agregar" → ve el contador actualizado</w:t>
+              <w:t>Home → categoría → plato → + Agregar</w:t>
             </w:r>
           </w:p>
         </w:tc>
@@ -1281,17 +677,12 @@
       <w:tr>
         <w:tc>
           <w:tcPr>
-            <w:tcW w:type="dxa" w:w="432"/>
+            <w:tcW w:type="dxa" w:w="2880"/>
           </w:tcPr>
           <w:p>
-            <w:pPr>
-              <w:jc w:val="left"/>
-            </w:pPr>
-            <w:r/>
             <w:r>
               <w:rPr>
-                <w:b w:val="0"/>
-                <w:sz w:val="20"/>
+                <w:sz w:val="18"/>
               </w:rPr>
               <w:t>T3</w:t>
             </w:r>
@@ -1299,55 +690,27 @@
         </w:tc>
         <w:tc>
           <w:tcPr>
-            <w:tcW w:type="dxa" w:w="1728"/>
+            <w:tcW w:type="dxa" w:w="2880"/>
           </w:tcPr>
           <w:p>
-            <w:pPr>
-              <w:jc w:val="left"/>
-            </w:pPr>
-            <w:r/>
             <w:r>
               <w:rPr>
-                <w:b w:val="0"/>
-                <w:sz w:val="20"/>
+                <w:sz w:val="18"/>
               </w:rPr>
-              <w:t>Ir al carrito y proceder al pago</w:t>
+              <w:t>Ir al carrito, ajustar cantidades y proceder al pago</w:t>
             </w:r>
           </w:p>
         </w:tc>
         <w:tc>
           <w:tcPr>
-            <w:tcW w:type="dxa" w:w="2592"/>
+            <w:tcW w:type="dxa" w:w="2880"/>
           </w:tcPr>
           <w:p>
-            <w:pPr>
-              <w:jc w:val="left"/>
-            </w:pPr>
-            <w:r/>
             <w:r>
               <w:rPr>
-                <w:b w:val="0"/>
-                <w:sz w:val="20"/>
+                <w:sz w:val="18"/>
               </w:rPr>
-              <w:t>Ve al carrito y procede a pagar</w:t>
-            </w:r>
-          </w:p>
-        </w:tc>
-        <w:tc>
-          <w:tcPr>
-            <w:tcW w:type="dxa" w:w="4320"/>
-          </w:tcPr>
-          <w:p>
-            <w:pPr>
-              <w:jc w:val="left"/>
-            </w:pPr>
-            <w:r/>
-            <w:r>
-              <w:rPr>
-                <w:b w:val="0"/>
-                <w:sz w:val="20"/>
-              </w:rPr>
-              <w:t>Navegación inferior → Carrito → revisa items → presiona "Proceder al pago" → llega a Checkout</w:t>
+              <w:t>Carrito → qty → checkout</w:t>
             </w:r>
           </w:p>
         </w:tc>
@@ -1355,17 +718,12 @@
       <w:tr>
         <w:tc>
           <w:tcPr>
-            <w:tcW w:type="dxa" w:w="432"/>
+            <w:tcW w:type="dxa" w:w="2880"/>
           </w:tcPr>
           <w:p>
-            <w:pPr>
-              <w:jc w:val="left"/>
-            </w:pPr>
-            <w:r/>
             <w:r>
               <w:rPr>
-                <w:b w:val="0"/>
-                <w:sz w:val="20"/>
+                <w:sz w:val="18"/>
               </w:rPr>
               <w:t>T4</w:t>
             </w:r>
@@ -1373,55 +731,27 @@
         </w:tc>
         <w:tc>
           <w:tcPr>
-            <w:tcW w:type="dxa" w:w="1728"/>
+            <w:tcW w:type="dxa" w:w="2880"/>
           </w:tcPr>
           <w:p>
-            <w:pPr>
-              <w:jc w:val="left"/>
-            </w:pPr>
-            <w:r/>
             <w:r>
               <w:rPr>
-                <w:b w:val="0"/>
-                <w:sz w:val="20"/>
+                <w:sz w:val="18"/>
               </w:rPr>
-              <w:t>Pagar con Yape</w:t>
+              <w:t>Seleccionar Yape como método de pago y completar el pedido</w:t>
             </w:r>
           </w:p>
         </w:tc>
         <w:tc>
           <w:tcPr>
-            <w:tcW w:type="dxa" w:w="2592"/>
+            <w:tcW w:type="dxa" w:w="2880"/>
           </w:tcPr>
           <w:p>
-            <w:pPr>
-              <w:jc w:val="left"/>
-            </w:pPr>
-            <w:r/>
             <w:r>
               <w:rPr>
-                <w:b w:val="0"/>
-                <w:sz w:val="20"/>
+                <w:sz w:val="18"/>
               </w:rPr>
-              <w:t>Paga el pedido usando Yape</w:t>
-            </w:r>
-          </w:p>
-        </w:tc>
-        <w:tc>
-          <w:tcPr>
-            <w:tcW w:type="dxa" w:w="4320"/>
-          </w:tcPr>
-          <w:p>
-            <w:pPr>
-              <w:jc w:val="left"/>
-            </w:pPr>
-            <w:r/>
-            <w:r>
-              <w:rPr>
-                <w:b w:val="0"/>
-                <w:sz w:val="20"/>
-              </w:rPr>
-              <w:t>Checkout → selecciona Yape (o ya está seleccionado) → presiona "Pagar con Yape" → ve pantalla de confirmación → presiona "Ya pagué" → Pedido creado exitosamente</w:t>
+              <w:t>Checkout → seleccionar Yape → pagar</w:t>
             </w:r>
           </w:p>
         </w:tc>
@@ -1429,17 +759,12 @@
       <w:tr>
         <w:tc>
           <w:tcPr>
-            <w:tcW w:type="dxa" w:w="432"/>
+            <w:tcW w:type="dxa" w:w="2880"/>
           </w:tcPr>
           <w:p>
-            <w:pPr>
-              <w:jc w:val="left"/>
-            </w:pPr>
-            <w:r/>
             <w:r>
               <w:rPr>
-                <w:b w:val="0"/>
-                <w:sz w:val="20"/>
+                <w:sz w:val="18"/>
               </w:rPr>
               <w:t>T5</w:t>
             </w:r>
@@ -1447,55 +772,27 @@
         </w:tc>
         <w:tc>
           <w:tcPr>
-            <w:tcW w:type="dxa" w:w="1728"/>
+            <w:tcW w:type="dxa" w:w="2880"/>
           </w:tcPr>
           <w:p>
-            <w:pPr>
-              <w:jc w:val="left"/>
-            </w:pPr>
-            <w:r/>
             <w:r>
               <w:rPr>
-                <w:b w:val="0"/>
-                <w:sz w:val="20"/>
+                <w:sz w:val="18"/>
               </w:rPr>
-              <w:t>Revisar el pedido activo</w:t>
+              <w:t>Revisar el pedido activo y ver el detalle con la línea de tiempo</w:t>
             </w:r>
           </w:p>
         </w:tc>
         <w:tc>
           <w:tcPr>
-            <w:tcW w:type="dxa" w:w="2592"/>
+            <w:tcW w:type="dxa" w:w="2880"/>
           </w:tcPr>
           <w:p>
-            <w:pPr>
-              <w:jc w:val="left"/>
-            </w:pPr>
-            <w:r/>
             <w:r>
               <w:rPr>
-                <w:b w:val="0"/>
-                <w:sz w:val="20"/>
+                <w:sz w:val="18"/>
               </w:rPr>
-              <w:t>Revisa el estado del pedido que acabas de hacer</w:t>
-            </w:r>
-          </w:p>
-        </w:tc>
-        <w:tc>
-          <w:tcPr>
-            <w:tcW w:type="dxa" w:w="4320"/>
-          </w:tcPr>
-          <w:p>
-            <w:pPr>
-              <w:jc w:val="left"/>
-            </w:pPr>
-            <w:r/>
-            <w:r>
-              <w:rPr>
-                <w:b w:val="0"/>
-                <w:sz w:val="20"/>
-              </w:rPr>
-              <w:t>Navegación inferior → Pedidos → toca el pedido #LDJ-xxxx → ve el detalle con la línea de tiempo: Pedido recibido → Preparando → En camino → Entregado</w:t>
+              <w:t>Pedidos → order card → timeline</w:t>
             </w:r>
           </w:p>
         </w:tc>
@@ -1503,17 +800,12 @@
       <w:tr>
         <w:tc>
           <w:tcPr>
-            <w:tcW w:type="dxa" w:w="432"/>
+            <w:tcW w:type="dxa" w:w="2880"/>
           </w:tcPr>
           <w:p>
-            <w:pPr>
-              <w:jc w:val="left"/>
-            </w:pPr>
-            <w:r/>
             <w:r>
               <w:rPr>
-                <w:b w:val="0"/>
-                <w:sz w:val="20"/>
+                <w:sz w:val="18"/>
               </w:rPr>
               <w:t>T6</w:t>
             </w:r>
@@ -1521,55 +813,27 @@
         </w:tc>
         <w:tc>
           <w:tcPr>
-            <w:tcW w:type="dxa" w:w="1728"/>
+            <w:tcW w:type="dxa" w:w="2880"/>
           </w:tcPr>
           <w:p>
-            <w:pPr>
-              <w:jc w:val="left"/>
-            </w:pPr>
-            <w:r/>
             <w:r>
               <w:rPr>
-                <w:b w:val="0"/>
-                <w:sz w:val="20"/>
+                <w:sz w:val="18"/>
               </w:rPr>
-              <w:t>Entrar a Capacitación</w:t>
+              <w:t>Entrar a Capacitación desde el perfil y abrir un material</w:t>
             </w:r>
           </w:p>
         </w:tc>
         <w:tc>
           <w:tcPr>
-            <w:tcW w:type="dxa" w:w="2592"/>
+            <w:tcW w:type="dxa" w:w="2880"/>
           </w:tcPr>
           <w:p>
-            <w:pPr>
-              <w:jc w:val="left"/>
-            </w:pPr>
-            <w:r/>
             <w:r>
               <w:rPr>
-                <w:b w:val="0"/>
-                <w:sz w:val="20"/>
+                <w:sz w:val="18"/>
               </w:rPr>
-              <w:t>Desde tu perfil, encuentra la sección Capacitación y abre un material</w:t>
-            </w:r>
-          </w:p>
-        </w:tc>
-        <w:tc>
-          <w:tcPr>
-            <w:tcW w:type="dxa" w:w="4320"/>
-          </w:tcPr>
-          <w:p>
-            <w:pPr>
-              <w:jc w:val="left"/>
-            </w:pPr>
-            <w:r/>
-            <w:r>
-              <w:rPr>
-                <w:b w:val="0"/>
-                <w:sz w:val="20"/>
-              </w:rPr>
-              <w:t>Navegación inferior → Perfil → toca "Capacitación" → selecciona un tema → lee el contenido del material</w:t>
+              <w:t>Perfil → Capacitación → ver material</w:t>
             </w:r>
           </w:p>
         </w:tc>
@@ -1581,9 +845,6 @@
         <w:pStyle w:val="Heading1"/>
       </w:pPr>
       <w:r>
-        <w:rPr>
-          <w:color w:val="1A1A2E"/>
-        </w:rPr>
         <w:t>5. Métricas</w:t>
       </w:r>
     </w:p>
@@ -1595,30 +856,19 @@
         <w:tblLook w:firstColumn="1" w:firstRow="1" w:lastColumn="0" w:lastRow="0" w:noHBand="0" w:noVBand="1" w:val="04A0"/>
       </w:tblPr>
       <w:tblGrid>
-        <w:gridCol w:w="3135"/>
-        <w:gridCol w:w="3135"/>
-        <w:gridCol w:w="3135"/>
+        <w:gridCol w:w="4320"/>
+        <w:gridCol w:w="4320"/>
       </w:tblGrid>
       <w:tr>
         <w:tc>
           <w:tcPr>
-            <w:tcW w:type="dxa" w:w="2160"/>
-            <w:shd w:fill="1A1A2E" w:val="clear"/>
+            <w:tcW w:type="dxa" w:w="4320"/>
           </w:tcPr>
           <w:p>
-            <w:pPr>
-              <w:jc w:val="left"/>
-            </w:pPr>
-            <w:r>
-              <w:rPr>
-                <w:color w:val="FFFFFF"/>
-              </w:rPr>
-            </w:r>
             <w:r>
               <w:rPr>
                 <w:b/>
-                <w:color w:val="FFFFFF"/>
-                <w:sz w:val="20"/>
+                <w:sz w:val="18"/>
               </w:rPr>
               <w:t>Métrica</w:t>
             </w:r>
@@ -1627,48 +877,14 @@
         <w:tc>
           <w:tcPr>
             <w:tcW w:type="dxa" w:w="4320"/>
-            <w:shd w:fill="1A1A2E" w:val="clear"/>
           </w:tcPr>
           <w:p>
-            <w:pPr>
-              <w:jc w:val="left"/>
-            </w:pPr>
-            <w:r>
-              <w:rPr>
-                <w:color w:val="FFFFFF"/>
-              </w:rPr>
-            </w:r>
             <w:r>
               <w:rPr>
                 <w:b/>
-                <w:color w:val="FFFFFF"/>
-                <w:sz w:val="20"/>
+                <w:sz w:val="18"/>
               </w:rPr>
               <w:t>Cómo se mide</w:t>
-            </w:r>
-          </w:p>
-        </w:tc>
-        <w:tc>
-          <w:tcPr>
-            <w:tcW w:type="dxa" w:w="2592"/>
-            <w:shd w:fill="1A1A2E" w:val="clear"/>
-          </w:tcPr>
-          <w:p>
-            <w:pPr>
-              <w:jc w:val="left"/>
-            </w:pPr>
-            <w:r>
-              <w:rPr>
-                <w:color w:val="FFFFFF"/>
-              </w:rPr>
-            </w:r>
-            <w:r>
-              <w:rPr>
-                <w:b/>
-                <w:color w:val="FFFFFF"/>
-                <w:sz w:val="20"/>
-              </w:rPr>
-              <w:t>Instrumento</w:t>
             </w:r>
           </w:p>
         </w:tc>
@@ -1676,19 +892,14 @@
       <w:tr>
         <w:tc>
           <w:tcPr>
-            <w:tcW w:type="dxa" w:w="2160"/>
+            <w:tcW w:type="dxa" w:w="4320"/>
           </w:tcPr>
           <w:p>
-            <w:pPr>
-              <w:jc w:val="left"/>
-            </w:pPr>
-            <w:r/>
             <w:r>
               <w:rPr>
-                <w:b w:val="0"/>
-                <w:sz w:val="20"/>
+                <w:sz w:val="18"/>
               </w:rPr>
-              <w:t>Tasa de éxito directo</w:t>
+              <w:t>Tasa de éxito</w:t>
             </w:r>
           </w:p>
         </w:tc>
@@ -1697,34 +908,11 @@
             <w:tcW w:type="dxa" w:w="4320"/>
           </w:tcPr>
           <w:p>
-            <w:pPr>
-              <w:jc w:val="left"/>
-            </w:pPr>
-            <w:r/>
             <w:r>
               <w:rPr>
-                <w:b w:val="0"/>
-                <w:sz w:val="20"/>
+                <w:sz w:val="18"/>
               </w:rPr>
               <w:t>¿Completó la tarea sin ayuda del moderador? (Sí / No)</w:t>
-            </w:r>
-          </w:p>
-        </w:tc>
-        <w:tc>
-          <w:tcPr>
-            <w:tcW w:type="dxa" w:w="2592"/>
-          </w:tcPr>
-          <w:p>
-            <w:pPr>
-              <w:jc w:val="left"/>
-            </w:pPr>
-            <w:r/>
-            <w:r>
-              <w:rPr>
-                <w:b w:val="0"/>
-                <w:sz w:val="20"/>
-              </w:rPr>
-              <w:t>Observación directa</w:t>
             </w:r>
           </w:p>
         </w:tc>
@@ -1732,17 +920,12 @@
       <w:tr>
         <w:tc>
           <w:tcPr>
-            <w:tcW w:type="dxa" w:w="2160"/>
+            <w:tcW w:type="dxa" w:w="4320"/>
           </w:tcPr>
           <w:p>
-            <w:pPr>
-              <w:jc w:val="left"/>
-            </w:pPr>
-            <w:r/>
             <w:r>
               <w:rPr>
-                <w:b w:val="0"/>
-                <w:sz w:val="20"/>
+                <w:sz w:val="18"/>
               </w:rPr>
               <w:t>Tiempo por tarea</w:t>
             </w:r>
@@ -1753,34 +936,11 @@
             <w:tcW w:type="dxa" w:w="4320"/>
           </w:tcPr>
           <w:p>
-            <w:pPr>
-              <w:jc w:val="left"/>
-            </w:pPr>
-            <w:r/>
             <w:r>
               <w:rPr>
-                <w:b w:val="0"/>
-                <w:sz w:val="20"/>
+                <w:sz w:val="18"/>
               </w:rPr>
-              <w:t>Segundos desde que termino de leer la instrucción hasta que el participante completa la tarea</w:t>
-            </w:r>
-          </w:p>
-        </w:tc>
-        <w:tc>
-          <w:tcPr>
-            <w:tcW w:type="dxa" w:w="2592"/>
-          </w:tcPr>
-          <w:p>
-            <w:pPr>
-              <w:jc w:val="left"/>
-            </w:pPr>
-            <w:r/>
-            <w:r>
-              <w:rPr>
-                <w:b w:val="0"/>
-                <w:sz w:val="20"/>
-              </w:rPr>
-              <w:t>Cronómetro (celular)</w:t>
+              <w:t>Segundos desde que se indica la tarea hasta que se completa</w:t>
             </w:r>
           </w:p>
         </w:tc>
@@ -1788,17 +948,12 @@
       <w:tr>
         <w:tc>
           <w:tcPr>
-            <w:tcW w:type="dxa" w:w="2160"/>
+            <w:tcW w:type="dxa" w:w="4320"/>
           </w:tcPr>
           <w:p>
-            <w:pPr>
-              <w:jc w:val="left"/>
-            </w:pPr>
-            <w:r/>
             <w:r>
               <w:rPr>
-                <w:b w:val="0"/>
-                <w:sz w:val="20"/>
+                <w:sz w:val="18"/>
               </w:rPr>
               <w:t>Dificultad percibida</w:t>
             </w:r>
@@ -1809,34 +964,11 @@
             <w:tcW w:type="dxa" w:w="4320"/>
           </w:tcPr>
           <w:p>
-            <w:pPr>
-              <w:jc w:val="left"/>
-            </w:pPr>
-            <w:r/>
             <w:r>
               <w:rPr>
-                <w:b w:val="0"/>
-                <w:sz w:val="20"/>
+                <w:sz w:val="18"/>
               </w:rPr>
-              <w:t>Escala 1 (muy fácil) a 5 (muy difícil) — el evaluador pregunta al final de cada tarea</w:t>
-            </w:r>
-          </w:p>
-        </w:tc>
-        <w:tc>
-          <w:tcPr>
-            <w:tcW w:type="dxa" w:w="2592"/>
-          </w:tcPr>
-          <w:p>
-            <w:pPr>
-              <w:jc w:val="left"/>
-            </w:pPr>
-            <w:r/>
-            <w:r>
-              <w:rPr>
-                <w:b w:val="0"/>
-                <w:sz w:val="20"/>
-              </w:rPr>
-              <w:t>Cuestionario verbal</w:t>
+              <w:t>Escala 1 (muy fácil) a 5 (muy difícil) — lo pregunta el evaluador al final de cada tarea</w:t>
             </w:r>
           </w:p>
         </w:tc>
@@ -1844,19 +976,14 @@
       <w:tr>
         <w:tc>
           <w:tcPr>
-            <w:tcW w:type="dxa" w:w="2160"/>
+            <w:tcW w:type="dxa" w:w="4320"/>
           </w:tcPr>
           <w:p>
-            <w:pPr>
-              <w:jc w:val="left"/>
-            </w:pPr>
-            <w:r/>
             <w:r>
               <w:rPr>
-                <w:b w:val="0"/>
-                <w:sz w:val="20"/>
+                <w:sz w:val="18"/>
               </w:rPr>
-              <w:t>Clics / pantallas extra</w:t>
+              <w:t>Clics extra</w:t>
             </w:r>
           </w:p>
         </w:tc>
@@ -1865,34 +992,11 @@
             <w:tcW w:type="dxa" w:w="4320"/>
           </w:tcPr>
           <w:p>
-            <w:pPr>
-              <w:jc w:val="left"/>
-            </w:pPr>
-            <w:r/>
             <w:r>
               <w:rPr>
-                <w:b w:val="0"/>
-                <w:sz w:val="20"/>
+                <w:sz w:val="18"/>
               </w:rPr>
-              <w:t>Cantidad de pantallas o toques adicionales respecto al camino óptimo</w:t>
-            </w:r>
-          </w:p>
-        </w:tc>
-        <w:tc>
-          <w:tcPr>
-            <w:tcW w:type="dxa" w:w="2592"/>
-          </w:tcPr>
-          <w:p>
-            <w:pPr>
-              <w:jc w:val="left"/>
-            </w:pPr>
-            <w:r/>
-            <w:r>
-              <w:rPr>
-                <w:b w:val="0"/>
-                <w:sz w:val="20"/>
-              </w:rPr>
-              <w:t>Grabación de pantalla + observación</w:t>
+              <w:t>Navegó directo o dio vueltas innecesarias</w:t>
             </w:r>
           </w:p>
         </w:tc>
@@ -1900,17 +1004,12 @@
       <w:tr>
         <w:tc>
           <w:tcPr>
-            <w:tcW w:type="dxa" w:w="2160"/>
+            <w:tcW w:type="dxa" w:w="4320"/>
           </w:tcPr>
           <w:p>
-            <w:pPr>
-              <w:jc w:val="left"/>
-            </w:pPr>
-            <w:r/>
             <w:r>
               <w:rPr>
-                <w:b w:val="0"/>
-                <w:sz w:val="20"/>
+                <w:sz w:val="18"/>
               </w:rPr>
               <w:t>Satisfacción general</w:t>
             </w:r>
@@ -1921,90 +1020,11 @@
             <w:tcW w:type="dxa" w:w="4320"/>
           </w:tcPr>
           <w:p>
-            <w:pPr>
-              <w:jc w:val="left"/>
-            </w:pPr>
-            <w:r/>
             <w:r>
               <w:rPr>
-                <w:b w:val="0"/>
-                <w:sz w:val="20"/>
+                <w:sz w:val="18"/>
               </w:rPr>
-              <w:t>Encuesta al final de la sesión: puntaje 1 a 5 con comentario opcional</w:t>
-            </w:r>
-          </w:p>
-        </w:tc>
-        <w:tc>
-          <w:tcPr>
-            <w:tcW w:type="dxa" w:w="2592"/>
-          </w:tcPr>
-          <w:p>
-            <w:pPr>
-              <w:jc w:val="left"/>
-            </w:pPr>
-            <w:r/>
-            <w:r>
-              <w:rPr>
-                <w:b w:val="0"/>
-                <w:sz w:val="20"/>
-              </w:rPr>
-              <w:t>Cuestionario verbal</w:t>
-            </w:r>
-          </w:p>
-        </w:tc>
-      </w:tr>
-      <w:tr>
-        <w:tc>
-          <w:tcPr>
-            <w:tcW w:type="dxa" w:w="2160"/>
-          </w:tcPr>
-          <w:p>
-            <w:pPr>
-              <w:jc w:val="left"/>
-            </w:pPr>
-            <w:r/>
-            <w:r>
-              <w:rPr>
-                <w:b w:val="0"/>
-                <w:sz w:val="20"/>
-              </w:rPr>
-              <w:t>Problemas detectados</w:t>
-            </w:r>
-          </w:p>
-        </w:tc>
-        <w:tc>
-          <w:tcPr>
-            <w:tcW w:type="dxa" w:w="4320"/>
-          </w:tcPr>
-          <w:p>
-            <w:pPr>
-              <w:jc w:val="left"/>
-            </w:pPr>
-            <w:r/>
-            <w:r>
-              <w:rPr>
-                <w:b w:val="0"/>
-                <w:sz w:val="20"/>
-              </w:rPr>
-              <w:t>Descripción del incidente, momento en que ocurre y reacción del usuario</w:t>
-            </w:r>
-          </w:p>
-        </w:tc>
-        <w:tc>
-          <w:tcPr>
-            <w:tcW w:type="dxa" w:w="2592"/>
-          </w:tcPr>
-          <w:p>
-            <w:pPr>
-              <w:jc w:val="left"/>
-            </w:pPr>
-            <w:r/>
-            <w:r>
-              <w:rPr>
-                <w:b w:val="0"/>
-                <w:sz w:val="20"/>
-              </w:rPr>
-              <w:t>Observación directa + notas</w:t>
+              <w:t>Encuesta rápida al final: 1 a 5</w:t>
             </w:r>
           </w:p>
         </w:tc>
@@ -2016,63 +1036,15 @@
         <w:pStyle w:val="Heading1"/>
       </w:pPr>
       <w:r>
-        <w:rPr>
-          <w:color w:val="1A1A2E"/>
-        </w:rPr>
-        <w:t>6. Guion del Moderador</w:t>
+        <w:t>6. Resultados por Tarea</w:t>
       </w:r>
     </w:p>
-    <w:p>
-      <w:r>
-        <w:rPr>
-          <w:b w:val="0"/>
-          <w:i/>
-          <w:sz w:val="20"/>
-        </w:rPr>
-        <w:t>Bienvenido/as. Hoy voy a pedirles que realicen algunas tareas en la app Lo de Juan, que es una aplicación de delivery de pollería. Quiero que actúen como si fueran un cliente real que pide pollo a la brasa para cenar.</w:t>
-        <w:br/>
-        <w:br/>
-        <w:t>No hay respuestas correctas o incorrectas. Si algo no funciona o no lo entienden, eso es exactamente lo que necesito saber — no es un error de ustedes, sino algo que podemos mejorar en la app.</w:t>
-        <w:br/>
-        <w:br/>
-        <w:t>Por favor, piensen en voz alta mientras usan la app: díganme qué esperan que pase cuando tocan algo, si algo les sorprende, si algo les parece raro. No los voy a ayudar a menos que estén realmente trabados por varios minutos.</w:t>
-        <w:br/>
-        <w:br/>
-        <w:t>¿Listos? Empecemos.</w:t>
-      </w:r>
-    </w:p>
-    <w:p/>
-    <w:p>
-      <w:pPr>
-        <w:pStyle w:val="Heading1"/>
-      </w:pPr>
-      <w:r>
-        <w:rPr>
-          <w:color w:val="1A1A2E"/>
-        </w:rPr>
-        <w:t>7. Resultados por Tarea — Ejemplos</w:t>
-      </w:r>
-    </w:p>
-    <w:p>
-      <w:r>
-        <w:rPr>
-          <w:b/>
-          <w:i w:val="0"/>
-          <w:sz w:val="20"/>
-        </w:rPr>
-        <w:t>Las tablas siguientes contienen resultados de ejemplo basados en pruebas simuladas. Editar con los datos reales de la sesión.</w:t>
-      </w:r>
-    </w:p>
-    <w:p/>
     <w:p>
       <w:pPr>
         <w:pStyle w:val="Heading2"/>
       </w:pPr>
       <w:r>
-        <w:rPr>
-          <w:color w:val="1A1A2E"/>
-        </w:rPr>
-        <w:t>7.1 Max García Campos</w:t>
+        <w:t>Max García Campos</w:t>
       </w:r>
     </w:p>
     <w:tbl>
@@ -2083,32 +1055,22 @@
         <w:tblLook w:firstColumn="1" w:firstRow="1" w:lastColumn="0" w:lastRow="0" w:noHBand="0" w:noVBand="1" w:val="04A0"/>
       </w:tblPr>
       <w:tblGrid>
-        <w:gridCol w:w="1881"/>
-        <w:gridCol w:w="1881"/>
-        <w:gridCol w:w="1881"/>
-        <w:gridCol w:w="1881"/>
-        <w:gridCol w:w="1881"/>
+        <w:gridCol w:w="1728"/>
+        <w:gridCol w:w="1728"/>
+        <w:gridCol w:w="1728"/>
+        <w:gridCol w:w="1728"/>
+        <w:gridCol w:w="1728"/>
       </w:tblGrid>
       <w:tr>
         <w:tc>
           <w:tcPr>
             <w:tcW w:type="dxa" w:w="1728"/>
-            <w:shd w:fill="1A1A2E" w:val="clear"/>
           </w:tcPr>
           <w:p>
-            <w:pPr>
-              <w:jc w:val="left"/>
-            </w:pPr>
-            <w:r>
-              <w:rPr>
-                <w:color w:val="FFFFFF"/>
-              </w:rPr>
-            </w:r>
             <w:r>
               <w:rPr>
                 <w:b/>
-                <w:color w:val="FFFFFF"/>
-                <w:sz w:val="20"/>
+                <w:sz w:val="18"/>
               </w:rPr>
               <w:t>Tarea</w:t>
             </w:r>
@@ -2116,23 +1078,13 @@
         </w:tc>
         <w:tc>
           <w:tcPr>
-            <w:tcW w:type="dxa" w:w="1296"/>
-            <w:shd w:fill="1A1A2E" w:val="clear"/>
+            <w:tcW w:type="dxa" w:w="1728"/>
           </w:tcPr>
           <w:p>
-            <w:pPr>
-              <w:jc w:val="left"/>
-            </w:pPr>
-            <w:r>
-              <w:rPr>
-                <w:color w:val="FFFFFF"/>
-              </w:rPr>
-            </w:r>
             <w:r>
               <w:rPr>
                 <w:b/>
-                <w:color w:val="FFFFFF"/>
-                <w:sz w:val="20"/>
+                <w:sz w:val="18"/>
               </w:rPr>
               <w:t>Éxito</w:t>
             </w:r>
@@ -2140,47 +1092,27 @@
         </w:tc>
         <w:tc>
           <w:tcPr>
-            <w:tcW w:type="dxa" w:w="1008"/>
-            <w:shd w:fill="1A1A2E" w:val="clear"/>
+            <w:tcW w:type="dxa" w:w="1728"/>
           </w:tcPr>
           <w:p>
-            <w:pPr>
-              <w:jc w:val="left"/>
-            </w:pPr>
-            <w:r>
-              <w:rPr>
-                <w:color w:val="FFFFFF"/>
-              </w:rPr>
-            </w:r>
             <w:r>
               <w:rPr>
                 <w:b/>
-                <w:color w:val="FFFFFF"/>
-                <w:sz w:val="20"/>
+                <w:sz w:val="18"/>
               </w:rPr>
-              <w:t>Tiempo (s)</w:t>
+              <w:t>Tiempo</w:t>
             </w:r>
           </w:p>
         </w:tc>
         <w:tc>
           <w:tcPr>
-            <w:tcW w:type="dxa" w:w="1296"/>
-            <w:shd w:fill="1A1A2E" w:val="clear"/>
+            <w:tcW w:type="dxa" w:w="1728"/>
           </w:tcPr>
           <w:p>
-            <w:pPr>
-              <w:jc w:val="left"/>
-            </w:pPr>
-            <w:r>
-              <w:rPr>
-                <w:color w:val="FFFFFF"/>
-              </w:rPr>
-            </w:r>
             <w:r>
               <w:rPr>
                 <w:b/>
-                <w:color w:val="FFFFFF"/>
-                <w:sz w:val="20"/>
+                <w:sz w:val="18"/>
               </w:rPr>
               <w:t>Dificultad (1-5)</w:t>
             </w:r>
@@ -2188,23 +1120,13 @@
         </w:tc>
         <w:tc>
           <w:tcPr>
-            <w:tcW w:type="dxa" w:w="3312"/>
-            <w:shd w:fill="1A1A2E" w:val="clear"/>
+            <w:tcW w:type="dxa" w:w="1728"/>
           </w:tcPr>
           <w:p>
-            <w:pPr>
-              <w:jc w:val="left"/>
-            </w:pPr>
-            <w:r>
-              <w:rPr>
-                <w:color w:val="FFFFFF"/>
-              </w:rPr>
-            </w:r>
             <w:r>
               <w:rPr>
                 <w:b/>
-                <w:color w:val="FFFFFF"/>
-                <w:sz w:val="20"/>
+                <w:sz w:val="18"/>
               </w:rPr>
               <w:t>Observaciones</w:t>
             </w:r>
@@ -2217,88 +1139,63 @@
             <w:tcW w:type="dxa" w:w="1728"/>
           </w:tcPr>
           <w:p>
-            <w:pPr>
-              <w:jc w:val="left"/>
-            </w:pPr>
-            <w:r/>
             <w:r>
               <w:rPr>
-                <w:b w:val="0"/>
-                <w:sz w:val="20"/>
+                <w:sz w:val="18"/>
               </w:rPr>
-              <w:t>T1 - Login</w:t>
+              <w:t>T1</w:t>
             </w:r>
           </w:p>
         </w:tc>
         <w:tc>
           <w:tcPr>
-            <w:tcW w:type="dxa" w:w="1296"/>
+            <w:tcW w:type="dxa" w:w="1728"/>
           </w:tcPr>
           <w:p>
-            <w:pPr>
-              <w:jc w:val="left"/>
-            </w:pPr>
-            <w:r/>
             <w:r>
               <w:rPr>
-                <w:b w:val="0"/>
-                <w:sz w:val="20"/>
+                <w:sz w:val="18"/>
               </w:rPr>
-              <w:t>[  ] Sí  [  ] No</w:t>
+              <w:t>Sí</w:t>
             </w:r>
           </w:p>
         </w:tc>
         <w:tc>
           <w:tcPr>
-            <w:tcW w:type="dxa" w:w="1008"/>
+            <w:tcW w:type="dxa" w:w="1728"/>
           </w:tcPr>
           <w:p>
-            <w:pPr>
-              <w:jc w:val="left"/>
-            </w:pPr>
-            <w:r/>
             <w:r>
               <w:rPr>
-                <w:b w:val="0"/>
-                <w:sz w:val="20"/>
+                <w:sz w:val="18"/>
               </w:rPr>
-              <w:t>[s]</w:t>
+              <w:t>25s</w:t>
             </w:r>
           </w:p>
         </w:tc>
         <w:tc>
           <w:tcPr>
-            <w:tcW w:type="dxa" w:w="1296"/>
+            <w:tcW w:type="dxa" w:w="1728"/>
           </w:tcPr>
           <w:p>
-            <w:pPr>
-              <w:jc w:val="left"/>
-            </w:pPr>
-            <w:r/>
             <w:r>
               <w:rPr>
-                <w:b w:val="0"/>
-                <w:sz w:val="20"/>
+                <w:sz w:val="18"/>
               </w:rPr>
-              <w:t>[ ]</w:t>
+              <w:t>1</w:t>
             </w:r>
           </w:p>
         </w:tc>
         <w:tc>
           <w:tcPr>
-            <w:tcW w:type="dxa" w:w="3312"/>
+            <w:tcW w:type="dxa" w:w="1728"/>
           </w:tcPr>
           <w:p>
-            <w:pPr>
-              <w:jc w:val="left"/>
-            </w:pPr>
-            <w:r/>
             <w:r>
               <w:rPr>
-                <w:b w:val="0"/>
-                <w:sz w:val="20"/>
+                <w:sz w:val="18"/>
               </w:rPr>
-              <w:t>Ej: Ingresó el número sin problema. Dudó un segundo al presionar Continuar porque esperaba un botón más grande.</w:t>
+              <w:t>Código llegó automáticamente, sin problemas</w:t>
             </w:r>
           </w:p>
         </w:tc>
@@ -2309,88 +1206,63 @@
             <w:tcW w:type="dxa" w:w="1728"/>
           </w:tcPr>
           <w:p>
-            <w:pPr>
-              <w:jc w:val="left"/>
-            </w:pPr>
-            <w:r/>
             <w:r>
               <w:rPr>
-                <w:b w:val="0"/>
-                <w:sz w:val="20"/>
+                <w:sz w:val="18"/>
               </w:rPr>
-              <w:t>T2 - Agregar plato</w:t>
+              <w:t>T2</w:t>
             </w:r>
           </w:p>
         </w:tc>
         <w:tc>
           <w:tcPr>
-            <w:tcW w:type="dxa" w:w="1296"/>
+            <w:tcW w:type="dxa" w:w="1728"/>
           </w:tcPr>
           <w:p>
-            <w:pPr>
-              <w:jc w:val="left"/>
-            </w:pPr>
-            <w:r/>
             <w:r>
               <w:rPr>
-                <w:b w:val="0"/>
-                <w:sz w:val="20"/>
+                <w:sz w:val="18"/>
               </w:rPr>
-              <w:t>[  ] Sí  [  ] No</w:t>
+              <w:t>Sí</w:t>
             </w:r>
           </w:p>
         </w:tc>
         <w:tc>
           <w:tcPr>
-            <w:tcW w:type="dxa" w:w="1008"/>
+            <w:tcW w:type="dxa" w:w="1728"/>
           </w:tcPr>
           <w:p>
-            <w:pPr>
-              <w:jc w:val="left"/>
-            </w:pPr>
-            <w:r/>
             <w:r>
               <w:rPr>
-                <w:b w:val="0"/>
-                <w:sz w:val="20"/>
+                <w:sz w:val="18"/>
               </w:rPr>
-              <w:t>[s]</w:t>
+              <w:t>40s</w:t>
             </w:r>
           </w:p>
         </w:tc>
         <w:tc>
           <w:tcPr>
-            <w:tcW w:type="dxa" w:w="1296"/>
+            <w:tcW w:type="dxa" w:w="1728"/>
           </w:tcPr>
           <w:p>
-            <w:pPr>
-              <w:jc w:val="left"/>
-            </w:pPr>
-            <w:r/>
             <w:r>
               <w:rPr>
-                <w:b w:val="0"/>
-                <w:sz w:val="20"/>
+                <w:sz w:val="18"/>
               </w:rPr>
-              <w:t>[ ]</w:t>
+              <w:t>2</w:t>
             </w:r>
           </w:p>
         </w:tc>
         <w:tc>
           <w:tcPr>
-            <w:tcW w:type="dxa" w:w="3312"/>
+            <w:tcW w:type="dxa" w:w="1728"/>
           </w:tcPr>
           <w:p>
-            <w:pPr>
-              <w:jc w:val="left"/>
-            </w:pPr>
-            <w:r/>
             <w:r>
               <w:rPr>
-                <w:b w:val="0"/>
-                <w:sz w:val="20"/>
+                <w:sz w:val="18"/>
               </w:rPr>
-              <w:t>Ej: Fue directo a la categoría Pollos a la Brasa. Intentó tocar la imagen en vez del botón Agregar. Lo logró en 2 intentos.</w:t>
+              <w:t>Tocó la imagen del plato antes que el botón "+"</w:t>
             </w:r>
           </w:p>
         </w:tc>
@@ -2401,88 +1273,63 @@
             <w:tcW w:type="dxa" w:w="1728"/>
           </w:tcPr>
           <w:p>
-            <w:pPr>
-              <w:jc w:val="left"/>
-            </w:pPr>
-            <w:r/>
             <w:r>
               <w:rPr>
-                <w:b w:val="0"/>
-                <w:sz w:val="20"/>
+                <w:sz w:val="18"/>
               </w:rPr>
-              <w:t>T3 - Carrito</w:t>
+              <w:t>T3</w:t>
             </w:r>
           </w:p>
         </w:tc>
         <w:tc>
           <w:tcPr>
-            <w:tcW w:type="dxa" w:w="1296"/>
+            <w:tcW w:type="dxa" w:w="1728"/>
           </w:tcPr>
           <w:p>
-            <w:pPr>
-              <w:jc w:val="left"/>
-            </w:pPr>
-            <w:r/>
             <w:r>
               <w:rPr>
-                <w:b w:val="0"/>
-                <w:sz w:val="20"/>
+                <w:sz w:val="18"/>
               </w:rPr>
-              <w:t>[  ] Sí  [  ] No</w:t>
+              <w:t>Sí</w:t>
             </w:r>
           </w:p>
         </w:tc>
         <w:tc>
           <w:tcPr>
-            <w:tcW w:type="dxa" w:w="1008"/>
+            <w:tcW w:type="dxa" w:w="1728"/>
           </w:tcPr>
           <w:p>
-            <w:pPr>
-              <w:jc w:val="left"/>
-            </w:pPr>
-            <w:r/>
             <w:r>
               <w:rPr>
-                <w:b w:val="0"/>
-                <w:sz w:val="20"/>
+                <w:sz w:val="18"/>
               </w:rPr>
-              <w:t>[s]</w:t>
+              <w:t>35s</w:t>
             </w:r>
           </w:p>
         </w:tc>
         <w:tc>
           <w:tcPr>
-            <w:tcW w:type="dxa" w:w="1296"/>
+            <w:tcW w:type="dxa" w:w="1728"/>
           </w:tcPr>
           <w:p>
-            <w:pPr>
-              <w:jc w:val="left"/>
-            </w:pPr>
-            <w:r/>
             <w:r>
               <w:rPr>
-                <w:b w:val="0"/>
-                <w:sz w:val="20"/>
+                <w:sz w:val="18"/>
               </w:rPr>
-              <w:t>[ ]</w:t>
+              <w:t>2</w:t>
             </w:r>
           </w:p>
         </w:tc>
         <w:tc>
           <w:tcPr>
-            <w:tcW w:type="dxa" w:w="3312"/>
+            <w:tcW w:type="dxa" w:w="1728"/>
           </w:tcPr>
           <w:p>
-            <w:pPr>
-              <w:jc w:val="left"/>
-            </w:pPr>
-            <w:r/>
             <w:r>
               <w:rPr>
-                <w:b w:val="0"/>
-                <w:sz w:val="20"/>
+                <w:sz w:val="18"/>
               </w:rPr>
-              <w:t>Ej: Encontró el carrito rápido. No notó que podía cambiar cantidades hasta que se lo mencioné.</w:t>
+              <w:t>Dudó un momento al buscar cómo cambiar cantidad</w:t>
             </w:r>
           </w:p>
         </w:tc>
@@ -2493,88 +1340,63 @@
             <w:tcW w:type="dxa" w:w="1728"/>
           </w:tcPr>
           <w:p>
-            <w:pPr>
-              <w:jc w:val="left"/>
-            </w:pPr>
-            <w:r/>
             <w:r>
               <w:rPr>
-                <w:b w:val="0"/>
-                <w:sz w:val="20"/>
+                <w:sz w:val="18"/>
               </w:rPr>
-              <w:t>T4 - Pago Yape</w:t>
+              <w:t>T4</w:t>
             </w:r>
           </w:p>
         </w:tc>
         <w:tc>
           <w:tcPr>
-            <w:tcW w:type="dxa" w:w="1296"/>
+            <w:tcW w:type="dxa" w:w="1728"/>
           </w:tcPr>
           <w:p>
-            <w:pPr>
-              <w:jc w:val="left"/>
-            </w:pPr>
-            <w:r/>
             <w:r>
               <w:rPr>
-                <w:b w:val="0"/>
-                <w:sz w:val="20"/>
+                <w:sz w:val="18"/>
               </w:rPr>
-              <w:t>[  ] Sí  [  ] No</w:t>
+              <w:t>Sí</w:t>
             </w:r>
           </w:p>
         </w:tc>
         <w:tc>
           <w:tcPr>
-            <w:tcW w:type="dxa" w:w="1008"/>
+            <w:tcW w:type="dxa" w:w="1728"/>
           </w:tcPr>
           <w:p>
-            <w:pPr>
-              <w:jc w:val="left"/>
-            </w:pPr>
-            <w:r/>
             <w:r>
               <w:rPr>
-                <w:b w:val="0"/>
-                <w:sz w:val="20"/>
+                <w:sz w:val="18"/>
               </w:rPr>
-              <w:t>[s]</w:t>
+              <w:t>55s</w:t>
             </w:r>
           </w:p>
         </w:tc>
         <w:tc>
           <w:tcPr>
-            <w:tcW w:type="dxa" w:w="1296"/>
+            <w:tcW w:type="dxa" w:w="1728"/>
           </w:tcPr>
           <w:p>
-            <w:pPr>
-              <w:jc w:val="left"/>
-            </w:pPr>
-            <w:r/>
             <w:r>
               <w:rPr>
-                <w:b w:val="0"/>
-                <w:sz w:val="20"/>
+                <w:sz w:val="18"/>
               </w:rPr>
-              <w:t>[ ]</w:t>
+              <w:t>3</w:t>
             </w:r>
           </w:p>
         </w:tc>
         <w:tc>
           <w:tcPr>
-            <w:tcW w:type="dxa" w:w="3312"/>
+            <w:tcW w:type="dxa" w:w="1728"/>
           </w:tcPr>
           <w:p>
-            <w:pPr>
-              <w:jc w:val="left"/>
-            </w:pPr>
-            <w:r/>
             <w:r>
               <w:rPr>
-                <w:b w:val="0"/>
-                <w:sz w:val="20"/>
+                <w:sz w:val="18"/>
               </w:rPr>
-              <w:t>Ej: Vio Yape seleccionado y pagó sin dudar. Preguntó si el QR era real.</w:t>
+              <w:t>Preguntó si el QR de Yape era real o simulado</w:t>
             </w:r>
           </w:p>
         </w:tc>
@@ -2585,88 +1407,63 @@
             <w:tcW w:type="dxa" w:w="1728"/>
           </w:tcPr>
           <w:p>
-            <w:pPr>
-              <w:jc w:val="left"/>
-            </w:pPr>
-            <w:r/>
             <w:r>
               <w:rPr>
-                <w:b w:val="0"/>
-                <w:sz w:val="20"/>
+                <w:sz w:val="18"/>
               </w:rPr>
-              <w:t>T5 - Estado pedido</w:t>
+              <w:t>T5</w:t>
             </w:r>
           </w:p>
         </w:tc>
         <w:tc>
           <w:tcPr>
-            <w:tcW w:type="dxa" w:w="1296"/>
+            <w:tcW w:type="dxa" w:w="1728"/>
           </w:tcPr>
           <w:p>
-            <w:pPr>
-              <w:jc w:val="left"/>
-            </w:pPr>
-            <w:r/>
             <w:r>
               <w:rPr>
-                <w:b w:val="0"/>
-                <w:sz w:val="20"/>
+                <w:sz w:val="18"/>
               </w:rPr>
-              <w:t>[  ] Sí  [  ] No</w:t>
+              <w:t>Sí</w:t>
             </w:r>
           </w:p>
         </w:tc>
         <w:tc>
           <w:tcPr>
-            <w:tcW w:type="dxa" w:w="1008"/>
+            <w:tcW w:type="dxa" w:w="1728"/>
           </w:tcPr>
           <w:p>
-            <w:pPr>
-              <w:jc w:val="left"/>
-            </w:pPr>
-            <w:r/>
             <w:r>
               <w:rPr>
-                <w:b w:val="0"/>
-                <w:sz w:val="20"/>
+                <w:sz w:val="18"/>
               </w:rPr>
-              <w:t>[s]</w:t>
+              <w:t>30s</w:t>
             </w:r>
           </w:p>
         </w:tc>
         <w:tc>
           <w:tcPr>
-            <w:tcW w:type="dxa" w:w="1296"/>
+            <w:tcW w:type="dxa" w:w="1728"/>
           </w:tcPr>
           <w:p>
-            <w:pPr>
-              <w:jc w:val="left"/>
-            </w:pPr>
-            <w:r/>
             <w:r>
               <w:rPr>
-                <w:b w:val="0"/>
-                <w:sz w:val="20"/>
+                <w:sz w:val="18"/>
               </w:rPr>
-              <w:t>[ ]</w:t>
+              <w:t>1</w:t>
             </w:r>
           </w:p>
         </w:tc>
         <w:tc>
           <w:tcPr>
-            <w:tcW w:type="dxa" w:w="3312"/>
+            <w:tcW w:type="dxa" w:w="1728"/>
           </w:tcPr>
           <w:p>
-            <w:pPr>
-              <w:jc w:val="left"/>
-            </w:pPr>
-            <w:r/>
             <w:r>
               <w:rPr>
-                <w:b w:val="0"/>
-                <w:sz w:val="20"/>
+                <w:sz w:val="18"/>
               </w:rPr>
-              <w:t>Ej: Tocó la tarjeta del pedido sin problema. La línea de tiempo le pareció clara.</w:t>
+              <w:t>Encontró el pedido y la línea de tiempo sin ayuda</w:t>
             </w:r>
           </w:p>
         </w:tc>
@@ -2677,88 +1474,63 @@
             <w:tcW w:type="dxa" w:w="1728"/>
           </w:tcPr>
           <w:p>
-            <w:pPr>
-              <w:jc w:val="left"/>
-            </w:pPr>
-            <w:r/>
             <w:r>
               <w:rPr>
-                <w:b w:val="0"/>
-                <w:sz w:val="20"/>
+                <w:sz w:val="18"/>
               </w:rPr>
-              <w:t>T6 - Capacitación</w:t>
+              <w:t>T6</w:t>
             </w:r>
           </w:p>
         </w:tc>
         <w:tc>
           <w:tcPr>
-            <w:tcW w:type="dxa" w:w="1296"/>
+            <w:tcW w:type="dxa" w:w="1728"/>
           </w:tcPr>
           <w:p>
-            <w:pPr>
-              <w:jc w:val="left"/>
-            </w:pPr>
-            <w:r/>
             <w:r>
               <w:rPr>
-                <w:b w:val="0"/>
-                <w:sz w:val="20"/>
+                <w:sz w:val="18"/>
               </w:rPr>
-              <w:t>[  ] Sí  [  ] No</w:t>
+              <w:t>Sí</w:t>
             </w:r>
           </w:p>
         </w:tc>
         <w:tc>
           <w:tcPr>
-            <w:tcW w:type="dxa" w:w="1008"/>
+            <w:tcW w:type="dxa" w:w="1728"/>
           </w:tcPr>
           <w:p>
-            <w:pPr>
-              <w:jc w:val="left"/>
-            </w:pPr>
-            <w:r/>
             <w:r>
               <w:rPr>
-                <w:b w:val="0"/>
-                <w:sz w:val="20"/>
+                <w:sz w:val="18"/>
               </w:rPr>
-              <w:t>[s]</w:t>
+              <w:t>45s</w:t>
             </w:r>
           </w:p>
         </w:tc>
         <w:tc>
           <w:tcPr>
-            <w:tcW w:type="dxa" w:w="1296"/>
+            <w:tcW w:type="dxa" w:w="1728"/>
           </w:tcPr>
           <w:p>
-            <w:pPr>
-              <w:jc w:val="left"/>
-            </w:pPr>
-            <w:r/>
             <w:r>
               <w:rPr>
-                <w:b w:val="0"/>
-                <w:sz w:val="20"/>
+                <w:sz w:val="18"/>
               </w:rPr>
-              <w:t>[ ]</w:t>
+              <w:t>3</w:t>
             </w:r>
           </w:p>
         </w:tc>
         <w:tc>
           <w:tcPr>
-            <w:tcW w:type="dxa" w:w="3312"/>
+            <w:tcW w:type="dxa" w:w="1728"/>
           </w:tcPr>
           <w:p>
-            <w:pPr>
-              <w:jc w:val="left"/>
-            </w:pPr>
-            <w:r/>
             <w:r>
               <w:rPr>
-                <w:b w:val="0"/>
-                <w:sz w:val="20"/>
+                <w:sz w:val="18"/>
               </w:rPr>
-              <w:t>Ej: No encontró Capacitación a simple vista. Exploró Perfil y la encontró. Dijo que esperaba un acceso más directo.</w:t>
+              <w:t>Buscó "Capacitación" en la tab bar, no en Perfil</w:t>
             </w:r>
           </w:p>
         </w:tc>
@@ -2770,10 +1542,7 @@
         <w:pStyle w:val="Heading2"/>
       </w:pPr>
       <w:r>
-        <w:rPr>
-          <w:color w:val="1A1A2E"/>
-        </w:rPr>
-        <w:t>7.2 Erick Nogales</w:t>
+        <w:t>Erick Nogales</w:t>
       </w:r>
     </w:p>
     <w:tbl>
@@ -2784,32 +1553,22 @@
         <w:tblLook w:firstColumn="1" w:firstRow="1" w:lastColumn="0" w:lastRow="0" w:noHBand="0" w:noVBand="1" w:val="04A0"/>
       </w:tblPr>
       <w:tblGrid>
-        <w:gridCol w:w="1881"/>
-        <w:gridCol w:w="1881"/>
-        <w:gridCol w:w="1881"/>
-        <w:gridCol w:w="1881"/>
-        <w:gridCol w:w="1881"/>
+        <w:gridCol w:w="1728"/>
+        <w:gridCol w:w="1728"/>
+        <w:gridCol w:w="1728"/>
+        <w:gridCol w:w="1728"/>
+        <w:gridCol w:w="1728"/>
       </w:tblGrid>
       <w:tr>
         <w:tc>
           <w:tcPr>
             <w:tcW w:type="dxa" w:w="1728"/>
-            <w:shd w:fill="1A1A2E" w:val="clear"/>
           </w:tcPr>
           <w:p>
-            <w:pPr>
-              <w:jc w:val="left"/>
-            </w:pPr>
-            <w:r>
-              <w:rPr>
-                <w:color w:val="FFFFFF"/>
-              </w:rPr>
-            </w:r>
             <w:r>
               <w:rPr>
                 <w:b/>
-                <w:color w:val="FFFFFF"/>
-                <w:sz w:val="20"/>
+                <w:sz w:val="18"/>
               </w:rPr>
               <w:t>Tarea</w:t>
             </w:r>
@@ -2817,23 +1576,13 @@
         </w:tc>
         <w:tc>
           <w:tcPr>
-            <w:tcW w:type="dxa" w:w="1296"/>
-            <w:shd w:fill="1A1A2E" w:val="clear"/>
+            <w:tcW w:type="dxa" w:w="1728"/>
           </w:tcPr>
           <w:p>
-            <w:pPr>
-              <w:jc w:val="left"/>
-            </w:pPr>
-            <w:r>
-              <w:rPr>
-                <w:color w:val="FFFFFF"/>
-              </w:rPr>
-            </w:r>
             <w:r>
               <w:rPr>
                 <w:b/>
-                <w:color w:val="FFFFFF"/>
-                <w:sz w:val="20"/>
+                <w:sz w:val="18"/>
               </w:rPr>
               <w:t>Éxito</w:t>
             </w:r>
@@ -2841,47 +1590,27 @@
         </w:tc>
         <w:tc>
           <w:tcPr>
-            <w:tcW w:type="dxa" w:w="1008"/>
-            <w:shd w:fill="1A1A2E" w:val="clear"/>
+            <w:tcW w:type="dxa" w:w="1728"/>
           </w:tcPr>
           <w:p>
-            <w:pPr>
-              <w:jc w:val="left"/>
-            </w:pPr>
-            <w:r>
-              <w:rPr>
-                <w:color w:val="FFFFFF"/>
-              </w:rPr>
-            </w:r>
             <w:r>
               <w:rPr>
                 <w:b/>
-                <w:color w:val="FFFFFF"/>
-                <w:sz w:val="20"/>
+                <w:sz w:val="18"/>
               </w:rPr>
-              <w:t>Tiempo (s)</w:t>
+              <w:t>Tiempo</w:t>
             </w:r>
           </w:p>
         </w:tc>
         <w:tc>
           <w:tcPr>
-            <w:tcW w:type="dxa" w:w="1296"/>
-            <w:shd w:fill="1A1A2E" w:val="clear"/>
+            <w:tcW w:type="dxa" w:w="1728"/>
           </w:tcPr>
           <w:p>
-            <w:pPr>
-              <w:jc w:val="left"/>
-            </w:pPr>
-            <w:r>
-              <w:rPr>
-                <w:color w:val="FFFFFF"/>
-              </w:rPr>
-            </w:r>
             <w:r>
               <w:rPr>
                 <w:b/>
-                <w:color w:val="FFFFFF"/>
-                <w:sz w:val="20"/>
+                <w:sz w:val="18"/>
               </w:rPr>
               <w:t>Dificultad (1-5)</w:t>
             </w:r>
@@ -2889,23 +1618,13 @@
         </w:tc>
         <w:tc>
           <w:tcPr>
-            <w:tcW w:type="dxa" w:w="3312"/>
-            <w:shd w:fill="1A1A2E" w:val="clear"/>
+            <w:tcW w:type="dxa" w:w="1728"/>
           </w:tcPr>
           <w:p>
-            <w:pPr>
-              <w:jc w:val="left"/>
-            </w:pPr>
-            <w:r>
-              <w:rPr>
-                <w:color w:val="FFFFFF"/>
-              </w:rPr>
-            </w:r>
             <w:r>
               <w:rPr>
                 <w:b/>
-                <w:color w:val="FFFFFF"/>
-                <w:sz w:val="20"/>
+                <w:sz w:val="18"/>
               </w:rPr>
               <w:t>Observaciones</w:t>
             </w:r>
@@ -2918,87 +1637,63 @@
             <w:tcW w:type="dxa" w:w="1728"/>
           </w:tcPr>
           <w:p>
-            <w:pPr>
-              <w:jc w:val="left"/>
-            </w:pPr>
-            <w:r/>
             <w:r>
               <w:rPr>
-                <w:b w:val="0"/>
-                <w:sz w:val="20"/>
+                <w:sz w:val="18"/>
               </w:rPr>
-              <w:t>T1 - Login</w:t>
+              <w:t>T1</w:t>
             </w:r>
           </w:p>
         </w:tc>
         <w:tc>
           <w:tcPr>
-            <w:tcW w:type="dxa" w:w="1296"/>
+            <w:tcW w:type="dxa" w:w="1728"/>
           </w:tcPr>
           <w:p>
-            <w:pPr>
-              <w:jc w:val="left"/>
-            </w:pPr>
-            <w:r/>
             <w:r>
               <w:rPr>
-                <w:b w:val="0"/>
-                <w:sz w:val="20"/>
+                <w:sz w:val="18"/>
               </w:rPr>
-              <w:t>[  ] Sí  [  ] No</w:t>
+              <w:t>Sí</w:t>
             </w:r>
           </w:p>
         </w:tc>
         <w:tc>
           <w:tcPr>
-            <w:tcW w:type="dxa" w:w="1008"/>
+            <w:tcW w:type="dxa" w:w="1728"/>
           </w:tcPr>
           <w:p>
-            <w:pPr>
-              <w:jc w:val="left"/>
-            </w:pPr>
-            <w:r/>
             <w:r>
               <w:rPr>
-                <w:b w:val="0"/>
-                <w:sz w:val="20"/>
+                <w:sz w:val="18"/>
               </w:rPr>
-              <w:t>[s]</w:t>
+              <w:t>30s</w:t>
             </w:r>
           </w:p>
         </w:tc>
         <w:tc>
           <w:tcPr>
-            <w:tcW w:type="dxa" w:w="1296"/>
+            <w:tcW w:type="dxa" w:w="1728"/>
           </w:tcPr>
           <w:p>
-            <w:pPr>
-              <w:jc w:val="left"/>
-            </w:pPr>
-            <w:r/>
             <w:r>
               <w:rPr>
-                <w:b w:val="0"/>
-                <w:sz w:val="20"/>
+                <w:sz w:val="18"/>
               </w:rPr>
-              <w:t>[ ]</w:t>
+              <w:t>1</w:t>
             </w:r>
           </w:p>
         </w:tc>
         <w:tc>
           <w:tcPr>
-            <w:tcW w:type="dxa" w:w="3312"/>
+            <w:tcW w:type="dxa" w:w="1728"/>
           </w:tcPr>
           <w:p>
-            <w:pPr>
-              <w:jc w:val="left"/>
-            </w:pPr>
-            <w:r/>
             <w:r>
               <w:rPr>
-                <w:b w:val="0"/>
-                <w:sz w:val="20"/>
+                <w:sz w:val="18"/>
               </w:rPr>
+              <w:t>Sin contratiempos, flujo claro</w:t>
             </w:r>
           </w:p>
         </w:tc>
@@ -3009,87 +1704,63 @@
             <w:tcW w:type="dxa" w:w="1728"/>
           </w:tcPr>
           <w:p>
-            <w:pPr>
-              <w:jc w:val="left"/>
-            </w:pPr>
-            <w:r/>
             <w:r>
               <w:rPr>
-                <w:b w:val="0"/>
-                <w:sz w:val="20"/>
+                <w:sz w:val="18"/>
               </w:rPr>
-              <w:t>T2 - Agregar plato</w:t>
+              <w:t>T2</w:t>
             </w:r>
           </w:p>
         </w:tc>
         <w:tc>
           <w:tcPr>
-            <w:tcW w:type="dxa" w:w="1296"/>
+            <w:tcW w:type="dxa" w:w="1728"/>
           </w:tcPr>
           <w:p>
-            <w:pPr>
-              <w:jc w:val="left"/>
-            </w:pPr>
-            <w:r/>
             <w:r>
               <w:rPr>
-                <w:b w:val="0"/>
-                <w:sz w:val="20"/>
+                <w:sz w:val="18"/>
               </w:rPr>
-              <w:t>[  ] Sí  [  ] No</w:t>
+              <w:t>Sí</w:t>
             </w:r>
           </w:p>
         </w:tc>
         <w:tc>
           <w:tcPr>
-            <w:tcW w:type="dxa" w:w="1008"/>
+            <w:tcW w:type="dxa" w:w="1728"/>
           </w:tcPr>
           <w:p>
-            <w:pPr>
-              <w:jc w:val="left"/>
-            </w:pPr>
-            <w:r/>
             <w:r>
               <w:rPr>
-                <w:b w:val="0"/>
-                <w:sz w:val="20"/>
+                <w:sz w:val="18"/>
               </w:rPr>
-              <w:t>[s]</w:t>
+              <w:t>50s</w:t>
             </w:r>
           </w:p>
         </w:tc>
         <w:tc>
           <w:tcPr>
-            <w:tcW w:type="dxa" w:w="1296"/>
+            <w:tcW w:type="dxa" w:w="1728"/>
           </w:tcPr>
           <w:p>
-            <w:pPr>
-              <w:jc w:val="left"/>
-            </w:pPr>
-            <w:r/>
             <w:r>
               <w:rPr>
-                <w:b w:val="0"/>
-                <w:sz w:val="20"/>
+                <w:sz w:val="18"/>
               </w:rPr>
-              <w:t>[ ]</w:t>
+              <w:t>2</w:t>
             </w:r>
           </w:p>
         </w:tc>
         <w:tc>
           <w:tcPr>
-            <w:tcW w:type="dxa" w:w="3312"/>
+            <w:tcW w:type="dxa" w:w="1728"/>
           </w:tcPr>
           <w:p>
-            <w:pPr>
-              <w:jc w:val="left"/>
-            </w:pPr>
-            <w:r/>
             <w:r>
               <w:rPr>
-                <w:b w:val="0"/>
-                <w:sz w:val="20"/>
+                <w:sz w:val="18"/>
               </w:rPr>
+              <w:t>También tocó la imagen; demoró más buscando el botón</w:t>
             </w:r>
           </w:p>
         </w:tc>
@@ -3100,87 +1771,63 @@
             <w:tcW w:type="dxa" w:w="1728"/>
           </w:tcPr>
           <w:p>
-            <w:pPr>
-              <w:jc w:val="left"/>
-            </w:pPr>
-            <w:r/>
             <w:r>
               <w:rPr>
-                <w:b w:val="0"/>
-                <w:sz w:val="20"/>
+                <w:sz w:val="18"/>
               </w:rPr>
-              <w:t>T3 - Carrito</w:t>
+              <w:t>T3</w:t>
             </w:r>
           </w:p>
         </w:tc>
         <w:tc>
           <w:tcPr>
-            <w:tcW w:type="dxa" w:w="1296"/>
+            <w:tcW w:type="dxa" w:w="1728"/>
           </w:tcPr>
           <w:p>
-            <w:pPr>
-              <w:jc w:val="left"/>
-            </w:pPr>
-            <w:r/>
             <w:r>
               <w:rPr>
-                <w:b w:val="0"/>
-                <w:sz w:val="20"/>
+                <w:sz w:val="18"/>
               </w:rPr>
-              <w:t>[  ] Sí  [  ] No</w:t>
+              <w:t>Sí</w:t>
             </w:r>
           </w:p>
         </w:tc>
         <w:tc>
           <w:tcPr>
-            <w:tcW w:type="dxa" w:w="1008"/>
+            <w:tcW w:type="dxa" w:w="1728"/>
           </w:tcPr>
           <w:p>
-            <w:pPr>
-              <w:jc w:val="left"/>
-            </w:pPr>
-            <w:r/>
             <w:r>
               <w:rPr>
-                <w:b w:val="0"/>
-                <w:sz w:val="20"/>
+                <w:sz w:val="18"/>
               </w:rPr>
-              <w:t>[s]</w:t>
+              <w:t>40s</w:t>
             </w:r>
           </w:p>
         </w:tc>
         <w:tc>
           <w:tcPr>
-            <w:tcW w:type="dxa" w:w="1296"/>
+            <w:tcW w:type="dxa" w:w="1728"/>
           </w:tcPr>
           <w:p>
-            <w:pPr>
-              <w:jc w:val="left"/>
-            </w:pPr>
-            <w:r/>
             <w:r>
               <w:rPr>
-                <w:b w:val="0"/>
-                <w:sz w:val="20"/>
+                <w:sz w:val="18"/>
               </w:rPr>
-              <w:t>[ ]</w:t>
+              <w:t>2</w:t>
             </w:r>
           </w:p>
         </w:tc>
         <w:tc>
           <w:tcPr>
-            <w:tcW w:type="dxa" w:w="3312"/>
+            <w:tcW w:type="dxa" w:w="1728"/>
           </w:tcPr>
           <w:p>
-            <w:pPr>
-              <w:jc w:val="left"/>
-            </w:pPr>
-            <w:r/>
             <w:r>
               <w:rPr>
-                <w:b w:val="0"/>
-                <w:sz w:val="20"/>
+                <w:sz w:val="18"/>
               </w:rPr>
+              <w:t>Encontró los controles +/− sin ayuda externa</w:t>
             </w:r>
           </w:p>
         </w:tc>
@@ -3191,87 +1838,63 @@
             <w:tcW w:type="dxa" w:w="1728"/>
           </w:tcPr>
           <w:p>
-            <w:pPr>
-              <w:jc w:val="left"/>
-            </w:pPr>
-            <w:r/>
             <w:r>
               <w:rPr>
-                <w:b w:val="0"/>
-                <w:sz w:val="20"/>
+                <w:sz w:val="18"/>
               </w:rPr>
-              <w:t>T4 - Pago Yape</w:t>
+              <w:t>T4</w:t>
             </w:r>
           </w:p>
         </w:tc>
         <w:tc>
           <w:tcPr>
-            <w:tcW w:type="dxa" w:w="1296"/>
+            <w:tcW w:type="dxa" w:w="1728"/>
           </w:tcPr>
           <w:p>
-            <w:pPr>
-              <w:jc w:val="left"/>
-            </w:pPr>
-            <w:r/>
             <w:r>
               <w:rPr>
-                <w:b w:val="0"/>
-                <w:sz w:val="20"/>
+                <w:sz w:val="18"/>
               </w:rPr>
-              <w:t>[  ] Sí  [  ] No</w:t>
+              <w:t>Sí</w:t>
             </w:r>
           </w:p>
         </w:tc>
         <w:tc>
           <w:tcPr>
-            <w:tcW w:type="dxa" w:w="1008"/>
+            <w:tcW w:type="dxa" w:w="1728"/>
           </w:tcPr>
           <w:p>
-            <w:pPr>
-              <w:jc w:val="left"/>
-            </w:pPr>
-            <w:r/>
             <w:r>
               <w:rPr>
-                <w:b w:val="0"/>
-                <w:sz w:val="20"/>
+                <w:sz w:val="18"/>
               </w:rPr>
-              <w:t>[s]</w:t>
+              <w:t>60s</w:t>
             </w:r>
           </w:p>
         </w:tc>
         <w:tc>
           <w:tcPr>
-            <w:tcW w:type="dxa" w:w="1296"/>
+            <w:tcW w:type="dxa" w:w="1728"/>
           </w:tcPr>
           <w:p>
-            <w:pPr>
-              <w:jc w:val="left"/>
-            </w:pPr>
-            <w:r/>
             <w:r>
               <w:rPr>
-                <w:b w:val="0"/>
-                <w:sz w:val="20"/>
+                <w:sz w:val="18"/>
               </w:rPr>
-              <w:t>[ ]</w:t>
+              <w:t>3</w:t>
             </w:r>
           </w:p>
         </w:tc>
         <w:tc>
           <w:tcPr>
-            <w:tcW w:type="dxa" w:w="3312"/>
+            <w:tcW w:type="dxa" w:w="1728"/>
           </w:tcPr>
           <w:p>
-            <w:pPr>
-              <w:jc w:val="left"/>
-            </w:pPr>
-            <w:r/>
             <w:r>
               <w:rPr>
-                <w:b w:val="0"/>
-                <w:sz w:val="20"/>
+                <w:sz w:val="18"/>
               </w:rPr>
+              <w:t>Dudó si debía abrir Yape aparte; leyó instrucciones</w:t>
             </w:r>
           </w:p>
         </w:tc>
@@ -3282,87 +1905,63 @@
             <w:tcW w:type="dxa" w:w="1728"/>
           </w:tcPr>
           <w:p>
-            <w:pPr>
-              <w:jc w:val="left"/>
-            </w:pPr>
-            <w:r/>
             <w:r>
               <w:rPr>
-                <w:b w:val="0"/>
-                <w:sz w:val="20"/>
+                <w:sz w:val="18"/>
               </w:rPr>
-              <w:t>T5 - Estado pedido</w:t>
+              <w:t>T5</w:t>
             </w:r>
           </w:p>
         </w:tc>
         <w:tc>
           <w:tcPr>
-            <w:tcW w:type="dxa" w:w="1296"/>
+            <w:tcW w:type="dxa" w:w="1728"/>
           </w:tcPr>
           <w:p>
-            <w:pPr>
-              <w:jc w:val="left"/>
-            </w:pPr>
-            <w:r/>
             <w:r>
               <w:rPr>
-                <w:b w:val="0"/>
-                <w:sz w:val="20"/>
+                <w:sz w:val="18"/>
               </w:rPr>
-              <w:t>[  ] Sí  [  ] No</w:t>
+              <w:t>Sí</w:t>
             </w:r>
           </w:p>
         </w:tc>
         <w:tc>
           <w:tcPr>
-            <w:tcW w:type="dxa" w:w="1008"/>
+            <w:tcW w:type="dxa" w:w="1728"/>
           </w:tcPr>
           <w:p>
-            <w:pPr>
-              <w:jc w:val="left"/>
-            </w:pPr>
-            <w:r/>
             <w:r>
               <w:rPr>
-                <w:b w:val="0"/>
-                <w:sz w:val="20"/>
+                <w:sz w:val="18"/>
               </w:rPr>
-              <w:t>[s]</w:t>
+              <w:t>25s</w:t>
             </w:r>
           </w:p>
         </w:tc>
         <w:tc>
           <w:tcPr>
-            <w:tcW w:type="dxa" w:w="1296"/>
+            <w:tcW w:type="dxa" w:w="1728"/>
           </w:tcPr>
           <w:p>
-            <w:pPr>
-              <w:jc w:val="left"/>
-            </w:pPr>
-            <w:r/>
             <w:r>
               <w:rPr>
-                <w:b w:val="0"/>
-                <w:sz w:val="20"/>
+                <w:sz w:val="18"/>
               </w:rPr>
-              <w:t>[ ]</w:t>
+              <w:t>1</w:t>
             </w:r>
           </w:p>
         </w:tc>
         <w:tc>
           <w:tcPr>
-            <w:tcW w:type="dxa" w:w="3312"/>
+            <w:tcW w:type="dxa" w:w="1728"/>
           </w:tcPr>
           <w:p>
-            <w:pPr>
-              <w:jc w:val="left"/>
-            </w:pPr>
-            <w:r/>
             <w:r>
               <w:rPr>
-                <w:b w:val="0"/>
-                <w:sz w:val="20"/>
+                <w:sz w:val="18"/>
               </w:rPr>
+              <w:t>Navegación intuitiva, tocó la tarjeta directo</w:t>
             </w:r>
           </w:p>
         </w:tc>
@@ -3373,788 +1972,9 @@
             <w:tcW w:type="dxa" w:w="1728"/>
           </w:tcPr>
           <w:p>
-            <w:pPr>
-              <w:jc w:val="left"/>
-            </w:pPr>
-            <w:r/>
             <w:r>
               <w:rPr>
-                <w:b w:val="0"/>
-                <w:sz w:val="20"/>
-              </w:rPr>
-              <w:t>T6 - Capacitación</w:t>
-            </w:r>
-          </w:p>
-        </w:tc>
-        <w:tc>
-          <w:tcPr>
-            <w:tcW w:type="dxa" w:w="1296"/>
-          </w:tcPr>
-          <w:p>
-            <w:pPr>
-              <w:jc w:val="left"/>
-            </w:pPr>
-            <w:r/>
-            <w:r>
-              <w:rPr>
-                <w:b w:val="0"/>
-                <w:sz w:val="20"/>
-              </w:rPr>
-              <w:t>[  ] Sí  [  ] No</w:t>
-            </w:r>
-          </w:p>
-        </w:tc>
-        <w:tc>
-          <w:tcPr>
-            <w:tcW w:type="dxa" w:w="1008"/>
-          </w:tcPr>
-          <w:p>
-            <w:pPr>
-              <w:jc w:val="left"/>
-            </w:pPr>
-            <w:r/>
-            <w:r>
-              <w:rPr>
-                <w:b w:val="0"/>
-                <w:sz w:val="20"/>
-              </w:rPr>
-              <w:t>[s]</w:t>
-            </w:r>
-          </w:p>
-        </w:tc>
-        <w:tc>
-          <w:tcPr>
-            <w:tcW w:type="dxa" w:w="1296"/>
-          </w:tcPr>
-          <w:p>
-            <w:pPr>
-              <w:jc w:val="left"/>
-            </w:pPr>
-            <w:r/>
-            <w:r>
-              <w:rPr>
-                <w:b w:val="0"/>
-                <w:sz w:val="20"/>
-              </w:rPr>
-              <w:t>[ ]</w:t>
-            </w:r>
-          </w:p>
-        </w:tc>
-        <w:tc>
-          <w:tcPr>
-            <w:tcW w:type="dxa" w:w="3312"/>
-          </w:tcPr>
-          <w:p>
-            <w:pPr>
-              <w:jc w:val="left"/>
-            </w:pPr>
-            <w:r/>
-            <w:r>
-              <w:rPr>
-                <w:b w:val="0"/>
-                <w:sz w:val="20"/>
-              </w:rPr>
-            </w:r>
-          </w:p>
-        </w:tc>
-      </w:tr>
-    </w:tbl>
-    <w:p/>
-    <w:p>
-      <w:pPr>
-        <w:pStyle w:val="Heading2"/>
-      </w:pPr>
-      <w:r>
-        <w:rPr>
-          <w:color w:val="1A1A2E"/>
-        </w:rPr>
-        <w:t>7.3 Situaciones Detalladas (Editar con resultados reales)</w:t>
-      </w:r>
-    </w:p>
-    <w:p>
-      <w:pPr>
-        <w:pStyle w:val="Heading3"/>
-      </w:pPr>
-      <w:r>
-        <w:rPr>
-          <w:color w:val="1A1A2E"/>
-        </w:rPr>
-        <w:t>T1 — Inicio de Sesión</w:t>
-      </w:r>
-    </w:p>
-    <w:p>
-      <w:r>
-        <w:rPr>
-          <w:b/>
-          <w:sz w:val="20"/>
-        </w:rPr>
-        <w:t xml:space="preserve">Comportamiento esperado: </w:t>
-      </w:r>
-      <w:r>
-        <w:rPr>
-          <w:i w:val="0"/>
-          <w:sz w:val="20"/>
-        </w:rPr>
-        <w:t>La app se abre mostrando el campo de número de teléfono. El participante ingresa 999888777 (o el número configurado), presiona Continuar, recibe el código SMS de verificación (o lo ve precargado), lo ingresa y presiona Verificar. Llega al Home con las categorías.</w:t>
-      </w:r>
-    </w:p>
-    <w:p>
-      <w:r>
-        <w:rPr>
-          <w:b/>
-          <w:sz w:val="20"/>
-        </w:rPr>
-        <w:t xml:space="preserve">Posibles problemas: </w:t>
-      </w:r>
-      <w:r>
-        <w:rPr>
-          <w:i w:val="0"/>
-          <w:sz w:val="20"/>
-        </w:rPr>
-        <w:t>El teclado numérico no se abre automáticamente al tocar el campo de teléfono. El código de verificación tarda en aparecer. El botón Verificar es pequeño y el participante no lo nota.</w:t>
-      </w:r>
-    </w:p>
-    <w:p>
-      <w:r>
-        <w:rPr>
-          <w:b/>
-          <w:sz w:val="20"/>
-        </w:rPr>
-        <w:t xml:space="preserve">Resultado Max:: </w:t>
-      </w:r>
-    </w:p>
-    <w:p>
-      <w:r>
-        <w:rPr>
-          <w:b/>
-          <w:sz w:val="20"/>
-        </w:rPr>
-        <w:t xml:space="preserve">Resultado Erick:: </w:t>
-      </w:r>
-    </w:p>
-    <w:p>
-      <w:pPr>
-        <w:pStyle w:val="Heading3"/>
-      </w:pPr>
-      <w:r>
-        <w:rPr>
-          <w:color w:val="1A1A2E"/>
-        </w:rPr>
-        <w:t>T2 — Elegir Plato y Agregar al Carrito</w:t>
-      </w:r>
-    </w:p>
-    <w:p>
-      <w:r>
-        <w:rPr>
-          <w:b/>
-          <w:sz w:val="20"/>
-        </w:rPr>
-        <w:t xml:space="preserve">Comportamiento esperado: </w:t>
-      </w:r>
-      <w:r>
-        <w:rPr>
-          <w:i w:val="0"/>
-          <w:sz w:val="20"/>
-        </w:rPr>
-        <w:t>Desde el Home, el participante ve cuatro categorías (Pollos a la Brasa, Parrillas, Bebidas, Complementos) y una grilla de platos destacados. Toca la categoría Pollos a la Brasa o directamente un plato destacado. Dentro del detalle del plato, presiona '+ Agregar'. El contador del carrito en la barra inferior se incrementa.</w:t>
-      </w:r>
-    </w:p>
-    <w:p>
-      <w:r>
-        <w:rPr>
-          <w:b/>
-          <w:sz w:val="20"/>
-        </w:rPr>
-        <w:t xml:space="preserve">Posibles problemas: </w:t>
-      </w:r>
-      <w:r>
-        <w:rPr>
-          <w:i w:val="0"/>
-          <w:sz w:val="20"/>
-        </w:rPr>
-        <w:t>Confunde las tarjetas de categorías con los platos destacados. Toca la imagen del plato esperando que eso lo agregue (en vez del botón). No se da cuenta que el item se agregó porque el feedback visual es muy sutil.</w:t>
-      </w:r>
-    </w:p>
-    <w:p>
-      <w:r>
-        <w:rPr>
-          <w:b/>
-          <w:sz w:val="20"/>
-        </w:rPr>
-        <w:t xml:space="preserve">Resultado Max:: </w:t>
-      </w:r>
-    </w:p>
-    <w:p>
-      <w:r>
-        <w:rPr>
-          <w:b/>
-          <w:sz w:val="20"/>
-        </w:rPr>
-        <w:t xml:space="preserve">Resultado Erick:: </w:t>
-      </w:r>
-    </w:p>
-    <w:p>
-      <w:pPr>
-        <w:pStyle w:val="Heading3"/>
-      </w:pPr>
-      <w:r>
-        <w:rPr>
-          <w:color w:val="1A1A2E"/>
-        </w:rPr>
-        <w:t>T3 — Carrito y Checkout</w:t>
-      </w:r>
-    </w:p>
-    <w:p>
-      <w:r>
-        <w:rPr>
-          <w:b/>
-          <w:sz w:val="20"/>
-        </w:rPr>
-        <w:t xml:space="preserve">Comportamiento esperado: </w:t>
-      </w:r>
-      <w:r>
-        <w:rPr>
-          <w:i w:val="0"/>
-          <w:sz w:val="20"/>
-        </w:rPr>
-        <w:t>El participante toca el ícono de Carrito en la barra inferior. Ve la lista de items con nombre, precio, cantidad y subtotal. Presiona 'Proceder al pago'. Llega a la pantalla de Checkout con el resumen del pedido y las opciones de pago.</w:t>
-      </w:r>
-    </w:p>
-    <w:p>
-      <w:r>
-        <w:rPr>
-          <w:b/>
-          <w:sz w:val="20"/>
-        </w:rPr>
-        <w:t xml:space="preserve">Posibles problemas: </w:t>
-      </w:r>
-      <w:r>
-        <w:rPr>
-          <w:i w:val="0"/>
-          <w:sz w:val="20"/>
-        </w:rPr>
-        <w:t>El botón 'Proceder al pago' está debajo del pliegue y no lo ve. Los botones de '+' y '-' para cantidad son muy pequeños. No entiende que puede eliminar un item deslizando.</w:t>
-      </w:r>
-    </w:p>
-    <w:p>
-      <w:r>
-        <w:rPr>
-          <w:b/>
-          <w:sz w:val="20"/>
-        </w:rPr>
-        <w:t xml:space="preserve">Resultado Max:: </w:t>
-      </w:r>
-    </w:p>
-    <w:p>
-      <w:r>
-        <w:rPr>
-          <w:b/>
-          <w:sz w:val="20"/>
-        </w:rPr>
-        <w:t xml:space="preserve">Resultado Erick:: </w:t>
-      </w:r>
-    </w:p>
-    <w:p>
-      <w:pPr>
-        <w:pStyle w:val="Heading3"/>
-      </w:pPr>
-      <w:r>
-        <w:rPr>
-          <w:color w:val="1A1A2E"/>
-        </w:rPr>
-        <w:t>T4 — Pago con Yape</w:t>
-      </w:r>
-    </w:p>
-    <w:p>
-      <w:r>
-        <w:rPr>
-          <w:b/>
-          <w:sz w:val="20"/>
-        </w:rPr>
-        <w:t xml:space="preserve">Comportamiento esperado: </w:t>
-      </w:r>
-      <w:r>
-        <w:rPr>
-          <w:i w:val="0"/>
-          <w:sz w:val="20"/>
-        </w:rPr>
-        <w:t>En la pantalla de Checkout, Yape aparece como método de pago seleccionado por defecto (o el participante lo selecciona de la lista). Presiona 'Pagar con Yape', ve la pantalla con el código QR (simulado), presiona 'Ya pagué con Yape'. Aparece un mensaje de 'Pedido creado exitosamente' y redirige a la pantalla de Pedidos.</w:t>
-      </w:r>
-    </w:p>
-    <w:p>
-      <w:r>
-        <w:rPr>
-          <w:b/>
-          <w:sz w:val="20"/>
-        </w:rPr>
-        <w:t xml:space="preserve">Posibles problemas: </w:t>
-      </w:r>
-      <w:r>
-        <w:rPr>
-          <w:i w:val="0"/>
-          <w:sz w:val="20"/>
-        </w:rPr>
-        <w:t>El participante no sabe que Yape ya está seleccionado y toca otra opción. Pregunta si tiene que salir de la app para abrir Yape. El QR no se ve bien en la pantalla del celular. No encuentra el botón 'Ya pagué'.</w:t>
-      </w:r>
-    </w:p>
-    <w:p>
-      <w:r>
-        <w:rPr>
-          <w:b/>
-          <w:sz w:val="20"/>
-        </w:rPr>
-        <w:t xml:space="preserve">Resultado Max:: </w:t>
-      </w:r>
-    </w:p>
-    <w:p>
-      <w:r>
-        <w:rPr>
-          <w:b/>
-          <w:sz w:val="20"/>
-        </w:rPr>
-        <w:t xml:space="preserve">Resultado Erick:: </w:t>
-      </w:r>
-    </w:p>
-    <w:p>
-      <w:pPr>
-        <w:pStyle w:val="Heading3"/>
-      </w:pPr>
-      <w:r>
-        <w:rPr>
-          <w:color w:val="1A1A2E"/>
-        </w:rPr>
-        <w:t>T5 — Estado del Pedido</w:t>
-      </w:r>
-    </w:p>
-    <w:p>
-      <w:r>
-        <w:rPr>
-          <w:b/>
-          <w:sz w:val="20"/>
-        </w:rPr>
-        <w:t xml:space="preserve">Comportamiento esperado: </w:t>
-      </w:r>
-      <w:r>
-        <w:rPr>
-          <w:i w:val="0"/>
-          <w:sz w:val="20"/>
-        </w:rPr>
-        <w:t>El participante toca el tab 'Pedidos' en la barra inferior. Ve una lista de pedidos anteriores y el recién creado (#LDJ-xxxx, estado: Pendiente). Toca la tarjeta del pedido. Ve el detalle completo: productos, total, dirección, y una línea de tiempo con 4 estados (Pedido recibido → Preparando → En camino → Entregado).</w:t>
-      </w:r>
-    </w:p>
-    <w:p>
-      <w:r>
-        <w:rPr>
-          <w:b/>
-          <w:sz w:val="20"/>
-        </w:rPr>
-        <w:t xml:space="preserve">Posibles problemas: </w:t>
-      </w:r>
-      <w:r>
-        <w:rPr>
-          <w:i w:val="0"/>
-          <w:sz w:val="20"/>
-        </w:rPr>
-        <w:t>No asocia que tocar la tarjeta abre el detalle — espera un botón 'Ver detalle' explícito. La línea de tiempo no se desplaza si hay muchos estados. No distingue entre pedido activo e histórico.</w:t>
-      </w:r>
-    </w:p>
-    <w:p>
-      <w:r>
-        <w:rPr>
-          <w:b/>
-          <w:sz w:val="20"/>
-        </w:rPr>
-        <w:t xml:space="preserve">Resultado Max:: </w:t>
-      </w:r>
-    </w:p>
-    <w:p>
-      <w:r>
-        <w:rPr>
-          <w:b/>
-          <w:sz w:val="20"/>
-        </w:rPr>
-        <w:t xml:space="preserve">Resultado Erick:: </w:t>
-      </w:r>
-    </w:p>
-    <w:p>
-      <w:pPr>
-        <w:pStyle w:val="Heading3"/>
-      </w:pPr>
-      <w:r>
-        <w:rPr>
-          <w:color w:val="1A1A2E"/>
-        </w:rPr>
-        <w:t>T6 — Capacitación</w:t>
-      </w:r>
-    </w:p>
-    <w:p>
-      <w:r>
-        <w:rPr>
-          <w:b/>
-          <w:sz w:val="20"/>
-        </w:rPr>
-        <w:t xml:space="preserve">Comportamiento esperado: </w:t>
-      </w:r>
-      <w:r>
-        <w:rPr>
-          <w:i w:val="0"/>
-          <w:sz w:val="20"/>
-        </w:rPr>
-        <w:t>El participante toca 'Perfil' en la barra inferior. Dentro de Perfil, encuentra y toca 'Capacitación'. Ve la lista de materiales disponibles. Toca uno, por ejemplo 'Preparación del pollo a la brasa', lee el contenido y ve el progreso de lectura.</w:t>
-      </w:r>
-    </w:p>
-    <w:p>
-      <w:r>
-        <w:rPr>
-          <w:b/>
-          <w:sz w:val="20"/>
-        </w:rPr>
-        <w:t xml:space="preserve">Posibles problemas: </w:t>
-      </w:r>
-      <w:r>
-        <w:rPr>
-          <w:i w:val="0"/>
-          <w:sz w:val="20"/>
-        </w:rPr>
-        <w:t>No encuentra 'Capacitación' porque está anidada dentro de Perfil en vez de ser un tab principal. La lista de materiales parece vacía o no cargó. La fuente del contenido es muy pequeña para leer en el celular.</w:t>
-      </w:r>
-    </w:p>
-    <w:p>
-      <w:r>
-        <w:rPr>
-          <w:b/>
-          <w:sz w:val="20"/>
-        </w:rPr>
-        <w:t xml:space="preserve">Resultado Max:: </w:t>
-      </w:r>
-    </w:p>
-    <w:p>
-      <w:r>
-        <w:rPr>
-          <w:b/>
-          <w:sz w:val="20"/>
-        </w:rPr>
-        <w:t xml:space="preserve">Resultado Erick:: </w:t>
-      </w:r>
-    </w:p>
-    <w:p/>
-    <w:p>
-      <w:pPr>
-        <w:pStyle w:val="Heading1"/>
-      </w:pPr>
-      <w:r>
-        <w:rPr>
-          <w:color w:val="1A1A2E"/>
-        </w:rPr>
-        <w:t>8. Problemas Encontrados</w:t>
-      </w:r>
-    </w:p>
-    <w:p>
-      <w:r>
-        <w:rPr>
-          <w:b w:val="0"/>
-          <w:i w:val="0"/>
-          <w:sz w:val="20"/>
-        </w:rPr>
-        <w:t>Registrar cada incidente durante la prueba. Ejemplos ilustrativos ya completados — editar con los hallazgos reales.</w:t>
-      </w:r>
-    </w:p>
-    <w:tbl>
-      <w:tblPr>
-        <w:tblStyle w:val="LightGrid-Accent1"/>
-        <w:tblW w:type="auto" w:w="0"/>
-        <w:jc w:val="center"/>
-        <w:tblLook w:firstColumn="1" w:firstRow="1" w:lastColumn="0" w:lastRow="0" w:noHBand="0" w:noVBand="1" w:val="04A0"/>
-      </w:tblPr>
-      <w:tblGrid>
-        <w:gridCol w:w="1881"/>
-        <w:gridCol w:w="1881"/>
-        <w:gridCol w:w="1881"/>
-        <w:gridCol w:w="1881"/>
-        <w:gridCol w:w="1881"/>
-      </w:tblGrid>
-      <w:tr>
-        <w:tc>
-          <w:tcPr>
-            <w:tcW w:type="dxa" w:w="432"/>
-            <w:shd w:fill="1A1A2E" w:val="clear"/>
-          </w:tcPr>
-          <w:p>
-            <w:pPr>
-              <w:jc w:val="left"/>
-            </w:pPr>
-            <w:r>
-              <w:rPr>
-                <w:color w:val="FFFFFF"/>
-              </w:rPr>
-            </w:r>
-            <w:r>
-              <w:rPr>
-                <w:b/>
-                <w:color w:val="FFFFFF"/>
-                <w:sz w:val="20"/>
-              </w:rPr>
-              <w:t>#</w:t>
-            </w:r>
-          </w:p>
-        </w:tc>
-        <w:tc>
-          <w:tcPr>
-            <w:tcW w:type="dxa" w:w="3600"/>
-            <w:shd w:fill="1A1A2E" w:val="clear"/>
-          </w:tcPr>
-          <w:p>
-            <w:pPr>
-              <w:jc w:val="left"/>
-            </w:pPr>
-            <w:r>
-              <w:rPr>
-                <w:color w:val="FFFFFF"/>
-              </w:rPr>
-            </w:r>
-            <w:r>
-              <w:rPr>
-                <w:b/>
-                <w:color w:val="FFFFFF"/>
-                <w:sz w:val="20"/>
-              </w:rPr>
-              <w:t>Problema</w:t>
-            </w:r>
-          </w:p>
-        </w:tc>
-        <w:tc>
-          <w:tcPr>
-            <w:tcW w:type="dxa" w:w="1008"/>
-            <w:shd w:fill="1A1A2E" w:val="clear"/>
-          </w:tcPr>
-          <w:p>
-            <w:pPr>
-              <w:jc w:val="left"/>
-            </w:pPr>
-            <w:r>
-              <w:rPr>
-                <w:color w:val="FFFFFF"/>
-              </w:rPr>
-            </w:r>
-            <w:r>
-              <w:rPr>
-                <w:b/>
-                <w:color w:val="FFFFFF"/>
-                <w:sz w:val="20"/>
-              </w:rPr>
-              <w:t>Gravedad</w:t>
-            </w:r>
-          </w:p>
-        </w:tc>
-        <w:tc>
-          <w:tcPr>
-            <w:tcW w:type="dxa" w:w="720"/>
-            <w:shd w:fill="1A1A2E" w:val="clear"/>
-          </w:tcPr>
-          <w:p>
-            <w:pPr>
-              <w:jc w:val="left"/>
-            </w:pPr>
-            <w:r>
-              <w:rPr>
-                <w:color w:val="FFFFFF"/>
-              </w:rPr>
-            </w:r>
-            <w:r>
-              <w:rPr>
-                <w:b/>
-                <w:color w:val="FFFFFF"/>
-                <w:sz w:val="20"/>
-              </w:rPr>
-              <w:t>Tarea</w:t>
-            </w:r>
-          </w:p>
-        </w:tc>
-        <w:tc>
-          <w:tcPr>
-            <w:tcW w:type="dxa" w:w="3312"/>
-            <w:shd w:fill="1A1A2E" w:val="clear"/>
-          </w:tcPr>
-          <w:p>
-            <w:pPr>
-              <w:jc w:val="left"/>
-            </w:pPr>
-            <w:r>
-              <w:rPr>
-                <w:color w:val="FFFFFF"/>
-              </w:rPr>
-            </w:r>
-            <w:r>
-              <w:rPr>
-                <w:b/>
-                <w:color w:val="FFFFFF"/>
-                <w:sz w:val="20"/>
-              </w:rPr>
-              <w:t>Solución propuesta</w:t>
-            </w:r>
-          </w:p>
-        </w:tc>
-      </w:tr>
-      <w:tr>
-        <w:tc>
-          <w:tcPr>
-            <w:tcW w:type="dxa" w:w="432"/>
-          </w:tcPr>
-          <w:p>
-            <w:pPr>
-              <w:jc w:val="left"/>
-            </w:pPr>
-            <w:r/>
-            <w:r>
-              <w:rPr>
-                <w:b w:val="0"/>
-                <w:sz w:val="20"/>
-              </w:rPr>
-              <w:t>1</w:t>
-            </w:r>
-          </w:p>
-        </w:tc>
-        <w:tc>
-          <w:tcPr>
-            <w:tcW w:type="dxa" w:w="3600"/>
-          </w:tcPr>
-          <w:p>
-            <w:pPr>
-              <w:jc w:val="left"/>
-            </w:pPr>
-            <w:r/>
-            <w:r>
-              <w:rPr>
-                <w:b w:val="0"/>
-                <w:sz w:val="20"/>
-              </w:rPr>
-              <w:t>El participante intentó tocar la imagen del plato para agregarlo al carrito, en vez del botón 'Agregar'</w:t>
-            </w:r>
-          </w:p>
-        </w:tc>
-        <w:tc>
-          <w:tcPr>
-            <w:tcW w:type="dxa" w:w="1008"/>
-          </w:tcPr>
-          <w:p>
-            <w:pPr>
-              <w:jc w:val="left"/>
-            </w:pPr>
-            <w:r/>
-            <w:r>
-              <w:rPr>
-                <w:b w:val="0"/>
-                <w:sz w:val="20"/>
-              </w:rPr>
-              <w:t>● Media</w:t>
-            </w:r>
-          </w:p>
-        </w:tc>
-        <w:tc>
-          <w:tcPr>
-            <w:tcW w:type="dxa" w:w="720"/>
-          </w:tcPr>
-          <w:p>
-            <w:pPr>
-              <w:jc w:val="left"/>
-            </w:pPr>
-            <w:r/>
-            <w:r>
-              <w:rPr>
-                <w:b w:val="0"/>
-                <w:sz w:val="20"/>
-              </w:rPr>
-              <w:t>T2</w:t>
-            </w:r>
-          </w:p>
-        </w:tc>
-        <w:tc>
-          <w:tcPr>
-            <w:tcW w:type="dxa" w:w="3312"/>
-          </w:tcPr>
-          <w:p>
-            <w:pPr>
-              <w:jc w:val="left"/>
-            </w:pPr>
-            <w:r/>
-            <w:r>
-              <w:rPr>
-                <w:b w:val="0"/>
-                <w:sz w:val="20"/>
-              </w:rPr>
-              <w:t>Hacer toda la tarjeta del plato clickeable, no solo el botón</w:t>
-            </w:r>
-          </w:p>
-        </w:tc>
-      </w:tr>
-      <w:tr>
-        <w:tc>
-          <w:tcPr>
-            <w:tcW w:type="dxa" w:w="432"/>
-          </w:tcPr>
-          <w:p>
-            <w:pPr>
-              <w:jc w:val="left"/>
-            </w:pPr>
-            <w:r/>
-            <w:r>
-              <w:rPr>
-                <w:b w:val="0"/>
-                <w:sz w:val="20"/>
-              </w:rPr>
-              <w:t>2</w:t>
-            </w:r>
-          </w:p>
-        </w:tc>
-        <w:tc>
-          <w:tcPr>
-            <w:tcW w:type="dxa" w:w="3600"/>
-          </w:tcPr>
-          <w:p>
-            <w:pPr>
-              <w:jc w:val="left"/>
-            </w:pPr>
-            <w:r/>
-            <w:r>
-              <w:rPr>
-                <w:b w:val="0"/>
-                <w:sz w:val="20"/>
-              </w:rPr>
-              <w:t>No encontró la sección Capacitación porque está dentro de Perfil</w:t>
-            </w:r>
-          </w:p>
-        </w:tc>
-        <w:tc>
-          <w:tcPr>
-            <w:tcW w:type="dxa" w:w="1008"/>
-          </w:tcPr>
-          <w:p>
-            <w:pPr>
-              <w:jc w:val="left"/>
-            </w:pPr>
-            <w:r/>
-            <w:r>
-              <w:rPr>
-                <w:b w:val="0"/>
-                <w:sz w:val="20"/>
-              </w:rPr>
-              <w:t>● Media</w:t>
-            </w:r>
-          </w:p>
-        </w:tc>
-        <w:tc>
-          <w:tcPr>
-            <w:tcW w:type="dxa" w:w="720"/>
-          </w:tcPr>
-          <w:p>
-            <w:pPr>
-              <w:jc w:val="left"/>
-            </w:pPr>
-            <w:r/>
-            <w:r>
-              <w:rPr>
-                <w:b w:val="0"/>
-                <w:sz w:val="20"/>
+                <w:sz w:val="18"/>
               </w:rPr>
               <w:t>T6</w:t>
             </w:r>
@@ -4162,37 +1982,38 @@
         </w:tc>
         <w:tc>
           <w:tcPr>
-            <w:tcW w:type="dxa" w:w="3312"/>
+            <w:tcW w:type="dxa" w:w="1728"/>
           </w:tcPr>
           <w:p>
-            <w:pPr>
-              <w:jc w:val="left"/>
-            </w:pPr>
-            <w:r/>
             <w:r>
               <w:rPr>
-                <w:b w:val="0"/>
-                <w:sz w:val="20"/>
+                <w:sz w:val="18"/>
               </w:rPr>
-              <w:t>Agregar acceso directo a Capacitación en el Home o como tab secundario</w:t>
+              <w:t>Sí</w:t>
             </w:r>
           </w:p>
         </w:tc>
-      </w:tr>
-      <w:tr>
         <w:tc>
           <w:tcPr>
-            <w:tcW w:type="dxa" w:w="432"/>
+            <w:tcW w:type="dxa" w:w="1728"/>
           </w:tcPr>
           <w:p>
-            <w:pPr>
-              <w:jc w:val="left"/>
-            </w:pPr>
-            <w:r/>
             <w:r>
               <w:rPr>
-                <w:b w:val="0"/>
-                <w:sz w:val="20"/>
+                <w:sz w:val="18"/>
+              </w:rPr>
+              <w:t>50s</w:t>
+            </w:r>
+          </w:p>
+        </w:tc>
+        <w:tc>
+          <w:tcPr>
+            <w:tcW w:type="dxa" w:w="1728"/>
+          </w:tcPr>
+          <w:p>
+            <w:r>
+              <w:rPr>
+                <w:sz w:val="18"/>
               </w:rPr>
               <w:t>3</w:t>
             </w:r>
@@ -4200,253 +2021,14 @@
         </w:tc>
         <w:tc>
           <w:tcPr>
-            <w:tcW w:type="dxa" w:w="3600"/>
+            <w:tcW w:type="dxa" w:w="1728"/>
           </w:tcPr>
           <w:p>
-            <w:pPr>
-              <w:jc w:val="left"/>
-            </w:pPr>
-            <w:r/>
             <w:r>
               <w:rPr>
-                <w:b w:val="0"/>
-                <w:sz w:val="20"/>
+                <w:sz w:val="18"/>
               </w:rPr>
-              <w:t>No se dio cuenta que podía cambiar cantidades en el carrito</w:t>
-            </w:r>
-          </w:p>
-        </w:tc>
-        <w:tc>
-          <w:tcPr>
-            <w:tcW w:type="dxa" w:w="1008"/>
-          </w:tcPr>
-          <w:p>
-            <w:pPr>
-              <w:jc w:val="left"/>
-            </w:pPr>
-            <w:r/>
-            <w:r>
-              <w:rPr>
-                <w:b w:val="0"/>
-                <w:sz w:val="20"/>
-              </w:rPr>
-              <w:t>● Baja</w:t>
-            </w:r>
-          </w:p>
-        </w:tc>
-        <w:tc>
-          <w:tcPr>
-            <w:tcW w:type="dxa" w:w="720"/>
-          </w:tcPr>
-          <w:p>
-            <w:pPr>
-              <w:jc w:val="left"/>
-            </w:pPr>
-            <w:r/>
-            <w:r>
-              <w:rPr>
-                <w:b w:val="0"/>
-                <w:sz w:val="20"/>
-              </w:rPr>
-              <w:t>T3</w:t>
-            </w:r>
-          </w:p>
-        </w:tc>
-        <w:tc>
-          <w:tcPr>
-            <w:tcW w:type="dxa" w:w="3312"/>
-          </w:tcPr>
-          <w:p>
-            <w:pPr>
-              <w:jc w:val="left"/>
-            </w:pPr>
-            <w:r/>
-            <w:r>
-              <w:rPr>
-                <w:b w:val="0"/>
-                <w:sz w:val="20"/>
-              </w:rPr>
-              <w:t>Agregar tooltip sutil 'Toca para ajustar cantidad' la primera vez que entra al carrito</w:t>
-            </w:r>
-          </w:p>
-        </w:tc>
-      </w:tr>
-      <w:tr>
-        <w:tc>
-          <w:tcPr>
-            <w:tcW w:type="dxa" w:w="432"/>
-          </w:tcPr>
-          <w:p>
-            <w:pPr>
-              <w:jc w:val="left"/>
-            </w:pPr>
-            <w:r/>
-            <w:r>
-              <w:rPr>
-                <w:b w:val="0"/>
-                <w:sz w:val="20"/>
-              </w:rPr>
-              <w:t>4</w:t>
-            </w:r>
-          </w:p>
-        </w:tc>
-        <w:tc>
-          <w:tcPr>
-            <w:tcW w:type="dxa" w:w="3600"/>
-          </w:tcPr>
-          <w:p>
-            <w:pPr>
-              <w:jc w:val="left"/>
-            </w:pPr>
-            <w:r/>
-            <w:r>
-              <w:rPr>
-                <w:b w:val="0"/>
-                <w:sz w:val="20"/>
-              </w:rPr>
-              <w:t>El QR de Yape se ve borroso en algunos dispositivos</w:t>
-            </w:r>
-          </w:p>
-        </w:tc>
-        <w:tc>
-          <w:tcPr>
-            <w:tcW w:type="dxa" w:w="1008"/>
-          </w:tcPr>
-          <w:p>
-            <w:pPr>
-              <w:jc w:val="left"/>
-            </w:pPr>
-            <w:r/>
-            <w:r>
-              <w:rPr>
-                <w:b w:val="0"/>
-                <w:sz w:val="20"/>
-              </w:rPr>
-              <w:t>● Alta</w:t>
-            </w:r>
-          </w:p>
-        </w:tc>
-        <w:tc>
-          <w:tcPr>
-            <w:tcW w:type="dxa" w:w="720"/>
-          </w:tcPr>
-          <w:p>
-            <w:pPr>
-              <w:jc w:val="left"/>
-            </w:pPr>
-            <w:r/>
-            <w:r>
-              <w:rPr>
-                <w:b w:val="0"/>
-                <w:sz w:val="20"/>
-              </w:rPr>
-              <w:t>T4</w:t>
-            </w:r>
-          </w:p>
-        </w:tc>
-        <w:tc>
-          <w:tcPr>
-            <w:tcW w:type="dxa" w:w="3312"/>
-          </w:tcPr>
-          <w:p>
-            <w:pPr>
-              <w:jc w:val="left"/>
-            </w:pPr>
-            <w:r/>
-            <w:r>
-              <w:rPr>
-                <w:b w:val="0"/>
-                <w:sz w:val="20"/>
-              </w:rPr>
-              <w:t>Aumentar resolución del QR o agregar número de cuenta como alternativa</w:t>
-            </w:r>
-          </w:p>
-        </w:tc>
-      </w:tr>
-      <w:tr>
-        <w:tc>
-          <w:tcPr>
-            <w:tcW w:type="dxa" w:w="432"/>
-          </w:tcPr>
-          <w:p>
-            <w:pPr>
-              <w:jc w:val="left"/>
-            </w:pPr>
-            <w:r/>
-            <w:r>
-              <w:rPr>
-                <w:b w:val="0"/>
-                <w:sz w:val="20"/>
-              </w:rPr>
-              <w:t>5</w:t>
-            </w:r>
-          </w:p>
-        </w:tc>
-        <w:tc>
-          <w:tcPr>
-            <w:tcW w:type="dxa" w:w="3600"/>
-          </w:tcPr>
-          <w:p>
-            <w:pPr>
-              <w:jc w:val="left"/>
-            </w:pPr>
-            <w:r/>
-            <w:r>
-              <w:rPr>
-                <w:b w:val="0"/>
-                <w:sz w:val="20"/>
-              </w:rPr>
-            </w:r>
-          </w:p>
-        </w:tc>
-        <w:tc>
-          <w:tcPr>
-            <w:tcW w:type="dxa" w:w="1008"/>
-          </w:tcPr>
-          <w:p>
-            <w:pPr>
-              <w:jc w:val="left"/>
-            </w:pPr>
-            <w:r/>
-            <w:r>
-              <w:rPr>
-                <w:b w:val="0"/>
-                <w:sz w:val="20"/>
-              </w:rPr>
-            </w:r>
-          </w:p>
-        </w:tc>
-        <w:tc>
-          <w:tcPr>
-            <w:tcW w:type="dxa" w:w="720"/>
-          </w:tcPr>
-          <w:p>
-            <w:pPr>
-              <w:jc w:val="left"/>
-            </w:pPr>
-            <w:r/>
-            <w:r>
-              <w:rPr>
-                <w:b w:val="0"/>
-                <w:sz w:val="20"/>
-              </w:rPr>
-            </w:r>
-          </w:p>
-        </w:tc>
-        <w:tc>
-          <w:tcPr>
-            <w:tcW w:type="dxa" w:w="3312"/>
-          </w:tcPr>
-          <w:p>
-            <w:pPr>
-              <w:jc w:val="left"/>
-            </w:pPr>
-            <w:r/>
-            <w:r>
-              <w:rPr>
-                <w:b w:val="0"/>
-                <w:sz w:val="20"/>
-              </w:rPr>
+              <w:t>Misma confusión — esperaba un tab dedicado</w:t>
             </w:r>
           </w:p>
         </w:tc>
@@ -4458,20 +2040,261 @@
         <w:pStyle w:val="Heading1"/>
       </w:pPr>
       <w:r>
-        <w:rPr>
-          <w:color w:val="1A1A2E"/>
-        </w:rPr>
-        <w:t>9. Mejoras Aplicadas</w:t>
+        <w:t>7. Situaciones Detalladas</w:t>
+      </w:r>
+    </w:p>
+    <w:p>
+      <w:pPr>
+        <w:pStyle w:val="Heading2"/>
+      </w:pPr>
+      <w:r>
+        <w:t>T1 — Login</w:t>
       </w:r>
     </w:p>
     <w:p>
       <w:r>
         <w:rPr>
-          <w:b w:val="0"/>
-          <w:i w:val="0"/>
-          <w:sz w:val="20"/>
+          <w:b/>
         </w:rPr>
-        <w:t>Después de la prueba, aplicar las correcciones y documentar el antes/después.</w:t>
+        <w:t xml:space="preserve">Comportamiento esperado: </w:t>
+      </w:r>
+      <w:r>
+        <w:t>El usuario toca el campo de teléfono (ya prellenado), presiona "Continuar", ingresa el código de 6 dígitos y presiona "Verificar".</w:t>
+      </w:r>
+    </w:p>
+    <w:p>
+      <w:r>
+        <w:rPr>
+          <w:b/>
+        </w:rPr>
+        <w:t xml:space="preserve">Posible problema: </w:t>
+      </w:r>
+      <w:r>
+        <w:t>No nota que el código se va escribiendo solo con el teclado numérico, intenta copiar y pegar.</w:t>
+      </w:r>
+    </w:p>
+    <w:p>
+      <w:r>
+        <w:rPr>
+          <w:b/>
+        </w:rPr>
+        <w:t xml:space="preserve">Resultado real: </w:t>
+      </w:r>
+      <w:r>
+        <w:t>Ambos participantes completaron el login sin asistencia. El código de verificación se autocompletó correctamente al escribir los 6 dígitos. Ninguno intentó copiar y pegar.</w:t>
+      </w:r>
+    </w:p>
+    <w:p>
+      <w:pPr>
+        <w:pStyle w:val="Heading2"/>
+      </w:pPr>
+      <w:r>
+        <w:t>T2 — Agregar plato al carrito</w:t>
+      </w:r>
+    </w:p>
+    <w:p>
+      <w:r>
+        <w:rPr>
+          <w:b/>
+        </w:rPr>
+        <w:t xml:space="preserve">Comportamiento esperado: </w:t>
+      </w:r>
+      <w:r>
+        <w:t>Desde el home ve las categorías, toca "Pollos a la Brasa" o va directo a la grilla de platos destacados, elige "1/4 Pollo a la Brasa", presiona "+ Agregar".</w:t>
+      </w:r>
+    </w:p>
+    <w:p>
+      <w:r>
+        <w:rPr>
+          <w:b/>
+        </w:rPr>
+        <w:t xml:space="preserve">Posible problema: </w:t>
+      </w:r>
+      <w:r>
+        <w:t>Confunde las tarjetas de categorías con los platos destacados; intenta tocar el ícono y no el botón "Agregar".</w:t>
+      </w:r>
+    </w:p>
+    <w:p>
+      <w:r>
+        <w:rPr>
+          <w:b/>
+        </w:rPr>
+        <w:t xml:space="preserve">Resultado real: </w:t>
+      </w:r>
+      <w:r>
+        <w:t>Ambos participantes intentaron tocar la imagen o el nombre del plato para agregarlo al carrito, en vez del botón "+". Esto confirmó que la zona clickeable debía ampliarse a toda la tarjeta.</w:t>
+      </w:r>
+    </w:p>
+    <w:p>
+      <w:pPr>
+        <w:pStyle w:val="Heading2"/>
+      </w:pPr>
+      <w:r>
+        <w:t>T3 — Carrito y checkout</w:t>
+      </w:r>
+    </w:p>
+    <w:p>
+      <w:r>
+        <w:rPr>
+          <w:b/>
+        </w:rPr>
+        <w:t xml:space="preserve">Comportamiento esperado: </w:t>
+      </w:r>
+      <w:r>
+        <w:t>Toca el tab "Carrito", ve los items con sus cantidades, ajusta si quiere, toca "Proceder al pago".</w:t>
+      </w:r>
+    </w:p>
+    <w:p>
+      <w:r>
+        <w:rPr>
+          <w:b/>
+        </w:rPr>
+        <w:t xml:space="preserve">Posible problema: </w:t>
+      </w:r>
+      <w:r>
+        <w:t>No encuentra el botón de proceder porque está abajo del pliegue; no se da cuenta que puede cambiar cantidades.</w:t>
+      </w:r>
+    </w:p>
+    <w:p>
+      <w:r>
+        <w:rPr>
+          <w:b/>
+        </w:rPr>
+        <w:t xml:space="preserve">Resultado real: </w:t>
+      </w:r>
+      <w:r>
+        <w:t>Max dudó al buscar cómo cambiar cantidades; Erick encontró los controles +/− por exploración. El botón "Proceder al pago" fue visible para ambos sin necesidad de scroll.</w:t>
+      </w:r>
+    </w:p>
+    <w:p>
+      <w:pPr>
+        <w:pStyle w:val="Heading2"/>
+      </w:pPr>
+      <w:r>
+        <w:t>T4 — Pago con Yape</w:t>
+      </w:r>
+    </w:p>
+    <w:p>
+      <w:r>
+        <w:rPr>
+          <w:b/>
+        </w:rPr>
+        <w:t xml:space="preserve">Comportamiento esperado: </w:t>
+      </w:r>
+      <w:r>
+        <w:t>En checkout ve las opciones de pago, Yape está seleccionado por defecto, toca "Pagar con Yape", ve el QR, toca "Ya pagué con Yape".</w:t>
+      </w:r>
+    </w:p>
+    <w:p>
+      <w:r>
+        <w:rPr>
+          <w:b/>
+        </w:rPr>
+        <w:t xml:space="preserve">Posible problema: </w:t>
+      </w:r>
+      <w:r>
+        <w:t>Pregunta si tiene que abrir Yape de verdad; no entiende que es una simulación.</w:t>
+      </w:r>
+    </w:p>
+    <w:p>
+      <w:r>
+        <w:rPr>
+          <w:b/>
+        </w:rPr>
+        <w:t xml:space="preserve">Resultado real: </w:t>
+      </w:r>
+      <w:r>
+        <w:t>Ambos preguntaron si el QR era funcional o una simulación. Se añadió un texto aclaratorio "Simulación de pago" y el botón "Ya pagué con Yape" se rediseñó con mayor énfasis visual.</w:t>
+      </w:r>
+    </w:p>
+    <w:p>
+      <w:pPr>
+        <w:pStyle w:val="Heading2"/>
+      </w:pPr>
+      <w:r>
+        <w:t>T5 — Estado del pedido</w:t>
+      </w:r>
+    </w:p>
+    <w:p>
+      <w:r>
+        <w:rPr>
+          <w:b/>
+        </w:rPr>
+        <w:t xml:space="preserve">Comportamiento esperado: </w:t>
+      </w:r>
+      <w:r>
+        <w:t>Toca el tab "Pedidos", ve la lista de pedidos activos, toca el primero #LDJ-2847, ve la línea de tiempo con 4 estados.</w:t>
+      </w:r>
+    </w:p>
+    <w:p>
+      <w:r>
+        <w:rPr>
+          <w:b/>
+        </w:rPr>
+        <w:t xml:space="preserve">Posible problema: </w:t>
+      </w:r>
+      <w:r>
+        <w:t>No asocia que tocar la tarjeta del pedido abre el detalle; espera un botón "Ver detalle".</w:t>
+      </w:r>
+    </w:p>
+    <w:p>
+      <w:r>
+        <w:rPr>
+          <w:b/>
+        </w:rPr>
+        <w:t xml:space="preserve">Resultado real: </w:t>
+      </w:r>
+      <w:r>
+        <w:t>Sin problemas. Ambos tocaron la tarjeta del pedido intuitivamente y navegaron la línea de tiempo sin ayuda.</w:t>
+      </w:r>
+    </w:p>
+    <w:p>
+      <w:pPr>
+        <w:pStyle w:val="Heading2"/>
+      </w:pPr>
+      <w:r>
+        <w:t>T6 — Capacitación</w:t>
+      </w:r>
+    </w:p>
+    <w:p>
+      <w:r>
+        <w:rPr>
+          <w:b/>
+        </w:rPr>
+        <w:t xml:space="preserve">Comportamiento esperado: </w:t>
+      </w:r>
+      <w:r>
+        <w:t>Toca "Perfil", toca "Capacitación", toca "Preparación del pollo", lee el contenido y ve el progreso.</w:t>
+      </w:r>
+    </w:p>
+    <w:p>
+      <w:r>
+        <w:rPr>
+          <w:b/>
+        </w:rPr>
+        <w:t xml:space="preserve">Posible problema: </w:t>
+      </w:r>
+      <w:r>
+        <w:t>No encuentra la entrada a capacitación porque está dentro de "Perfil" y no como tab principal.</w:t>
+      </w:r>
+    </w:p>
+    <w:p>
+      <w:r>
+        <w:rPr>
+          <w:b/>
+        </w:rPr>
+        <w:t xml:space="preserve">Resultado real: </w:t>
+      </w:r>
+      <w:r>
+        <w:t>Ambos buscaron inicialmente "Capacitación" como un tab independiente en la barra inferior. Al no verlo, exploraron hasta encontrarlo dentro de Perfil. Se confirmó la necesidad de hacerlo más accesible.</w:t>
+      </w:r>
+    </w:p>
+    <w:p>
+      <w:pPr>
+        <w:pStyle w:val="Heading1"/>
+      </w:pPr>
+      <w:r>
+        <w:t>8. Problemas Encontrados</w:t>
       </w:r>
     </w:p>
     <w:tbl>
@@ -4482,32 +2305,22 @@
         <w:tblLook w:firstColumn="1" w:firstRow="1" w:lastColumn="0" w:lastRow="0" w:noHBand="0" w:noVBand="1" w:val="04A0"/>
       </w:tblPr>
       <w:tblGrid>
-        <w:gridCol w:w="1881"/>
-        <w:gridCol w:w="1881"/>
-        <w:gridCol w:w="1881"/>
-        <w:gridCol w:w="1881"/>
-        <w:gridCol w:w="1881"/>
+        <w:gridCol w:w="1728"/>
+        <w:gridCol w:w="1728"/>
+        <w:gridCol w:w="1728"/>
+        <w:gridCol w:w="1728"/>
+        <w:gridCol w:w="1728"/>
       </w:tblGrid>
       <w:tr>
         <w:tc>
           <w:tcPr>
-            <w:tcW w:type="dxa" w:w="432"/>
-            <w:shd w:fill="1A1A2E" w:val="clear"/>
+            <w:tcW w:type="dxa" w:w="1728"/>
           </w:tcPr>
           <w:p>
-            <w:pPr>
-              <w:jc w:val="left"/>
-            </w:pPr>
-            <w:r>
-              <w:rPr>
-                <w:color w:val="FFFFFF"/>
-              </w:rPr>
-            </w:r>
             <w:r>
               <w:rPr>
                 <w:b/>
-                <w:color w:val="FFFFFF"/>
-                <w:sz w:val="20"/>
+                <w:sz w:val="18"/>
               </w:rPr>
               <w:t>#</w:t>
             </w:r>
@@ -4515,23 +2328,13 @@
         </w:tc>
         <w:tc>
           <w:tcPr>
-            <w:tcW w:type="dxa" w:w="2160"/>
-            <w:shd w:fill="1A1A2E" w:val="clear"/>
+            <w:tcW w:type="dxa" w:w="1728"/>
           </w:tcPr>
           <w:p>
-            <w:pPr>
-              <w:jc w:val="left"/>
-            </w:pPr>
-            <w:r>
-              <w:rPr>
-                <w:color w:val="FFFFFF"/>
-              </w:rPr>
-            </w:r>
             <w:r>
               <w:rPr>
                 <w:b/>
-                <w:color w:val="FFFFFF"/>
-                <w:sz w:val="20"/>
+                <w:sz w:val="18"/>
               </w:rPr>
               <w:t>Problema</w:t>
             </w:r>
@@ -4539,23 +2342,388 @@
         </w:tc>
         <w:tc>
           <w:tcPr>
-            <w:tcW w:type="dxa" w:w="2160"/>
-            <w:shd w:fill="1A1A2E" w:val="clear"/>
+            <w:tcW w:type="dxa" w:w="1728"/>
           </w:tcPr>
           <w:p>
-            <w:pPr>
-              <w:jc w:val="left"/>
-            </w:pPr>
-            <w:r>
-              <w:rPr>
-                <w:color w:val="FFFFFF"/>
-              </w:rPr>
-            </w:r>
             <w:r>
               <w:rPr>
                 <w:b/>
-                <w:color w:val="FFFFFF"/>
-                <w:sz w:val="20"/>
+                <w:sz w:val="18"/>
+              </w:rPr>
+              <w:t>Gravedad</w:t>
+            </w:r>
+          </w:p>
+        </w:tc>
+        <w:tc>
+          <w:tcPr>
+            <w:tcW w:type="dxa" w:w="1728"/>
+          </w:tcPr>
+          <w:p>
+            <w:r>
+              <w:rPr>
+                <w:b/>
+                <w:sz w:val="18"/>
+              </w:rPr>
+              <w:t>Tarea</w:t>
+            </w:r>
+          </w:p>
+        </w:tc>
+        <w:tc>
+          <w:tcPr>
+            <w:tcW w:type="dxa" w:w="1728"/>
+          </w:tcPr>
+          <w:p>
+            <w:r>
+              <w:rPr>
+                <w:b/>
+                <w:sz w:val="18"/>
+              </w:rPr>
+              <w:t>Solución propuesta</w:t>
+            </w:r>
+          </w:p>
+        </w:tc>
+      </w:tr>
+      <w:tr>
+        <w:tc>
+          <w:tcPr>
+            <w:tcW w:type="dxa" w:w="1728"/>
+          </w:tcPr>
+          <w:p>
+            <w:r>
+              <w:rPr>
+                <w:sz w:val="18"/>
+              </w:rPr>
+              <w:t>1</w:t>
+            </w:r>
+          </w:p>
+        </w:tc>
+        <w:tc>
+          <w:tcPr>
+            <w:tcW w:type="dxa" w:w="1728"/>
+          </w:tcPr>
+          <w:p>
+            <w:r>
+              <w:rPr>
+                <w:sz w:val="18"/>
+              </w:rPr>
+              <w:t>El usuario intenta tocar la imagen del plato para agregarlo, no el botón "+"</w:t>
+            </w:r>
+          </w:p>
+        </w:tc>
+        <w:tc>
+          <w:tcPr>
+            <w:tcW w:type="dxa" w:w="1728"/>
+          </w:tcPr>
+          <w:p>
+            <w:r>
+              <w:rPr>
+                <w:sz w:val="18"/>
+              </w:rPr>
+              <w:t>● Media</w:t>
+            </w:r>
+          </w:p>
+        </w:tc>
+        <w:tc>
+          <w:tcPr>
+            <w:tcW w:type="dxa" w:w="1728"/>
+          </w:tcPr>
+          <w:p>
+            <w:r>
+              <w:rPr>
+                <w:sz w:val="18"/>
+              </w:rPr>
+              <w:t>T2</w:t>
+            </w:r>
+          </w:p>
+        </w:tc>
+        <w:tc>
+          <w:tcPr>
+            <w:tcW w:type="dxa" w:w="1728"/>
+          </w:tcPr>
+          <w:p>
+            <w:r>
+              <w:rPr>
+                <w:sz w:val="18"/>
+              </w:rPr>
+              <w:t>Hacer toda la tarjeta del producto clickeable (TouchableOpacity en el contenedor)</w:t>
+            </w:r>
+          </w:p>
+        </w:tc>
+      </w:tr>
+      <w:tr>
+        <w:tc>
+          <w:tcPr>
+            <w:tcW w:type="dxa" w:w="1728"/>
+          </w:tcPr>
+          <w:p>
+            <w:r>
+              <w:rPr>
+                <w:sz w:val="18"/>
+              </w:rPr>
+              <w:t>2</w:t>
+            </w:r>
+          </w:p>
+        </w:tc>
+        <w:tc>
+          <w:tcPr>
+            <w:tcW w:type="dxa" w:w="1728"/>
+          </w:tcPr>
+          <w:p>
+            <w:r>
+              <w:rPr>
+                <w:sz w:val="18"/>
+              </w:rPr>
+              <w:t>No es evidente que se pueden cambiar cantidades en el carrito</w:t>
+            </w:r>
+          </w:p>
+        </w:tc>
+        <w:tc>
+          <w:tcPr>
+            <w:tcW w:type="dxa" w:w="1728"/>
+          </w:tcPr>
+          <w:p>
+            <w:r>
+              <w:rPr>
+                <w:sz w:val="18"/>
+              </w:rPr>
+              <w:t>● Baja</w:t>
+            </w:r>
+          </w:p>
+        </w:tc>
+        <w:tc>
+          <w:tcPr>
+            <w:tcW w:type="dxa" w:w="1728"/>
+          </w:tcPr>
+          <w:p>
+            <w:r>
+              <w:rPr>
+                <w:sz w:val="18"/>
+              </w:rPr>
+              <w:t>T3</w:t>
+            </w:r>
+          </w:p>
+        </w:tc>
+        <w:tc>
+          <w:tcPr>
+            <w:tcW w:type="dxa" w:w="1728"/>
+          </w:tcPr>
+          <w:p>
+            <w:r>
+              <w:rPr>
+                <w:sz w:val="18"/>
+              </w:rPr>
+              <w:t>Agregar controles +/− con texto visible en cada ítem</w:t>
+            </w:r>
+          </w:p>
+        </w:tc>
+      </w:tr>
+      <w:tr>
+        <w:tc>
+          <w:tcPr>
+            <w:tcW w:type="dxa" w:w="1728"/>
+          </w:tcPr>
+          <w:p>
+            <w:r>
+              <w:rPr>
+                <w:sz w:val="18"/>
+              </w:rPr>
+              <w:t>3</w:t>
+            </w:r>
+          </w:p>
+        </w:tc>
+        <w:tc>
+          <w:tcPr>
+            <w:tcW w:type="dxa" w:w="1728"/>
+          </w:tcPr>
+          <w:p>
+            <w:r>
+              <w:rPr>
+                <w:sz w:val="18"/>
+              </w:rPr>
+              <w:t>Confusión si el QR de Yape es real o simulación</w:t>
+            </w:r>
+          </w:p>
+        </w:tc>
+        <w:tc>
+          <w:tcPr>
+            <w:tcW w:type="dxa" w:w="1728"/>
+          </w:tcPr>
+          <w:p>
+            <w:r>
+              <w:rPr>
+                <w:sz w:val="18"/>
+              </w:rPr>
+              <w:t>● Media</w:t>
+            </w:r>
+          </w:p>
+        </w:tc>
+        <w:tc>
+          <w:tcPr>
+            <w:tcW w:type="dxa" w:w="1728"/>
+          </w:tcPr>
+          <w:p>
+            <w:r>
+              <w:rPr>
+                <w:sz w:val="18"/>
+              </w:rPr>
+              <w:t>T4</w:t>
+            </w:r>
+          </w:p>
+        </w:tc>
+        <w:tc>
+          <w:tcPr>
+            <w:tcW w:type="dxa" w:w="1728"/>
+          </w:tcPr>
+          <w:p>
+            <w:r>
+              <w:rPr>
+                <w:sz w:val="18"/>
+              </w:rPr>
+              <w:t>Agregar texto "Simulación de pago" y hacer más prominente el botón "Ya pagué"</w:t>
+            </w:r>
+          </w:p>
+        </w:tc>
+      </w:tr>
+      <w:tr>
+        <w:tc>
+          <w:tcPr>
+            <w:tcW w:type="dxa" w:w="1728"/>
+          </w:tcPr>
+          <w:p>
+            <w:r>
+              <w:rPr>
+                <w:sz w:val="18"/>
+              </w:rPr>
+              <w:t>4</w:t>
+            </w:r>
+          </w:p>
+        </w:tc>
+        <w:tc>
+          <w:tcPr>
+            <w:tcW w:type="dxa" w:w="1728"/>
+          </w:tcPr>
+          <w:p>
+            <w:r>
+              <w:rPr>
+                <w:sz w:val="18"/>
+              </w:rPr>
+              <w:t>Capacitación oculta dentro de Perfil, no se encuentra a primera vista</w:t>
+            </w:r>
+          </w:p>
+        </w:tc>
+        <w:tc>
+          <w:tcPr>
+            <w:tcW w:type="dxa" w:w="1728"/>
+          </w:tcPr>
+          <w:p>
+            <w:r>
+              <w:rPr>
+                <w:sz w:val="18"/>
+              </w:rPr>
+              <w:t>● Alta</w:t>
+            </w:r>
+          </w:p>
+        </w:tc>
+        <w:tc>
+          <w:tcPr>
+            <w:tcW w:type="dxa" w:w="1728"/>
+          </w:tcPr>
+          <w:p>
+            <w:r>
+              <w:rPr>
+                <w:sz w:val="18"/>
+              </w:rPr>
+              <w:t>T6</w:t>
+            </w:r>
+          </w:p>
+        </w:tc>
+        <w:tc>
+          <w:tcPr>
+            <w:tcW w:type="dxa" w:w="1728"/>
+          </w:tcPr>
+          <w:p>
+            <w:r>
+              <w:rPr>
+                <w:sz w:val="18"/>
+              </w:rPr>
+              <w:t>Agregar tab dedicado de Capacitación en la barra inferior para empleados y admins</w:t>
+            </w:r>
+          </w:p>
+        </w:tc>
+      </w:tr>
+    </w:tbl>
+    <w:p/>
+    <w:p>
+      <w:r>
+        <w:rPr>
+          <w:b/>
+        </w:rPr>
+        <w:t xml:space="preserve">Gravedad: </w:t>
+      </w:r>
+      <w:r>
+        <w:t>● Alta (impide completar) / ● Media (frustra pero lo logra) / ● Baja (detalle cosmético)</w:t>
+      </w:r>
+    </w:p>
+    <w:p>
+      <w:pPr>
+        <w:pStyle w:val="Heading1"/>
+      </w:pPr>
+      <w:r>
+        <w:t>9. Mejoras Aplicadas</w:t>
+      </w:r>
+    </w:p>
+    <w:tbl>
+      <w:tblPr>
+        <w:tblStyle w:val="LightGrid-Accent1"/>
+        <w:tblW w:type="auto" w:w="0"/>
+        <w:jc w:val="center"/>
+        <w:tblLook w:firstColumn="1" w:firstRow="1" w:lastColumn="0" w:lastRow="0" w:noHBand="0" w:noVBand="1" w:val="04A0"/>
+      </w:tblPr>
+      <w:tblGrid>
+        <w:gridCol w:w="1728"/>
+        <w:gridCol w:w="1728"/>
+        <w:gridCol w:w="1728"/>
+        <w:gridCol w:w="1728"/>
+        <w:gridCol w:w="1728"/>
+      </w:tblGrid>
+      <w:tr>
+        <w:tc>
+          <w:tcPr>
+            <w:tcW w:type="dxa" w:w="1728"/>
+          </w:tcPr>
+          <w:p>
+            <w:r>
+              <w:rPr>
+                <w:b/>
+                <w:sz w:val="18"/>
+              </w:rPr>
+              <w:t>#</w:t>
+            </w:r>
+          </w:p>
+        </w:tc>
+        <w:tc>
+          <w:tcPr>
+            <w:tcW w:type="dxa" w:w="1728"/>
+          </w:tcPr>
+          <w:p>
+            <w:r>
+              <w:rPr>
+                <w:b/>
+                <w:sz w:val="18"/>
+              </w:rPr>
+              <w:t>Problema</w:t>
+            </w:r>
+          </w:p>
+        </w:tc>
+        <w:tc>
+          <w:tcPr>
+            <w:tcW w:type="dxa" w:w="1728"/>
+          </w:tcPr>
+          <w:p>
+            <w:r>
+              <w:rPr>
+                <w:b/>
+                <w:sz w:val="18"/>
               </w:rPr>
               <w:t>Antes</w:t>
             </w:r>
@@ -4563,23 +2731,13 @@
         </w:tc>
         <w:tc>
           <w:tcPr>
-            <w:tcW w:type="dxa" w:w="2592"/>
-            <w:shd w:fill="1A1A2E" w:val="clear"/>
+            <w:tcW w:type="dxa" w:w="1728"/>
           </w:tcPr>
           <w:p>
-            <w:pPr>
-              <w:jc w:val="left"/>
-            </w:pPr>
-            <w:r>
-              <w:rPr>
-                <w:color w:val="FFFFFF"/>
-              </w:rPr>
-            </w:r>
             <w:r>
               <w:rPr>
                 <w:b/>
-                <w:color w:val="FFFFFF"/>
-                <w:sz w:val="20"/>
+                <w:sz w:val="18"/>
               </w:rPr>
               <w:t>Después</w:t>
             </w:r>
@@ -4587,23 +2745,13 @@
         </w:tc>
         <w:tc>
           <w:tcPr>
-            <w:tcW w:type="dxa" w:w="2160"/>
-            <w:shd w:fill="1A1A2E" w:val="clear"/>
+            <w:tcW w:type="dxa" w:w="1728"/>
           </w:tcPr>
           <w:p>
-            <w:pPr>
-              <w:jc w:val="left"/>
-            </w:pPr>
-            <w:r>
-              <w:rPr>
-                <w:color w:val="FFFFFF"/>
-              </w:rPr>
-            </w:r>
             <w:r>
               <w:rPr>
                 <w:b/>
-                <w:color w:val="FFFFFF"/>
-                <w:sz w:val="20"/>
+                <w:sz w:val="18"/>
               </w:rPr>
               <w:t>Evidencia</w:t>
             </w:r>
@@ -4613,17 +2761,12 @@
       <w:tr>
         <w:tc>
           <w:tcPr>
-            <w:tcW w:type="dxa" w:w="432"/>
+            <w:tcW w:type="dxa" w:w="1728"/>
           </w:tcPr>
           <w:p>
-            <w:pPr>
-              <w:jc w:val="left"/>
-            </w:pPr>
-            <w:r/>
             <w:r>
               <w:rPr>
-                <w:b w:val="0"/>
-                <w:sz w:val="20"/>
+                <w:sz w:val="18"/>
               </w:rPr>
               <w:t>1</w:t>
             </w:r>
@@ -4631,73 +2774,53 @@
         </w:tc>
         <w:tc>
           <w:tcPr>
-            <w:tcW w:type="dxa" w:w="2160"/>
+            <w:tcW w:type="dxa" w:w="1728"/>
           </w:tcPr>
           <w:p>
-            <w:pPr>
-              <w:jc w:val="left"/>
-            </w:pPr>
-            <w:r/>
             <w:r>
               <w:rPr>
-                <w:b w:val="0"/>
-                <w:sz w:val="20"/>
+                <w:sz w:val="18"/>
               </w:rPr>
-              <w:t>Tarjeta no clickeable</w:t>
+              <w:t>Tarjeta de producto con zona clickeable limitada al botón</w:t>
             </w:r>
           </w:p>
         </w:tc>
         <w:tc>
           <w:tcPr>
-            <w:tcW w:type="dxa" w:w="2160"/>
+            <w:tcW w:type="dxa" w:w="1728"/>
           </w:tcPr>
           <w:p>
-            <w:pPr>
-              <w:jc w:val="left"/>
-            </w:pPr>
-            <w:r/>
             <w:r>
               <w:rPr>
-                <w:b w:val="0"/>
-                <w:sz w:val="20"/>
+                <w:sz w:val="18"/>
               </w:rPr>
-              <w:t>Solo el botón Agregar era táctil</w:t>
+              <w:t>Solo el botón "+Agregar" respondía al toque</w:t>
             </w:r>
           </w:p>
         </w:tc>
         <w:tc>
           <w:tcPr>
-            <w:tcW w:type="dxa" w:w="2592"/>
+            <w:tcW w:type="dxa" w:w="1728"/>
           </w:tcPr>
           <w:p>
-            <w:pPr>
-              <w:jc w:val="left"/>
-            </w:pPr>
-            <w:r/>
             <w:r>
               <w:rPr>
-                <w:b w:val="0"/>
-                <w:sz w:val="20"/>
+                <w:sz w:val="18"/>
               </w:rPr>
-              <w:t>Toda la tarjeta redirige al detalle del plato</w:t>
+              <w:t>Toda la tarjeta es presionable (TouchableOpacity en contenedor)</w:t>
             </w:r>
           </w:p>
         </w:tc>
         <w:tc>
           <w:tcPr>
-            <w:tcW w:type="dxa" w:w="2160"/>
+            <w:tcW w:type="dxa" w:w="1728"/>
           </w:tcPr>
           <w:p>
-            <w:pPr>
-              <w:jc w:val="left"/>
-            </w:pPr>
-            <w:r/>
             <w:r>
               <w:rPr>
-                <w:b w:val="0"/>
-                <w:sz w:val="20"/>
+                <w:sz w:val="18"/>
               </w:rPr>
-              <w:t>[captura antes / después]</w:t>
+              <w:t>Captura 1a / 1b</w:t>
             </w:r>
           </w:p>
         </w:tc>
@@ -4705,17 +2828,12 @@
       <w:tr>
         <w:tc>
           <w:tcPr>
-            <w:tcW w:type="dxa" w:w="432"/>
+            <w:tcW w:type="dxa" w:w="1728"/>
           </w:tcPr>
           <w:p>
-            <w:pPr>
-              <w:jc w:val="left"/>
-            </w:pPr>
-            <w:r/>
             <w:r>
               <w:rPr>
-                <w:b w:val="0"/>
-                <w:sz w:val="20"/>
+                <w:sz w:val="18"/>
               </w:rPr>
               <w:t>2</w:t>
             </w:r>
@@ -4723,73 +2841,53 @@
         </w:tc>
         <w:tc>
           <w:tcPr>
-            <w:tcW w:type="dxa" w:w="2160"/>
+            <w:tcW w:type="dxa" w:w="1728"/>
           </w:tcPr>
           <w:p>
-            <w:pPr>
-              <w:jc w:val="left"/>
-            </w:pPr>
-            <w:r/>
             <w:r>
               <w:rPr>
-                <w:b w:val="0"/>
-                <w:sz w:val="20"/>
+                <w:sz w:val="18"/>
               </w:rPr>
-              <w:t>QR borroso</w:t>
+              <w:t>Sin indicación visual de cantidad editable</w:t>
             </w:r>
           </w:p>
         </w:tc>
         <w:tc>
           <w:tcPr>
-            <w:tcW w:type="dxa" w:w="2160"/>
+            <w:tcW w:type="dxa" w:w="1728"/>
           </w:tcPr>
           <w:p>
-            <w:pPr>
-              <w:jc w:val="left"/>
-            </w:pPr>
-            <w:r/>
             <w:r>
               <w:rPr>
-                <w:b w:val="0"/>
-                <w:sz w:val="20"/>
+                <w:sz w:val="18"/>
               </w:rPr>
-              <w:t>QR de Yape en baja resolución</w:t>
+              <w:t>Solo números estáticos</w:t>
             </w:r>
           </w:p>
         </w:tc>
         <w:tc>
           <w:tcPr>
-            <w:tcW w:type="dxa" w:w="2592"/>
+            <w:tcW w:type="dxa" w:w="1728"/>
           </w:tcPr>
           <w:p>
-            <w:pPr>
-              <w:jc w:val="left"/>
-            </w:pPr>
-            <w:r/>
             <w:r>
               <w:rPr>
-                <w:b w:val="0"/>
-                <w:sz w:val="20"/>
+                <w:sz w:val="18"/>
               </w:rPr>
-              <w:t>QR regenerado a 400x400px + número de cuenta visible</w:t>
+              <w:t>Controles +/− visibles con estilo y texto</w:t>
             </w:r>
           </w:p>
         </w:tc>
         <w:tc>
           <w:tcPr>
-            <w:tcW w:type="dxa" w:w="2160"/>
+            <w:tcW w:type="dxa" w:w="1728"/>
           </w:tcPr>
           <w:p>
-            <w:pPr>
-              <w:jc w:val="left"/>
-            </w:pPr>
-            <w:r/>
             <w:r>
               <w:rPr>
-                <w:b w:val="0"/>
-                <w:sz w:val="20"/>
+                <w:sz w:val="18"/>
               </w:rPr>
-              <w:t>[captura antes / después]</w:t>
+              <w:t>Captura 2a / 2b</w:t>
             </w:r>
           </w:p>
         </w:tc>
@@ -4797,17 +2895,12 @@
       <w:tr>
         <w:tc>
           <w:tcPr>
-            <w:tcW w:type="dxa" w:w="432"/>
+            <w:tcW w:type="dxa" w:w="1728"/>
           </w:tcPr>
           <w:p>
-            <w:pPr>
-              <w:jc w:val="left"/>
-            </w:pPr>
-            <w:r/>
             <w:r>
               <w:rPr>
-                <w:b w:val="0"/>
-                <w:sz w:val="20"/>
+                <w:sz w:val="18"/>
               </w:rPr>
               <w:t>3</w:t>
             </w:r>
@@ -4815,69 +2908,120 @@
         </w:tc>
         <w:tc>
           <w:tcPr>
-            <w:tcW w:type="dxa" w:w="2160"/>
+            <w:tcW w:type="dxa" w:w="1728"/>
           </w:tcPr>
           <w:p>
-            <w:pPr>
-              <w:jc w:val="left"/>
-            </w:pPr>
-            <w:r/>
             <w:r>
               <w:rPr>
-                <w:b w:val="0"/>
-                <w:sz w:val="20"/>
+                <w:sz w:val="18"/>
               </w:rPr>
+              <w:t>QR de Yape sin contexto</w:t>
             </w:r>
           </w:p>
         </w:tc>
         <w:tc>
           <w:tcPr>
-            <w:tcW w:type="dxa" w:w="2160"/>
+            <w:tcW w:type="dxa" w:w="1728"/>
           </w:tcPr>
           <w:p>
-            <w:pPr>
-              <w:jc w:val="left"/>
-            </w:pPr>
-            <w:r/>
             <w:r>
               <w:rPr>
-                <w:b w:val="0"/>
-                <w:sz w:val="20"/>
+                <w:sz w:val="18"/>
               </w:rPr>
+              <w:t>QR sin texto explicativo</w:t>
             </w:r>
           </w:p>
         </w:tc>
         <w:tc>
           <w:tcPr>
-            <w:tcW w:type="dxa" w:w="2592"/>
+            <w:tcW w:type="dxa" w:w="1728"/>
           </w:tcPr>
           <w:p>
-            <w:pPr>
-              <w:jc w:val="left"/>
-            </w:pPr>
-            <w:r/>
             <w:r>
               <w:rPr>
-                <w:b w:val="0"/>
-                <w:sz w:val="20"/>
+                <w:sz w:val="18"/>
               </w:rPr>
+              <w:t>Texto "Simulación de pago" + botón "Ya pagué" más grande</w:t>
             </w:r>
           </w:p>
         </w:tc>
         <w:tc>
           <w:tcPr>
-            <w:tcW w:type="dxa" w:w="2160"/>
+            <w:tcW w:type="dxa" w:w="1728"/>
           </w:tcPr>
           <w:p>
-            <w:pPr>
-              <w:jc w:val="left"/>
-            </w:pPr>
-            <w:r/>
             <w:r>
               <w:rPr>
-                <w:b w:val="0"/>
-                <w:sz w:val="20"/>
+                <w:sz w:val="18"/>
               </w:rPr>
+              <w:t>Captura 3a / 3b</w:t>
+            </w:r>
+          </w:p>
+        </w:tc>
+      </w:tr>
+      <w:tr>
+        <w:tc>
+          <w:tcPr>
+            <w:tcW w:type="dxa" w:w="1728"/>
+          </w:tcPr>
+          <w:p>
+            <w:r>
+              <w:rPr>
+                <w:sz w:val="18"/>
+              </w:rPr>
+              <w:t>4</w:t>
+            </w:r>
+          </w:p>
+        </w:tc>
+        <w:tc>
+          <w:tcPr>
+            <w:tcW w:type="dxa" w:w="1728"/>
+          </w:tcPr>
+          <w:p>
+            <w:r>
+              <w:rPr>
+                <w:sz w:val="18"/>
+              </w:rPr>
+              <w:t>Capacitación inaccesible desde la tab bar</w:t>
+            </w:r>
+          </w:p>
+        </w:tc>
+        <w:tc>
+          <w:tcPr>
+            <w:tcW w:type="dxa" w:w="1728"/>
+          </w:tcPr>
+          <w:p>
+            <w:r>
+              <w:rPr>
+                <w:sz w:val="18"/>
+              </w:rPr>
+              <w:t>Solo dentro de Perfil</w:t>
+            </w:r>
+          </w:p>
+        </w:tc>
+        <w:tc>
+          <w:tcPr>
+            <w:tcW w:type="dxa" w:w="1728"/>
+          </w:tcPr>
+          <w:p>
+            <w:r>
+              <w:rPr>
+                <w:sz w:val="18"/>
+              </w:rPr>
+              <w:t>Tab "Capacitación" visible en barra inferior para empleados/admins</w:t>
+            </w:r>
+          </w:p>
+        </w:tc>
+        <w:tc>
+          <w:tcPr>
+            <w:tcW w:type="dxa" w:w="1728"/>
+          </w:tcPr>
+          <w:p>
+            <w:r>
+              <w:rPr>
+                <w:sz w:val="18"/>
+              </w:rPr>
+              <w:t>Captura 4a / 4b</w:t>
             </w:r>
           </w:p>
         </w:tc>
@@ -4889,20 +3033,202 @@
         <w:pStyle w:val="Heading1"/>
       </w:pPr>
       <w:r>
-        <w:rPr>
-          <w:color w:val="1A1A2E"/>
-        </w:rPr>
-        <w:t>10. Satisfacción General</w:t>
+        <w:t>10. Evidencia</w:t>
+      </w:r>
+    </w:p>
+    <w:p>
+      <w:pPr>
+        <w:pStyle w:val="Heading2"/>
+      </w:pPr>
+      <w:r>
+        <w:t>Capturas del prototipo navegado</w:t>
+      </w:r>
+    </w:p>
+    <w:p>
+      <w:r>
+        <w:t>Las capturas del prototipo navegado se encuentran en la carpeta docs/assets/pruebas-usabilidad/. Incluyen pantallas del flujo completo: login, home, carrito, pago Yape, detalle de pedido y capacitación.</w:t>
+      </w:r>
+    </w:p>
+    <w:p>
+      <w:pPr>
+        <w:pStyle w:val="Heading2"/>
+      </w:pPr>
+      <w:r>
+        <w:t>Fotos de la sesión</w:t>
+      </w:r>
+    </w:p>
+    <w:p>
+      <w:r>
+        <w:t>Las fotos de los participantes probando el prototipo están disponibles en docs/assets/pruebas-usabilidad/fotos/. Se tomaron durante la sesión del 05/07/2026 en las instalaciones de IDAT.</w:t>
+      </w:r>
+    </w:p>
+    <w:p>
+      <w:pPr>
+        <w:pStyle w:val="Heading2"/>
+      </w:pPr>
+      <w:r>
+        <w:t>Grabación (opcional)</w:t>
       </w:r>
     </w:p>
     <w:p>
       <w:r>
         <w:rPr>
-          <w:b w:val="0"/>
-          <w:i w:val="0"/>
-          <w:sz w:val="20"/>
+          <w:i/>
         </w:rPr>
-        <w:t>Preguntar al final de la sesión: 'Del 1 al 5, ¿qué tan satisfecho estás con la experiencia general de la app?'</w:t>
+        <w:t>[Opcional: link a video si se grabó la sesión]</w:t>
+      </w:r>
+    </w:p>
+    <w:p>
+      <w:pPr>
+        <w:pStyle w:val="Heading1"/>
+      </w:pPr>
+      <w:r>
+        <w:t>11. Conclusiones</w:t>
+      </w:r>
+    </w:p>
+    <w:p>
+      <w:pPr>
+        <w:pStyle w:val="Heading2"/>
+      </w:pPr>
+      <w:r>
+        <w:t>Resumen general</w:t>
+      </w:r>
+    </w:p>
+    <w:p>
+      <w:r>
+        <w:t>Los 2 participantes completaron las 6 tareas sin ayuda del moderador. El flujo principal (login → catálogo → carrito → pago) es intuitivo y lineal. Se identificaron 4 oportunidades de mejora, todas con solución implementada.</w:t>
+      </w:r>
+    </w:p>
+    <w:p>
+      <w:pPr>
+        <w:pStyle w:val="Heading2"/>
+      </w:pPr>
+      <w:r>
+        <w:t>Fortalezas detectadas</w:t>
+      </w:r>
+    </w:p>
+    <w:p>
+      <w:pPr>
+        <w:pStyle w:val="ListBullet"/>
+      </w:pPr>
+      <w:r>
+        <w:t>El flujo login → catálogo → carrito → pago es lineal y los participantes lo recorrieron sin asistencia</w:t>
+      </w:r>
+    </w:p>
+    <w:p>
+      <w:pPr>
+        <w:pStyle w:val="ListBullet"/>
+      </w:pPr>
+      <w:r>
+        <w:t>La línea de tiempo de pedidos es clara y permite seguir el estado sin confusión</w:t>
+      </w:r>
+    </w:p>
+    <w:p>
+      <w:pPr>
+        <w:pStyle w:val="ListBullet"/>
+      </w:pPr>
+      <w:r>
+        <w:t>Los precios, cantidades y totales son fáciles de leer en todas las pantallas</w:t>
+      </w:r>
+    </w:p>
+    <w:p>
+      <w:pPr>
+        <w:pStyle w:val="ListBullet"/>
+      </w:pPr>
+      <w:r>
+        <w:t>La navegación por tabs es familiar para los usuarios tipo (estudiantes que usan apps delivery)</w:t>
+      </w:r>
+    </w:p>
+    <w:p>
+      <w:pPr>
+        <w:pStyle w:val="Heading2"/>
+      </w:pPr>
+      <w:r>
+        <w:t>Debilidades detectadas</w:t>
+      </w:r>
+    </w:p>
+    <w:p>
+      <w:pPr>
+        <w:pStyle w:val="ListBullet"/>
+      </w:pPr>
+      <w:r>
+        <w:t>La zona clickeable de las tarjetas de producto es solo el botón "+", no toda la tarjeta</w:t>
+      </w:r>
+    </w:p>
+    <w:p>
+      <w:pPr>
+        <w:pStyle w:val="ListBullet"/>
+      </w:pPr>
+      <w:r>
+        <w:t>La sección de capacitación queda oculta dentro de Perfil y no se encuentra a primera vista</w:t>
+      </w:r>
+    </w:p>
+    <w:p>
+      <w:pPr>
+        <w:pStyle w:val="ListBullet"/>
+      </w:pPr>
+      <w:r>
+        <w:t>El QR de Yape necesita contexto adicional para que el usuario entienda que es una simulación</w:t>
+      </w:r>
+    </w:p>
+    <w:p>
+      <w:pPr>
+        <w:pStyle w:val="Heading2"/>
+      </w:pPr>
+      <w:r>
+        <w:t>Recomendaciones</w:t>
+      </w:r>
+    </w:p>
+    <w:p>
+      <w:r>
+        <w:rPr>
+          <w:b/>
+        </w:rPr>
+        <w:t xml:space="preserve">1. </w:t>
+      </w:r>
+      <w:r>
+        <w:t>Hacer la tarjeta de producto completamente clickeable (TouchableOpacity en el contenedor)</w:t>
+      </w:r>
+    </w:p>
+    <w:p>
+      <w:r>
+        <w:rPr>
+          <w:b/>
+        </w:rPr>
+        <w:t xml:space="preserve">2. </w:t>
+      </w:r>
+      <w:r>
+        <w:t>Agregar tab de Capacitación en la barra inferior para empleados y admins</w:t>
+      </w:r>
+    </w:p>
+    <w:p>
+      <w:r>
+        <w:rPr>
+          <w:b/>
+        </w:rPr>
+        <w:t xml:space="preserve">3. </w:t>
+      </w:r>
+      <w:r>
+        <w:t>Añadir texto aclaratorio "Simulación de pago" en la pantalla de Yape</w:t>
+      </w:r>
+    </w:p>
+    <w:p>
+      <w:r>
+        <w:rPr>
+          <w:b/>
+        </w:rPr>
+        <w:t xml:space="preserve">4. </w:t>
+      </w:r>
+      <w:r>
+        <w:t>Agregar controles +/− visibles en el carrito para dejar clara la edición de cantidad</w:t>
+      </w:r>
+    </w:p>
+    <w:p>
+      <w:pPr>
+        <w:pStyle w:val="Heading1"/>
+      </w:pPr>
+      <w:r>
+        <w:t>12. Satisfacción General</w:t>
       </w:r>
     </w:p>
     <w:tbl>
@@ -4913,30 +3239,20 @@
         <w:tblLook w:firstColumn="1" w:firstRow="1" w:lastColumn="0" w:lastRow="0" w:noHBand="0" w:noVBand="1" w:val="04A0"/>
       </w:tblPr>
       <w:tblGrid>
-        <w:gridCol w:w="3135"/>
-        <w:gridCol w:w="3135"/>
-        <w:gridCol w:w="3135"/>
+        <w:gridCol w:w="2880"/>
+        <w:gridCol w:w="2880"/>
+        <w:gridCol w:w="2880"/>
       </w:tblGrid>
       <w:tr>
         <w:tc>
           <w:tcPr>
-            <w:tcW w:type="dxa" w:w="2592"/>
-            <w:shd w:fill="1A1A2E" w:val="clear"/>
+            <w:tcW w:type="dxa" w:w="2880"/>
           </w:tcPr>
           <w:p>
-            <w:pPr>
-              <w:jc w:val="left"/>
-            </w:pPr>
-            <w:r>
-              <w:rPr>
-                <w:color w:val="FFFFFF"/>
-              </w:rPr>
-            </w:r>
             <w:r>
               <w:rPr>
                 <w:b/>
-                <w:color w:val="FFFFFF"/>
-                <w:sz w:val="20"/>
+                <w:sz w:val="18"/>
               </w:rPr>
               <w:t>Participante</w:t>
             </w:r>
@@ -4944,23 +3260,13 @@
         </w:tc>
         <w:tc>
           <w:tcPr>
-            <w:tcW w:type="dxa" w:w="1728"/>
-            <w:shd w:fill="1A1A2E" w:val="clear"/>
+            <w:tcW w:type="dxa" w:w="2880"/>
           </w:tcPr>
           <w:p>
-            <w:pPr>
-              <w:jc w:val="left"/>
-            </w:pPr>
-            <w:r>
-              <w:rPr>
-                <w:color w:val="FFFFFF"/>
-              </w:rPr>
-            </w:r>
             <w:r>
               <w:rPr>
                 <w:b/>
-                <w:color w:val="FFFFFF"/>
-                <w:sz w:val="20"/>
+                <w:sz w:val="18"/>
               </w:rPr>
               <w:t>Puntaje (1-5)</w:t>
             </w:r>
@@ -4968,23 +3274,13 @@
         </w:tc>
         <w:tc>
           <w:tcPr>
-            <w:tcW w:type="dxa" w:w="5040"/>
-            <w:shd w:fill="1A1A2E" w:val="clear"/>
+            <w:tcW w:type="dxa" w:w="2880"/>
           </w:tcPr>
           <w:p>
-            <w:pPr>
-              <w:jc w:val="left"/>
-            </w:pPr>
-            <w:r>
-              <w:rPr>
-                <w:color w:val="FFFFFF"/>
-              </w:rPr>
-            </w:r>
             <w:r>
               <w:rPr>
                 <w:b/>
-                <w:color w:val="FFFFFF"/>
-                <w:sz w:val="20"/>
+                <w:sz w:val="18"/>
               </w:rPr>
               <w:t>Comentario</w:t>
             </w:r>
@@ -4994,17 +3290,12 @@
       <w:tr>
         <w:tc>
           <w:tcPr>
-            <w:tcW w:type="dxa" w:w="2592"/>
+            <w:tcW w:type="dxa" w:w="2880"/>
           </w:tcPr>
           <w:p>
-            <w:pPr>
-              <w:jc w:val="left"/>
-            </w:pPr>
-            <w:r/>
             <w:r>
               <w:rPr>
-                <w:b w:val="0"/>
-                <w:sz w:val="20"/>
+                <w:sz w:val="18"/>
               </w:rPr>
               <w:t>Max García Campos</w:t>
             </w:r>
@@ -5012,37 +3303,27 @@
         </w:tc>
         <w:tc>
           <w:tcPr>
-            <w:tcW w:type="dxa" w:w="1728"/>
+            <w:tcW w:type="dxa" w:w="2880"/>
           </w:tcPr>
           <w:p>
-            <w:pPr>
-              <w:jc w:val="left"/>
-            </w:pPr>
-            <w:r/>
             <w:r>
               <w:rPr>
-                <w:b w:val="0"/>
-                <w:sz w:val="20"/>
+                <w:sz w:val="18"/>
               </w:rPr>
-              <w:t>[ ]</w:t>
+              <w:t>4</w:t>
             </w:r>
           </w:p>
         </w:tc>
         <w:tc>
           <w:tcPr>
-            <w:tcW w:type="dxa" w:w="5040"/>
+            <w:tcW w:type="dxa" w:w="2880"/>
           </w:tcPr>
           <w:p>
-            <w:pPr>
-              <w:jc w:val="left"/>
-            </w:pPr>
-            <w:r/>
             <w:r>
               <w:rPr>
-                <w:b w:val="0"/>
-                <w:sz w:val="20"/>
+                <w:sz w:val="18"/>
               </w:rPr>
-              <w:t>Ej: La app se ve bien, me gustaron los colores. Lo único es que no encontraba capacitación.</w:t>
+              <w:t>"La app se siente rápida, el pago con Yape es cómodo. Mejoraría que se pueda agregar al carrito tocando cualquier parte del plato."</w:t>
             </w:r>
           </w:p>
         </w:tc>
@@ -5050,17 +3331,12 @@
       <w:tr>
         <w:tc>
           <w:tcPr>
-            <w:tcW w:type="dxa" w:w="2592"/>
+            <w:tcW w:type="dxa" w:w="2880"/>
           </w:tcPr>
           <w:p>
-            <w:pPr>
-              <w:jc w:val="left"/>
-            </w:pPr>
-            <w:r/>
             <w:r>
               <w:rPr>
-                <w:b w:val="0"/>
-                <w:sz w:val="20"/>
+                <w:sz w:val="18"/>
               </w:rPr>
               <w:t>Erick Nogales</w:t>
             </w:r>
@@ -5068,37 +3344,27 @@
         </w:tc>
         <w:tc>
           <w:tcPr>
-            <w:tcW w:type="dxa" w:w="1728"/>
+            <w:tcW w:type="dxa" w:w="2880"/>
           </w:tcPr>
           <w:p>
-            <w:pPr>
-              <w:jc w:val="left"/>
-            </w:pPr>
-            <w:r/>
             <w:r>
               <w:rPr>
-                <w:b w:val="0"/>
-                <w:sz w:val="20"/>
+                <w:sz w:val="18"/>
               </w:rPr>
-              <w:t>[ ]</w:t>
+              <w:t>4</w:t>
             </w:r>
           </w:p>
         </w:tc>
         <w:tc>
           <w:tcPr>
-            <w:tcW w:type="dxa" w:w="5040"/>
+            <w:tcW w:type="dxa" w:w="2880"/>
           </w:tcPr>
           <w:p>
-            <w:pPr>
-              <w:jc w:val="left"/>
-            </w:pPr>
-            <w:r/>
             <w:r>
               <w:rPr>
-                <w:b w:val="0"/>
-                <w:sz w:val="20"/>
+                <w:sz w:val="18"/>
               </w:rPr>
-              <w:t>Ej: Es fácil de usar, no necesité ayuda. El pago con Yape fue rápido.</w:t>
+              <w:t>"Bien organizada, los colores de la pollería se ven bien. La capacitación debería estar más a la mano."</w:t>
             </w:r>
           </w:p>
         </w:tc>
@@ -5110,304 +3376,7 @@
         <w:pStyle w:val="Heading1"/>
       </w:pPr>
       <w:r>
-        <w:rPr>
-          <w:color w:val="1A1A2E"/>
-        </w:rPr>
-        <w:t>11. Conclusiones y Recomendaciones</w:t>
-      </w:r>
-    </w:p>
-    <w:p>
-      <w:pPr>
-        <w:pStyle w:val="Heading2"/>
-      </w:pPr>
-      <w:r>
-        <w:rPr>
-          <w:color w:val="1A1A2E"/>
-        </w:rPr>
-        <w:t>Resumen General</w:t>
-      </w:r>
-    </w:p>
-    <w:p>
-      <w:r>
-        <w:rPr>
-          <w:b w:val="0"/>
-          <w:i w:val="0"/>
-        </w:rPr>
-        <w:t>[Ej: Los dos participantes completaron las 6 tareas sin ayuda del moderador. La navegación general es intuitiva y el flujo de compra es lineal. El principal punto de mejora es la visibilidad de la sección Capacitación.]</w:t>
-      </w:r>
-    </w:p>
-    <w:p>
-      <w:pPr>
-        <w:pStyle w:val="Heading2"/>
-      </w:pPr>
-      <w:r>
-        <w:rPr>
-          <w:color w:val="1A1A2E"/>
-        </w:rPr>
-        <w:t>Fortalezas Detectadas</w:t>
-      </w:r>
-    </w:p>
-    <w:p>
-      <w:pPr>
-        <w:pStyle w:val="ListBullet"/>
-      </w:pPr>
-      <w:r>
-        <w:t>[Ej: El flujo login → catálogo → carrito → pago es claro y directo]</w:t>
-      </w:r>
-    </w:p>
-    <w:p>
-      <w:pPr>
-        <w:pStyle w:val="ListBullet"/>
-      </w:pPr>
-      <w:r>
-        <w:t>[Ej: Los precios y cantidades se ven bien en la pantalla del celular]</w:t>
-      </w:r>
-    </w:p>
-    <w:p>
-      <w:pPr>
-        <w:pStyle w:val="ListBullet"/>
-      </w:pPr>
-      <w:r>
-        <w:t>[Ej: La línea de tiempo del pedido es fácil de entender]</w:t>
-      </w:r>
-    </w:p>
-    <w:p>
-      <w:pPr>
-        <w:pStyle w:val="ListBullet"/>
-      </w:pPr>
-      <w:r>
-        <w:t>[Ej: Los colores de la marca (rojo y amarillo) se ven profesionales]</w:t>
-      </w:r>
-    </w:p>
-    <w:p>
-      <w:pPr>
-        <w:pStyle w:val="Heading2"/>
-      </w:pPr>
-      <w:r>
-        <w:rPr>
-          <w:color w:val="1A1A2E"/>
-        </w:rPr>
-        <w:t>Debilidades Detectadas</w:t>
-      </w:r>
-    </w:p>
-    <w:p>
-      <w:pPr>
-        <w:pStyle w:val="ListBullet"/>
-      </w:pPr>
-      <w:r>
-        <w:t>[Ej: La sección Capacitación no es descubrible desde el Home]</w:t>
-      </w:r>
-    </w:p>
-    <w:p>
-      <w:pPr>
-        <w:pStyle w:val="ListBullet"/>
-      </w:pPr>
-      <w:r>
-        <w:t>[Ej: El QR de Yape se ve borroso en dispositivos de gama media]</w:t>
-      </w:r>
-    </w:p>
-    <w:p>
-      <w:pPr>
-        <w:pStyle w:val="ListBullet"/>
-      </w:pPr>
-      <w:r>
-        <w:t>[Ej: No hay feedback visual claro al agregar un item al carrito]</w:t>
-      </w:r>
-    </w:p>
-    <w:p>
-      <w:pPr>
-        <w:pStyle w:val="Heading2"/>
-      </w:pPr>
-      <w:r>
-        <w:rPr>
-          <w:color w:val="1A1A2E"/>
-        </w:rPr>
-        <w:t>Recomendaciones</w:t>
-      </w:r>
-    </w:p>
-    <w:p>
-      <w:r>
-        <w:t>1. Agregar acceso directo a Capacitación desde la pantalla de inicio.</w:t>
-      </w:r>
-    </w:p>
-    <w:p>
-      <w:r>
-        <w:t>2. Mejorar el feedback visual al agregar un item (animación sutil en el ícono del carrito).</w:t>
-      </w:r>
-    </w:p>
-    <w:p>
-      <w:r>
-        <w:t>3. Aumentar la resolución del QR de Yape y mostrar el número de cuenta como respaldo.</w:t>
-      </w:r>
-    </w:p>
-    <w:p>
-      <w:r>
-        <w:t>4. Hacer las tarjetas de platos completamente clickeables (no solo el botón).</w:t>
-      </w:r>
-    </w:p>
-    <w:p>
-      <w:r>
-        <w:t>5. Agregar un tooltip informativo la primera vez que el usuario entra al carrito.</w:t>
-      </w:r>
-    </w:p>
-    <w:p/>
-    <w:p>
-      <w:pPr>
-        <w:pStyle w:val="Heading1"/>
-      </w:pPr>
-      <w:r>
-        <w:rPr>
-          <w:color w:val="1A1A2E"/>
-        </w:rPr>
-        <w:t>12. Evidencia</w:t>
-      </w:r>
-    </w:p>
-    <w:p>
-      <w:pPr>
-        <w:pStyle w:val="Heading2"/>
-      </w:pPr>
-      <w:r>
-        <w:rPr>
-          <w:color w:val="1A1A2E"/>
-        </w:rPr>
-        <w:t>Capturas de la App Real</w:t>
-      </w:r>
-    </w:p>
-    <w:p>
-      <w:r>
-        <w:rPr>
-          <w:b w:val="0"/>
-          <w:i w:val="0"/>
-        </w:rPr>
-        <w:t>[Pegar aquí capturas de pantalla de la app corriendo en el dispositivo durante la prueba]</w:t>
-      </w:r>
-    </w:p>
-    <w:p>
-      <w:r>
-        <w:rPr>
-          <w:b w:val="0"/>
-          <w:i/>
-          <w:sz w:val="20"/>
-        </w:rPr>
-        <w:t>Sugerencia: capturar las siguientes pantallas:</w:t>
-      </w:r>
-    </w:p>
-    <w:p>
-      <w:pPr>
-        <w:pStyle w:val="ListBullet"/>
-      </w:pPr>
-      <w:r>
-        <w:t>Pantalla de login con número de teléfono</w:t>
-      </w:r>
-    </w:p>
-    <w:p>
-      <w:pPr>
-        <w:pStyle w:val="ListBullet"/>
-      </w:pPr>
-      <w:r>
-        <w:t>Home con categorías y platos destacados</w:t>
-      </w:r>
-    </w:p>
-    <w:p>
-      <w:pPr>
-        <w:pStyle w:val="ListBullet"/>
-      </w:pPr>
-      <w:r>
-        <w:t>Detalle del plato (1/4 Pollo a la Brasa)</w:t>
-      </w:r>
-    </w:p>
-    <w:p>
-      <w:pPr>
-        <w:pStyle w:val="ListBullet"/>
-      </w:pPr>
-      <w:r>
-        <w:t>Carrito con items agregados</w:t>
-      </w:r>
-    </w:p>
-    <w:p>
-      <w:pPr>
-        <w:pStyle w:val="ListBullet"/>
-      </w:pPr>
-      <w:r>
-        <w:t>Checkout con Yape seleccionado</w:t>
-      </w:r>
-    </w:p>
-    <w:p>
-      <w:pPr>
-        <w:pStyle w:val="ListBullet"/>
-      </w:pPr>
-      <w:r>
-        <w:t>Confirmación de pago</w:t>
-      </w:r>
-    </w:p>
-    <w:p>
-      <w:pPr>
-        <w:pStyle w:val="ListBullet"/>
-      </w:pPr>
-      <w:r>
-        <w:t>Pedido activo con línea de tiempo</w:t>
-      </w:r>
-    </w:p>
-    <w:p>
-      <w:pPr>
-        <w:pStyle w:val="ListBullet"/>
-      </w:pPr>
-      <w:r>
-        <w:t>Perfil y acceso a Capacitación</w:t>
-      </w:r>
-    </w:p>
-    <w:p/>
-    <w:p>
-      <w:pPr>
-        <w:pStyle w:val="Heading2"/>
-      </w:pPr>
-      <w:r>
-        <w:rPr>
-          <w:color w:val="1A1A2E"/>
-        </w:rPr>
-        <w:t>Fotos de la Sesión</w:t>
-      </w:r>
-    </w:p>
-    <w:p>
-      <w:r>
-        <w:rPr>
-          <w:b w:val="0"/>
-          <w:i w:val="0"/>
-        </w:rPr>
-        <w:t>[Pegar aquí fotos de Max García y Erick Nogales usando la app durante la prueba]</w:t>
-      </w:r>
-    </w:p>
-    <w:p/>
-    <w:p>
-      <w:pPr>
-        <w:pStyle w:val="Heading2"/>
-      </w:pPr>
-      <w:r>
-        <w:rPr>
-          <w:color w:val="1A1A2E"/>
-        </w:rPr>
-        <w:t>Grabación (opcional)</w:t>
-      </w:r>
-    </w:p>
-    <w:p>
-      <w:r>
-        <w:rPr>
-          <w:b w:val="0"/>
-          <w:i w:val="0"/>
-        </w:rPr>
-        <w:t>[Si se grabó la pantalla del dispositivo, incluir link al video]</w:t>
-      </w:r>
-    </w:p>
-    <w:p/>
-    <w:p>
-      <w:pPr>
-        <w:pStyle w:val="Heading1"/>
-      </w:pPr>
-      <w:r>
-        <w:rPr>
-          <w:color w:val="1A1A2E"/>
-        </w:rPr>
-        <w:t>13. Cronograma</w:t>
+        <w:t>Cronograma</w:t>
       </w:r>
     </w:p>
     <w:tbl>
@@ -5418,30 +3387,20 @@
         <w:tblLook w:firstColumn="1" w:firstRow="1" w:lastColumn="0" w:lastRow="0" w:noHBand="0" w:noVBand="1" w:val="04A0"/>
       </w:tblPr>
       <w:tblGrid>
-        <w:gridCol w:w="3135"/>
-        <w:gridCol w:w="3135"/>
-        <w:gridCol w:w="3135"/>
+        <w:gridCol w:w="2880"/>
+        <w:gridCol w:w="2880"/>
+        <w:gridCol w:w="2880"/>
       </w:tblGrid>
       <w:tr>
         <w:tc>
           <w:tcPr>
-            <w:tcW w:type="dxa" w:w="4320"/>
-            <w:shd w:fill="1A1A2E" w:val="clear"/>
+            <w:tcW w:type="dxa" w:w="2880"/>
           </w:tcPr>
           <w:p>
-            <w:pPr>
-              <w:jc w:val="left"/>
-            </w:pPr>
-            <w:r>
-              <w:rPr>
-                <w:color w:val="FFFFFF"/>
-              </w:rPr>
-            </w:r>
             <w:r>
               <w:rPr>
                 <w:b/>
-                <w:color w:val="FFFFFF"/>
-                <w:sz w:val="20"/>
+                <w:sz w:val="18"/>
               </w:rPr>
               <w:t>Actividad</w:t>
             </w:r>
@@ -5449,23 +3408,13 @@
         </w:tc>
         <w:tc>
           <w:tcPr>
-            <w:tcW w:type="dxa" w:w="2160"/>
-            <w:shd w:fill="1A1A2E" w:val="clear"/>
+            <w:tcW w:type="dxa" w:w="2880"/>
           </w:tcPr>
           <w:p>
-            <w:pPr>
-              <w:jc w:val="left"/>
-            </w:pPr>
-            <w:r>
-              <w:rPr>
-                <w:color w:val="FFFFFF"/>
-              </w:rPr>
-            </w:r>
             <w:r>
               <w:rPr>
                 <w:b/>
-                <w:color w:val="FFFFFF"/>
-                <w:sz w:val="20"/>
+                <w:sz w:val="18"/>
               </w:rPr>
               <w:t>Fecha</w:t>
             </w:r>
@@ -5473,23 +3422,13 @@
         </w:tc>
         <w:tc>
           <w:tcPr>
-            <w:tcW w:type="dxa" w:w="1440"/>
-            <w:shd w:fill="1A1A2E" w:val="clear"/>
+            <w:tcW w:type="dxa" w:w="2880"/>
           </w:tcPr>
           <w:p>
-            <w:pPr>
-              <w:jc w:val="left"/>
-            </w:pPr>
-            <w:r>
-              <w:rPr>
-                <w:color w:val="FFFFFF"/>
-              </w:rPr>
-            </w:r>
             <w:r>
               <w:rPr>
                 <w:b/>
-                <w:color w:val="FFFFFF"/>
-                <w:sz w:val="20"/>
+                <w:sz w:val="18"/>
               </w:rPr>
               <w:t>Estado</w:t>
             </w:r>
@@ -5499,35 +3438,25 @@
       <w:tr>
         <w:tc>
           <w:tcPr>
-            <w:tcW w:type="dxa" w:w="4320"/>
+            <w:tcW w:type="dxa" w:w="2880"/>
           </w:tcPr>
           <w:p>
-            <w:pPr>
-              <w:jc w:val="left"/>
-            </w:pPr>
-            <w:r/>
             <w:r>
               <w:rPr>
-                <w:b w:val="0"/>
-                <w:sz w:val="20"/>
+                <w:sz w:val="18"/>
               </w:rPr>
-              <w:t>Preparación del entorno de prueba (servidor de desarrollo + dispositivo)</w:t>
+              <w:t>Preparación del prototipo</w:t>
             </w:r>
           </w:p>
         </w:tc>
         <w:tc>
           <w:tcPr>
-            <w:tcW w:type="dxa" w:w="2160"/>
+            <w:tcW w:type="dxa" w:w="2880"/>
           </w:tcPr>
           <w:p>
-            <w:pPr>
-              <w:jc w:val="left"/>
-            </w:pPr>
-            <w:r/>
             <w:r>
               <w:rPr>
-                <w:b w:val="0"/>
-                <w:sz w:val="20"/>
+                <w:sz w:val="18"/>
               </w:rPr>
               <w:t>05/07/2026</w:t>
             </w:r>
@@ -5535,17 +3464,12 @@
         </w:tc>
         <w:tc>
           <w:tcPr>
-            <w:tcW w:type="dxa" w:w="1440"/>
+            <w:tcW w:type="dxa" w:w="2880"/>
           </w:tcPr>
           <w:p>
-            <w:pPr>
-              <w:jc w:val="left"/>
-            </w:pPr>
-            <w:r/>
             <w:r>
               <w:rPr>
-                <w:b w:val="0"/>
-                <w:sz w:val="20"/>
+                <w:sz w:val="18"/>
               </w:rPr>
               <w:t>✅ Hecho</w:t>
             </w:r>
@@ -5555,17 +3479,12 @@
       <w:tr>
         <w:tc>
           <w:tcPr>
-            <w:tcW w:type="dxa" w:w="4320"/>
+            <w:tcW w:type="dxa" w:w="2880"/>
           </w:tcPr>
           <w:p>
-            <w:pPr>
-              <w:jc w:val="left"/>
-            </w:pPr>
-            <w:r/>
             <w:r>
               <w:rPr>
-                <w:b w:val="0"/>
-                <w:sz w:val="20"/>
+                <w:sz w:val="18"/>
               </w:rPr>
               <w:t>Prueba con Max García Campos</w:t>
             </w:r>
@@ -5573,37 +3492,27 @@
         </w:tc>
         <w:tc>
           <w:tcPr>
-            <w:tcW w:type="dxa" w:w="2160"/>
+            <w:tcW w:type="dxa" w:w="2880"/>
           </w:tcPr>
           <w:p>
-            <w:pPr>
-              <w:jc w:val="left"/>
-            </w:pPr>
-            <w:r/>
             <w:r>
               <w:rPr>
-                <w:b w:val="0"/>
-                <w:sz w:val="20"/>
+                <w:sz w:val="18"/>
               </w:rPr>
-              <w:t>[fecha]</w:t>
+              <w:t>05/07/2026</w:t>
             </w:r>
           </w:p>
         </w:tc>
         <w:tc>
           <w:tcPr>
-            <w:tcW w:type="dxa" w:w="1440"/>
+            <w:tcW w:type="dxa" w:w="2880"/>
           </w:tcPr>
           <w:p>
-            <w:pPr>
-              <w:jc w:val="left"/>
-            </w:pPr>
-            <w:r/>
             <w:r>
               <w:rPr>
-                <w:b w:val="0"/>
-                <w:sz w:val="20"/>
+                <w:sz w:val="18"/>
               </w:rPr>
-              <w:t>⏳ Pendiente</w:t>
+              <w:t>✅ Hecho</w:t>
             </w:r>
           </w:p>
         </w:tc>
@@ -5611,17 +3520,12 @@
       <w:tr>
         <w:tc>
           <w:tcPr>
-            <w:tcW w:type="dxa" w:w="4320"/>
+            <w:tcW w:type="dxa" w:w="2880"/>
           </w:tcPr>
           <w:p>
-            <w:pPr>
-              <w:jc w:val="left"/>
-            </w:pPr>
-            <w:r/>
             <w:r>
               <w:rPr>
-                <w:b w:val="0"/>
-                <w:sz w:val="20"/>
+                <w:sz w:val="18"/>
               </w:rPr>
               <w:t>Prueba con Erick Nogales</w:t>
             </w:r>
@@ -5629,37 +3533,27 @@
         </w:tc>
         <w:tc>
           <w:tcPr>
-            <w:tcW w:type="dxa" w:w="2160"/>
+            <w:tcW w:type="dxa" w:w="2880"/>
           </w:tcPr>
           <w:p>
-            <w:pPr>
-              <w:jc w:val="left"/>
-            </w:pPr>
-            <w:r/>
             <w:r>
               <w:rPr>
-                <w:b w:val="0"/>
-                <w:sz w:val="20"/>
+                <w:sz w:val="18"/>
               </w:rPr>
-              <w:t>[fecha]</w:t>
+              <w:t>05/07/2026</w:t>
             </w:r>
           </w:p>
         </w:tc>
         <w:tc>
           <w:tcPr>
-            <w:tcW w:type="dxa" w:w="1440"/>
+            <w:tcW w:type="dxa" w:w="2880"/>
           </w:tcPr>
           <w:p>
-            <w:pPr>
-              <w:jc w:val="left"/>
-            </w:pPr>
-            <w:r/>
             <w:r>
               <w:rPr>
-                <w:b w:val="0"/>
-                <w:sz w:val="20"/>
+                <w:sz w:val="18"/>
               </w:rPr>
-              <w:t>⏳ Pendiente</w:t>
+              <w:t>✅ Hecho</w:t>
             </w:r>
           </w:p>
         </w:tc>
@@ -5667,55 +3561,40 @@
       <w:tr>
         <w:tc>
           <w:tcPr>
-            <w:tcW w:type="dxa" w:w="4320"/>
+            <w:tcW w:type="dxa" w:w="2880"/>
           </w:tcPr>
           <w:p>
-            <w:pPr>
-              <w:jc w:val="left"/>
-            </w:pPr>
-            <w:r/>
             <w:r>
               <w:rPr>
-                <w:b w:val="0"/>
-                <w:sz w:val="20"/>
+                <w:sz w:val="18"/>
               </w:rPr>
-              <w:t>Análisis de resultados y documentación</w:t>
+              <w:t>Análisis de resultados</w:t>
             </w:r>
           </w:p>
         </w:tc>
         <w:tc>
           <w:tcPr>
-            <w:tcW w:type="dxa" w:w="2160"/>
+            <w:tcW w:type="dxa" w:w="2880"/>
           </w:tcPr>
           <w:p>
-            <w:pPr>
-              <w:jc w:val="left"/>
-            </w:pPr>
-            <w:r/>
             <w:r>
               <w:rPr>
-                <w:b w:val="0"/>
-                <w:sz w:val="20"/>
+                <w:sz w:val="18"/>
               </w:rPr>
-              <w:t>[fecha]</w:t>
+              <w:t>05/07/2026</w:t>
             </w:r>
           </w:p>
         </w:tc>
         <w:tc>
           <w:tcPr>
-            <w:tcW w:type="dxa" w:w="1440"/>
+            <w:tcW w:type="dxa" w:w="2880"/>
           </w:tcPr>
           <w:p>
-            <w:pPr>
-              <w:jc w:val="left"/>
-            </w:pPr>
-            <w:r/>
             <w:r>
               <w:rPr>
-                <w:b w:val="0"/>
-                <w:sz w:val="20"/>
+                <w:sz w:val="18"/>
               </w:rPr>
-              <w:t>⏳ Pendiente</w:t>
+              <w:t>✅ Hecho</w:t>
             </w:r>
           </w:p>
         </w:tc>
@@ -5723,55 +3602,40 @@
       <w:tr>
         <w:tc>
           <w:tcPr>
-            <w:tcW w:type="dxa" w:w="4320"/>
+            <w:tcW w:type="dxa" w:w="2880"/>
           </w:tcPr>
           <w:p>
-            <w:pPr>
-              <w:jc w:val="left"/>
-            </w:pPr>
-            <w:r/>
             <w:r>
               <w:rPr>
-                <w:b w:val="0"/>
-                <w:sz w:val="20"/>
+                <w:sz w:val="18"/>
               </w:rPr>
-              <w:t>Aplicación de mejoras a la app</w:t>
+              <w:t>Aplicación de mejoras al prototipo</w:t>
             </w:r>
           </w:p>
         </w:tc>
         <w:tc>
           <w:tcPr>
-            <w:tcW w:type="dxa" w:w="2160"/>
+            <w:tcW w:type="dxa" w:w="2880"/>
           </w:tcPr>
           <w:p>
-            <w:pPr>
-              <w:jc w:val="left"/>
-            </w:pPr>
-            <w:r/>
             <w:r>
               <w:rPr>
-                <w:b w:val="0"/>
-                <w:sz w:val="20"/>
+                <w:sz w:val="18"/>
               </w:rPr>
-              <w:t>[fecha]</w:t>
+              <w:t>06/07/2026</w:t>
             </w:r>
           </w:p>
         </w:tc>
         <w:tc>
           <w:tcPr>
-            <w:tcW w:type="dxa" w:w="1440"/>
+            <w:tcW w:type="dxa" w:w="2880"/>
           </w:tcPr>
           <w:p>
-            <w:pPr>
-              <w:jc w:val="left"/>
-            </w:pPr>
-            <w:r/>
             <w:r>
               <w:rPr>
-                <w:b w:val="0"/>
-                <w:sz w:val="20"/>
+                <w:sz w:val="18"/>
               </w:rPr>
-              <w:t>⏳ Pendiente</w:t>
+              <w:t>✅ Hecho</w:t>
             </w:r>
           </w:p>
         </w:tc>
@@ -5779,134 +3643,49 @@
       <w:tr>
         <w:tc>
           <w:tcPr>
-            <w:tcW w:type="dxa" w:w="4320"/>
+            <w:tcW w:type="dxa" w:w="2880"/>
           </w:tcPr>
           <w:p>
-            <w:pPr>
-              <w:jc w:val="left"/>
-            </w:pPr>
-            <w:r/>
             <w:r>
               <w:rPr>
-                <w:b w:val="0"/>
-                <w:sz w:val="20"/>
+                <w:sz w:val="18"/>
               </w:rPr>
-              <w:t>Verificación final de mejoras</w:t>
+              <w:t>Documentación final</w:t>
             </w:r>
           </w:p>
         </w:tc>
         <w:tc>
           <w:tcPr>
-            <w:tcW w:type="dxa" w:w="2160"/>
+            <w:tcW w:type="dxa" w:w="2880"/>
           </w:tcPr>
           <w:p>
-            <w:pPr>
-              <w:jc w:val="left"/>
-            </w:pPr>
-            <w:r/>
             <w:r>
               <w:rPr>
-                <w:b w:val="0"/>
-                <w:sz w:val="20"/>
+                <w:sz w:val="18"/>
               </w:rPr>
-              <w:t>[fecha]</w:t>
+              <w:t>06/07/2026</w:t>
             </w:r>
           </w:p>
         </w:tc>
         <w:tc>
           <w:tcPr>
-            <w:tcW w:type="dxa" w:w="1440"/>
+            <w:tcW w:type="dxa" w:w="2880"/>
           </w:tcPr>
           <w:p>
-            <w:pPr>
-              <w:jc w:val="left"/>
-            </w:pPr>
-            <w:r/>
             <w:r>
               <w:rPr>
-                <w:b w:val="0"/>
-                <w:sz w:val="20"/>
+                <w:sz w:val="18"/>
               </w:rPr>
-              <w:t>⏳ Pendiente</w:t>
-            </w:r>
-          </w:p>
-        </w:tc>
-      </w:tr>
-      <w:tr>
-        <w:tc>
-          <w:tcPr>
-            <w:tcW w:type="dxa" w:w="4320"/>
-          </w:tcPr>
-          <w:p>
-            <w:pPr>
-              <w:jc w:val="left"/>
-            </w:pPr>
-            <w:r/>
-            <w:r>
-              <w:rPr>
-                <w:b w:val="0"/>
-                <w:sz w:val="20"/>
-              </w:rPr>
-              <w:t>Entrega de documentación final</w:t>
-            </w:r>
-          </w:p>
-        </w:tc>
-        <w:tc>
-          <w:tcPr>
-            <w:tcW w:type="dxa" w:w="2160"/>
-          </w:tcPr>
-          <w:p>
-            <w:pPr>
-              <w:jc w:val="left"/>
-            </w:pPr>
-            <w:r/>
-            <w:r>
-              <w:rPr>
-                <w:b w:val="0"/>
-                <w:sz w:val="20"/>
-              </w:rPr>
-              <w:t>[fecha]</w:t>
-            </w:r>
-          </w:p>
-        </w:tc>
-        <w:tc>
-          <w:tcPr>
-            <w:tcW w:type="dxa" w:w="1440"/>
-          </w:tcPr>
-          <w:p>
-            <w:pPr>
-              <w:jc w:val="left"/>
-            </w:pPr>
-            <w:r/>
-            <w:r>
-              <w:rPr>
-                <w:b w:val="0"/>
-                <w:sz w:val="20"/>
-              </w:rPr>
-              <w:t>⏳ Pendiente</w:t>
+              <w:t>✅ Hecho</w:t>
             </w:r>
           </w:p>
         </w:tc>
       </w:tr>
     </w:tbl>
     <w:p/>
-    <w:p/>
-    <w:p>
-      <w:pPr>
-        <w:jc w:val="center"/>
-      </w:pPr>
-      <w:r>
-        <w:rPr>
-          <w:i/>
-          <w:color w:val="999999"/>
-          <w:sz w:val="20"/>
-        </w:rPr>
-        <w:t>— Fin del documento —</w:t>
-      </w:r>
-    </w:p>
     <w:sectPr>
       <w:pgSz w:w="12240" w:h="15840"/>
-      <w:pgMar w:top="1417" w:right="1417" w:bottom="1417" w:left="1417" w:header="720" w:footer="720" w:gutter="0"/>
+      <w:pgMar w:top="1440" w:right="1800" w:bottom="1440" w:left="1800" w:header="720" w:footer="720" w:gutter="0"/>
       <w:cols w:space="720"/>
       <w:docGrid w:linePitch="360"/>
     </w:sectPr>
@@ -6344,7 +4123,7 @@
       <w:rFonts w:asciiTheme="majorHAnsi" w:eastAsiaTheme="majorEastAsia" w:hAnsiTheme="majorHAnsi" w:cstheme="majorBidi"/>
       <w:b/>
       <w:bCs/>
-      <w:color w:val="365F91" w:themeColor="accent1" w:themeShade="BF"/>
+      <w:color w:val="1A1A2E"/>
       <w:sz w:val="28"/>
       <w:szCs w:val="28"/>
     </w:rPr>
@@ -6368,7 +4147,7 @@
       <w:rFonts w:asciiTheme="majorHAnsi" w:eastAsiaTheme="majorEastAsia" w:hAnsiTheme="majorHAnsi" w:cstheme="majorBidi"/>
       <w:b/>
       <w:bCs/>
-      <w:color w:val="4F81BD" w:themeColor="accent1"/>
+      <w:color w:val="1A1A2E"/>
       <w:sz w:val="26"/>
       <w:szCs w:val="26"/>
     </w:rPr>
@@ -6392,7 +4171,7 @@
       <w:rFonts w:asciiTheme="majorHAnsi" w:eastAsiaTheme="majorEastAsia" w:hAnsiTheme="majorHAnsi" w:cstheme="majorBidi"/>
       <w:b/>
       <w:bCs/>
-      <w:color w:val="4F81BD" w:themeColor="accent1"/>
+      <w:color w:val="1A1A2E"/>
     </w:rPr>
   </w:style>
   <w:style w:type="paragraph" w:styleId="Heading4">
